--- a/01. UML/01. ERS/ERS_MONSTER_G07.docx
+++ b/01. UML/01. ERS/ERS_MONSTER_G07.docx
@@ -1,6 +1,6 @@
 
 <file path=word/document.xml><?xml version="1.0" encoding="utf-8"?>
-<w:document xmlns:wpc="http://schemas.microsoft.com/office/word/2010/wordprocessingCanvas" xmlns:cx="http://schemas.microsoft.com/office/drawing/2014/chartex" xmlns:cx1="http://schemas.microsoft.com/office/drawing/2015/9/8/chartex" xmlns:cx2="http://schemas.microsoft.com/office/drawing/2015/10/21/chartex" xmlns:cx3="http://schemas.microsoft.com/office/drawing/2016/5/9/chartex" xmlns:cx4="http://schemas.microsoft.com/office/drawing/2016/5/10/chartex" xmlns:cx5="http://schemas.microsoft.com/office/drawing/2016/5/11/chartex" xmlns:cx6="http://schemas.microsoft.com/office/drawing/2016/5/12/chartex" xmlns:cx7="http://schemas.microsoft.com/office/drawing/2016/5/13/chartex" xmlns:cx8="http://schemas.microsoft.com/office/drawing/2016/5/14/chartex" xmlns:mc="http://schemas.openxmlformats.org/markup-compatibility/2006" xmlns:aink="http://schemas.microsoft.com/office/drawing/2016/ink" xmlns:am3d="http://schemas.microsoft.com/office/drawing/2017/model3d" xmlns:o="urn:schemas-microsoft-com:office:office" xmlns:oel="http://schemas.microsoft.com/office/2019/extlst" xmlns:r="http://schemas.openxmlformats.org/officeDocument/2006/relationships" xmlns:m="http://schemas.openxmlformats.org/officeDocument/2006/math" xmlns:v="urn:schemas-microsoft-com:vml" xmlns:wp14="http://schemas.microsoft.com/office/word/2010/wordprocessingDrawing" xmlns:wp="http://schemas.openxmlformats.org/drawingml/2006/wordprocessingDrawing" xmlns:w10="urn:schemas-microsoft-com:office:word" xmlns:w="http://schemas.openxmlformats.org/wordprocessingml/2006/main" xmlns:w14="http://schemas.microsoft.com/office/word/2010/wordml" xmlns:w15="http://schemas.microsoft.com/office/word/2012/wordml" xmlns:w16cex="http://schemas.microsoft.com/office/word/2018/wordml/cex" xmlns:w16cid="http://schemas.microsoft.com/office/word/2016/wordml/cid" xmlns:w16="http://schemas.microsoft.com/office/word/2018/wordml" xmlns:w16sdtdh="http://schemas.microsoft.com/office/word/2020/wordml/sdtdatahash" xmlns:w16se="http://schemas.microsoft.com/office/word/2015/wordml/symex" xmlns:wpg="http://schemas.microsoft.com/office/word/2010/wordprocessingGroup" xmlns:wpi="http://schemas.microsoft.com/office/word/2010/wordprocessingInk" xmlns:wne="http://schemas.microsoft.com/office/word/2006/wordml" xmlns:wps="http://schemas.microsoft.com/office/word/2010/wordprocessingShape" mc:Ignorable="w14 w15 w16se w16cid w16 w16cex w16sdtdh wp14">
+<w:document xmlns:wpc="http://schemas.microsoft.com/office/word/2010/wordprocessingCanvas" xmlns:cx="http://schemas.microsoft.com/office/drawing/2014/chartex" xmlns:mc="http://schemas.openxmlformats.org/markup-compatibility/2006" xmlns:o="urn:schemas-microsoft-com:office:office" xmlns:r="http://schemas.openxmlformats.org/officeDocument/2006/relationships" xmlns:m="http://schemas.openxmlformats.org/officeDocument/2006/math" xmlns:v="urn:schemas-microsoft-com:vml" xmlns:wp14="http://schemas.microsoft.com/office/word/2010/wordprocessingDrawing" xmlns:wp="http://schemas.openxmlformats.org/drawingml/2006/wordprocessingDrawing" xmlns:w10="urn:schemas-microsoft-com:office:word" xmlns:w="http://schemas.openxmlformats.org/wordprocessingml/2006/main" xmlns:w14="http://schemas.microsoft.com/office/word/2010/wordml" xmlns:w15="http://schemas.microsoft.com/office/word/2012/wordml" xmlns:w16se="http://schemas.microsoft.com/office/word/2015/wordml/symex" xmlns:wpg="http://schemas.microsoft.com/office/word/2010/wordprocessingGroup" xmlns:wpi="http://schemas.microsoft.com/office/word/2010/wordprocessingInk" xmlns:wne="http://schemas.microsoft.com/office/word/2006/wordml" xmlns:wps="http://schemas.microsoft.com/office/word/2010/wordprocessingShape" mc:Ignorable="w14 w15 w16se wp14">
   <w:body>
     <w:p>
       <w:pPr>
@@ -23,11 +23,10 @@
           <w:docGrid w:linePitch="360"/>
         </w:sectPr>
       </w:pPr>
-      <w:bookmarkStart w:id="0" w:name="_Toc83812174"/>
       <w:r>
         <w:rPr>
           <w:noProof/>
-          <w:lang w:val="es-EC" w:eastAsia="es-EC"/>
+          <w:lang w:val="en-US"/>
         </w:rPr>
         <mc:AlternateContent>
           <mc:Choice Requires="wps">
@@ -119,14 +118,7 @@
                                 <w:sz w:val="44"/>
                                 <w:szCs w:val="44"/>
                               </w:rPr>
-                              <w:t xml:space="preserve">SISTEMA DE </w:t>
-                            </w:r>
-                            <w:r>
-                              <w:rPr>
-                                <w:sz w:val="44"/>
-                                <w:szCs w:val="44"/>
-                              </w:rPr>
-                              <w:t>SERVICIO DE MANTENIMIENTO DE VEHÍCULOS MONSTER</w:t>
+                              <w:t>SISTEMA DE GESTIÓN DE PROYECTOS MONSTER</w:t>
                             </w:r>
                           </w:p>
                           <w:p>
@@ -159,34 +151,7 @@
                               <w:jc w:val="center"/>
                             </w:pPr>
                             <w:r>
-                              <w:t>XXX</w:t>
-                            </w:r>
-                          </w:p>
-                          <w:p>
-                            <w:pPr>
-                              <w:spacing w:before="0"/>
-                              <w:jc w:val="center"/>
-                            </w:pPr>
-                            <w:r>
-                              <w:t>YYY</w:t>
-                            </w:r>
-                          </w:p>
-                          <w:p>
-                            <w:pPr>
-                              <w:spacing w:before="0"/>
-                              <w:jc w:val="center"/>
-                            </w:pPr>
-                            <w:r>
-                              <w:t>ZZZ</w:t>
-                            </w:r>
-                          </w:p>
-                          <w:p>
-                            <w:pPr>
-                              <w:spacing w:before="0"/>
-                              <w:jc w:val="center"/>
-                            </w:pPr>
-                            <w:r>
-                              <w:t>WWW</w:t>
+                              <w:t>PILATASIG QUINALUISA DAVID ARIEL</w:t>
                             </w:r>
                           </w:p>
                           <w:p>
@@ -233,13 +198,8 @@
                             <w:pPr>
                               <w:jc w:val="center"/>
                             </w:pPr>
-                            <w:proofErr w:type="gramStart"/>
                             <w:r>
-                              <w:t>MIS.MDU.CCNA.CCIA</w:t>
-                            </w:r>
-                            <w:proofErr w:type="gramEnd"/>
-                            <w:r>
-                              <w:t>.</w:t>
+                              <w:t>MIS.MDU.CCNA.CCIA.</w:t>
                             </w:r>
                           </w:p>
                           <w:p>
@@ -342,7 +302,7 @@
                                 <w:szCs w:val="28"/>
                                 <w:lang w:eastAsia="es-EC"/>
                               </w:rPr>
-                              <w:t>08/11/2022</w:t>
+                              <w:t>07/05/2026</w:t>
                             </w:r>
                             <w:r>
                               <w:rPr>
@@ -378,7 +338,8 @@
           </mc:Choice>
           <mc:Fallback>
             <w:pict>
-              <v:rect w14:anchorId="2648791E" id="Rectángulo 1" o:spid="_x0000_s1026" style="position:absolute;left:0;text-align:left;margin-left:13.35pt;margin-top:208.1pt;width:416.25pt;height:441.6pt;z-index:251665408;visibility:visible;mso-wrap-style:square;mso-width-percent:0;mso-height-percent:0;mso-wrap-distance-left:9pt;mso-wrap-distance-top:0;mso-wrap-distance-right:9pt;mso-wrap-distance-bottom:0;mso-position-horizontal:absolute;mso-position-horizontal-relative:margin;mso-position-vertical:absolute;mso-position-vertical-relative:text;mso-width-percent:0;mso-height-percent:0;mso-width-relative:page;mso-height-relative:margin;v-text-anchor:middle" o:gfxdata="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" filled="f" stroked="f" strokeweight="2pt">
+              <v:rect w14:anchorId="2648791E" id="Rectángulo 1" o:spid="_x0000_s1026" style="position:absolute;left:0;text-align:left;margin-left:13.35pt;margin-top:208.1pt;width:416.25pt;height:441.6pt;z-index:251665408;visibility:visible;mso-wrap-style:square;mso-width-percent:0;mso-height-percent:0;mso-wrap-distance-left:9pt;mso-wrap-distance-top:0;mso-wrap-distance-right:9pt;mso-wrap-distance-bottom:0;mso-position-horizontal:absolute;mso-position-horizontal-relative:margin;mso-position-vertical:absolute;mso-position-vertical-relative:text;mso-width-percent:0;mso-height-percent:0;mso-width-relative:page;mso-height-relative:margin;v-text-anchor:middle" o:gfxdata="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" filled="f" stroked="f" strokeweight="2pt">
+                <v:path arrowok="t"/>
                 <v:textbox>
                   <w:txbxContent>
                     <w:p>
@@ -430,14 +391,7 @@
                           <w:sz w:val="44"/>
                           <w:szCs w:val="44"/>
                         </w:rPr>
-                        <w:t xml:space="preserve">SISTEMA DE </w:t>
-                      </w:r>
-                      <w:r>
-                        <w:rPr>
-                          <w:sz w:val="44"/>
-                          <w:szCs w:val="44"/>
-                        </w:rPr>
-                        <w:t>SERVICIO DE MANTENIMIENTO DE VEHÍCULOS MONSTER</w:t>
+                        <w:t>SISTEMA DE GESTIÓN DE PROYECTOS MONSTER</w:t>
                       </w:r>
                     </w:p>
                     <w:p>
@@ -470,34 +424,7 @@
                         <w:jc w:val="center"/>
                       </w:pPr>
                       <w:r>
-                        <w:t>XXX</w:t>
-                      </w:r>
-                    </w:p>
-                    <w:p>
-                      <w:pPr>
-                        <w:spacing w:before="0"/>
-                        <w:jc w:val="center"/>
-                      </w:pPr>
-                      <w:r>
-                        <w:t>YYY</w:t>
-                      </w:r>
-                    </w:p>
-                    <w:p>
-                      <w:pPr>
-                        <w:spacing w:before="0"/>
-                        <w:jc w:val="center"/>
-                      </w:pPr>
-                      <w:r>
-                        <w:t>ZZZ</w:t>
-                      </w:r>
-                    </w:p>
-                    <w:p>
-                      <w:pPr>
-                        <w:spacing w:before="0"/>
-                        <w:jc w:val="center"/>
-                      </w:pPr>
-                      <w:r>
-                        <w:t>WWW</w:t>
+                        <w:t>PILATASIG QUINALUISA DAVID ARIEL</w:t>
                       </w:r>
                     </w:p>
                     <w:p>
@@ -544,13 +471,8 @@
                       <w:pPr>
                         <w:jc w:val="center"/>
                       </w:pPr>
-                      <w:proofErr w:type="gramStart"/>
                       <w:r>
-                        <w:t>MIS.MDU.CCNA.CCIA</w:t>
-                      </w:r>
-                      <w:proofErr w:type="gramEnd"/>
-                      <w:r>
-                        <w:t>.</w:t>
+                        <w:t>MIS.MDU.CCNA.CCIA.</w:t>
                       </w:r>
                     </w:p>
                     <w:p>
@@ -653,7 +575,7 @@
                           <w:szCs w:val="28"/>
                           <w:lang w:eastAsia="es-EC"/>
                         </w:rPr>
-                        <w:t>08/11/2022</w:t>
+                        <w:t>07/05/2026</w:t>
                       </w:r>
                       <w:r>
                         <w:rPr>
@@ -678,7 +600,7 @@
       <w:r>
         <w:rPr>
           <w:noProof/>
-          <w:lang w:val="es-EC" w:eastAsia="es-EC"/>
+          <w:lang w:val="en-US"/>
         </w:rPr>
         <w:drawing>
           <wp:anchor distT="0" distB="0" distL="114300" distR="114300" simplePos="0" relativeHeight="251666432" behindDoc="0" locked="0" layoutInCell="1" allowOverlap="1" wp14:anchorId="58805753" wp14:editId="4EA2FB3F">
@@ -759,7 +681,7 @@
       <w:r>
         <w:rPr>
           <w:noProof/>
-          <w:lang w:val="es-EC" w:eastAsia="es-EC"/>
+          <w:lang w:val="en-US"/>
         </w:rPr>
         <mc:AlternateContent>
           <mc:Choice Requires="wpg">
@@ -4160,7 +4082,7 @@
           </mc:Choice>
           <mc:Fallback>
             <w:pict>
-              <v:group w14:anchorId="5D8D6F89" id="Grupo 2" o:spid="_x0000_s1027" style="position:absolute;left:0;text-align:left;margin-left:78.6pt;margin-top:71.4pt;width:167.95pt;height:698.4pt;z-index:-251652096;mso-position-horizontal-relative:page;mso-position-vertical-relative:page" coordsize="21336,91257" o:gfxdata="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">
+              <v:group w14:anchorId="5D8D6F89" id="Grupo 2" o:spid="_x0000_s1027" style="position:absolute;left:0;text-align:left;margin-left:78.6pt;margin-top:71.4pt;width:167.95pt;height:698.4pt;z-index:-251652096;mso-position-horizontal-relative:page;mso-position-vertical-relative:page" coordsize="21336,91257" o:gfxdata="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">
                 <v:rect id="Rectángulo 3" o:spid="_x0000_s1028" style="position:absolute;width:1945;height:91257;visibility:visible;mso-wrap-style:square;v-text-anchor:middle" o:gfxdata="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" fillcolor="#1f497d [3215]" stroked="f" strokeweight="2pt"/>
                 <v:shapetype id="_x0000_t15" coordsize="21600,21600" o:spt="15" adj="16200" path="m@0,l,,,21600@0,21600,21600,10800xe">
                   <v:stroke joinstyle="miter"/>
@@ -4195,7 +4117,6 @@
                             <w:calendar w:val="gregorian"/>
                           </w:date>
                         </w:sdtPr>
-                        <w:sdtEndPr/>
                         <w:sdtContent>
                           <w:p>
                             <w:pPr>
@@ -4331,30 +4252,16 @@
       <w:pPr>
         <w:pStyle w:val="Ttulo1"/>
       </w:pPr>
+      <w:bookmarkStart w:id="0" w:name="_Toc229081451"/>
       <w:r>
         <w:lastRenderedPageBreak/>
         <w:t xml:space="preserve">ESPECIFICACIÓN DE </w:t>
       </w:r>
       <w:r>
-        <w:t>REQUERIMIENTOS DEL</w:t>
-      </w:r>
-      <w:r>
-        <w:t xml:space="preserve"> TALLER DE</w:t>
-      </w:r>
-      <w:r>
-        <w:t xml:space="preserve"> </w:t>
-      </w:r>
-      <w:r>
-        <w:t>MANTENIMIENTO</w:t>
-      </w:r>
-      <w:r>
-        <w:t xml:space="preserve"> DE</w:t>
-      </w:r>
-      <w:r>
-        <w:t xml:space="preserve"> VEHÍCULOS MO</w:t>
-      </w:r>
-      <w:r>
-        <w:t>NSTER</w:t>
+        <w:t>REQUERIMIENTOS DE</w:t>
+      </w:r>
+      <w:r>
+        <w:t>L SISTEMA DE GESTIÓN DE PROYECTOS MONSTER</w:t>
       </w:r>
       <w:bookmarkEnd w:id="0"/>
     </w:p>
@@ -4382,7 +4289,7 @@
               <w:rFonts w:asciiTheme="minorHAnsi" w:eastAsiaTheme="minorEastAsia" w:hAnsiTheme="minorHAnsi" w:cstheme="minorBidi"/>
               <w:noProof/>
               <w:sz w:val="22"/>
-              <w:lang w:val="es-US" w:eastAsia="es-US"/>
+              <w:lang w:val="en-US"/>
             </w:rPr>
           </w:pPr>
           <w:r>
@@ -4394,13 +4301,13 @@
           <w:r>
             <w:fldChar w:fldCharType="separate"/>
           </w:r>
-          <w:hyperlink w:anchor="_Toc83812174" w:history="1">
+          <w:hyperlink w:anchor="_Toc229081451" w:history="1">
             <w:r>
               <w:rPr>
                 <w:rStyle w:val="Hipervnculo"/>
                 <w:noProof/>
               </w:rPr>
-              <w:t>ESPECIFICACIÓN DE REQUERIMIENTOS DEL TALLER DE MANTENIMIENTO DE VEHÍCULOS MONSTER</w:t>
+              <w:t>ESPECIFICACIÓN DE REQUERIMIENTOS DEL SISTEMA DE GESTIÓN DE PROYECTOS MONSTER</w:t>
             </w:r>
             <w:r>
               <w:rPr>
@@ -4421,7 +4328,7 @@
                 <w:noProof/>
                 <w:webHidden/>
               </w:rPr>
-              <w:instrText xml:space="preserve"> PAGEREF _Toc83812174 \h </w:instrText>
+              <w:instrText xml:space="preserve"> PAGEREF _Toc229081451 \h </w:instrText>
             </w:r>
             <w:r>
               <w:rPr>
@@ -4463,10 +4370,10 @@
               <w:rFonts w:asciiTheme="minorHAnsi" w:eastAsiaTheme="minorEastAsia" w:hAnsiTheme="minorHAnsi" w:cstheme="minorBidi"/>
               <w:noProof/>
               <w:sz w:val="22"/>
-              <w:lang w:val="es-US" w:eastAsia="es-US"/>
+              <w:lang w:val="en-US"/>
             </w:rPr>
           </w:pPr>
-          <w:hyperlink w:anchor="_Toc83812175" w:history="1">
+          <w:hyperlink w:anchor="_Toc229081452" w:history="1">
             <w:r>
               <w:rPr>
                 <w:rStyle w:val="Hipervnculo"/>
@@ -4479,7 +4386,7 @@
                 <w:rFonts w:asciiTheme="minorHAnsi" w:eastAsiaTheme="minorEastAsia" w:hAnsiTheme="minorHAnsi" w:cstheme="minorBidi"/>
                 <w:noProof/>
                 <w:sz w:val="22"/>
-                <w:lang w:val="es-US" w:eastAsia="es-US"/>
+                <w:lang w:val="en-US"/>
               </w:rPr>
               <w:tab/>
             </w:r>
@@ -4509,7 +4416,7 @@
                 <w:noProof/>
                 <w:webHidden/>
               </w:rPr>
-              <w:instrText xml:space="preserve"> PAGEREF _Toc83812175 \h </w:instrText>
+              <w:instrText xml:space="preserve"> PAGEREF _Toc229081452 \h </w:instrText>
             </w:r>
             <w:r>
               <w:rPr>
@@ -4551,10 +4458,10 @@
               <w:rFonts w:asciiTheme="minorHAnsi" w:eastAsiaTheme="minorEastAsia" w:hAnsiTheme="minorHAnsi" w:cstheme="minorBidi"/>
               <w:noProof/>
               <w:sz w:val="22"/>
-              <w:lang w:val="es-US" w:eastAsia="es-US"/>
+              <w:lang w:val="en-US"/>
             </w:rPr>
           </w:pPr>
-          <w:hyperlink w:anchor="_Toc83812176" w:history="1">
+          <w:hyperlink w:anchor="_Toc229081453" w:history="1">
             <w:r>
               <w:rPr>
                 <w:rStyle w:val="Hipervnculo"/>
@@ -4567,7 +4474,7 @@
                 <w:rFonts w:asciiTheme="minorHAnsi" w:eastAsiaTheme="minorEastAsia" w:hAnsiTheme="minorHAnsi" w:cstheme="minorBidi"/>
                 <w:noProof/>
                 <w:sz w:val="22"/>
-                <w:lang w:val="es-US" w:eastAsia="es-US"/>
+                <w:lang w:val="en-US"/>
               </w:rPr>
               <w:tab/>
             </w:r>
@@ -4597,7 +4504,7 @@
                 <w:noProof/>
                 <w:webHidden/>
               </w:rPr>
-              <w:instrText xml:space="preserve"> PAGEREF _Toc83812176 \h </w:instrText>
+              <w:instrText xml:space="preserve"> PAGEREF _Toc229081453 \h </w:instrText>
             </w:r>
             <w:r>
               <w:rPr>
@@ -4639,10 +4546,10 @@
               <w:rFonts w:asciiTheme="minorHAnsi" w:eastAsiaTheme="minorEastAsia" w:hAnsiTheme="minorHAnsi" w:cstheme="minorBidi"/>
               <w:noProof/>
               <w:sz w:val="22"/>
-              <w:lang w:val="es-US" w:eastAsia="es-US"/>
+              <w:lang w:val="en-US"/>
             </w:rPr>
           </w:pPr>
-          <w:hyperlink w:anchor="_Toc83812177" w:history="1">
+          <w:hyperlink w:anchor="_Toc229081454" w:history="1">
             <w:r>
               <w:rPr>
                 <w:rStyle w:val="Hipervnculo"/>
@@ -4655,7 +4562,7 @@
                 <w:rFonts w:asciiTheme="minorHAnsi" w:eastAsiaTheme="minorEastAsia" w:hAnsiTheme="minorHAnsi" w:cstheme="minorBidi"/>
                 <w:noProof/>
                 <w:sz w:val="22"/>
-                <w:lang w:val="es-US" w:eastAsia="es-US"/>
+                <w:lang w:val="en-US"/>
               </w:rPr>
               <w:tab/>
             </w:r>
@@ -4685,7 +4592,7 @@
                 <w:noProof/>
                 <w:webHidden/>
               </w:rPr>
-              <w:instrText xml:space="preserve"> PAGEREF _Toc83812177 \h </w:instrText>
+              <w:instrText xml:space="preserve"> PAGEREF _Toc229081454 \h </w:instrText>
             </w:r>
             <w:r>
               <w:rPr>
@@ -4726,10 +4633,10 @@
               <w:rFonts w:asciiTheme="minorHAnsi" w:eastAsiaTheme="minorEastAsia" w:hAnsiTheme="minorHAnsi" w:cstheme="minorBidi"/>
               <w:noProof/>
               <w:sz w:val="22"/>
-              <w:lang w:val="es-US" w:eastAsia="es-US"/>
+              <w:lang w:val="en-US"/>
             </w:rPr>
           </w:pPr>
-          <w:hyperlink w:anchor="_Toc83812178" w:history="1">
+          <w:hyperlink w:anchor="_Toc229081455" w:history="1">
             <w:r>
               <w:rPr>
                 <w:rStyle w:val="Hipervnculo"/>
@@ -4756,7 +4663,7 @@
                 <w:noProof/>
                 <w:webHidden/>
               </w:rPr>
-              <w:instrText xml:space="preserve"> PAGEREF _Toc83812178 \h </w:instrText>
+              <w:instrText xml:space="preserve"> PAGEREF _Toc229081455 \h </w:instrText>
             </w:r>
             <w:r>
               <w:rPr>
@@ -4797,10 +4704,10 @@
               <w:rFonts w:asciiTheme="minorHAnsi" w:eastAsiaTheme="minorEastAsia" w:hAnsiTheme="minorHAnsi" w:cstheme="minorBidi"/>
               <w:noProof/>
               <w:sz w:val="22"/>
-              <w:lang w:val="es-US" w:eastAsia="es-US"/>
+              <w:lang w:val="en-US"/>
             </w:rPr>
           </w:pPr>
-          <w:hyperlink w:anchor="_Toc83812179" w:history="1">
+          <w:hyperlink w:anchor="_Toc229081456" w:history="1">
             <w:r>
               <w:rPr>
                 <w:rStyle w:val="Hipervnculo"/>
@@ -4827,7 +4734,7 @@
                 <w:noProof/>
                 <w:webHidden/>
               </w:rPr>
-              <w:instrText xml:space="preserve"> PAGEREF _Toc83812179 \h </w:instrText>
+              <w:instrText xml:space="preserve"> PAGEREF _Toc229081456 \h </w:instrText>
             </w:r>
             <w:r>
               <w:rPr>
@@ -4868,10 +4775,10 @@
               <w:rFonts w:asciiTheme="minorHAnsi" w:eastAsiaTheme="minorEastAsia" w:hAnsiTheme="minorHAnsi" w:cstheme="minorBidi"/>
               <w:noProof/>
               <w:sz w:val="22"/>
-              <w:lang w:val="es-US" w:eastAsia="es-US"/>
+              <w:lang w:val="en-US"/>
             </w:rPr>
           </w:pPr>
-          <w:hyperlink w:anchor="_Toc83812180" w:history="1">
+          <w:hyperlink w:anchor="_Toc229081457" w:history="1">
             <w:r>
               <w:rPr>
                 <w:rStyle w:val="Hipervnculo"/>
@@ -4898,7 +4805,7 @@
                 <w:noProof/>
                 <w:webHidden/>
               </w:rPr>
-              <w:instrText xml:space="preserve"> PAGEREF _Toc83812180 \h </w:instrText>
+              <w:instrText xml:space="preserve"> PAGEREF _Toc229081457 \h </w:instrText>
             </w:r>
             <w:r>
               <w:rPr>
@@ -4940,10 +4847,10 @@
               <w:rFonts w:asciiTheme="minorHAnsi" w:eastAsiaTheme="minorEastAsia" w:hAnsiTheme="minorHAnsi" w:cstheme="minorBidi"/>
               <w:noProof/>
               <w:sz w:val="22"/>
-              <w:lang w:val="es-US" w:eastAsia="es-US"/>
+              <w:lang w:val="en-US"/>
             </w:rPr>
           </w:pPr>
-          <w:hyperlink w:anchor="_Toc83812181" w:history="1">
+          <w:hyperlink w:anchor="_Toc229081458" w:history="1">
             <w:r>
               <w:rPr>
                 <w:rStyle w:val="Hipervnculo"/>
@@ -4956,7 +4863,7 @@
                 <w:rFonts w:asciiTheme="minorHAnsi" w:eastAsiaTheme="minorEastAsia" w:hAnsiTheme="minorHAnsi" w:cstheme="minorBidi"/>
                 <w:noProof/>
                 <w:sz w:val="22"/>
-                <w:lang w:val="es-US" w:eastAsia="es-US"/>
+                <w:lang w:val="en-US"/>
               </w:rPr>
               <w:tab/>
             </w:r>
@@ -4986,7 +4893,7 @@
                 <w:noProof/>
                 <w:webHidden/>
               </w:rPr>
-              <w:instrText xml:space="preserve"> PAGEREF _Toc83812181 \h </w:instrText>
+              <w:instrText xml:space="preserve"> PAGEREF _Toc229081458 \h </w:instrText>
             </w:r>
             <w:r>
               <w:rPr>
@@ -5006,7 +4913,7 @@
                 <w:noProof/>
                 <w:webHidden/>
               </w:rPr>
-              <w:t>9</w:t>
+              <w:t>10</w:t>
             </w:r>
             <w:r>
               <w:rPr>
@@ -5028,10 +4935,10 @@
               <w:rFonts w:asciiTheme="minorHAnsi" w:eastAsiaTheme="minorEastAsia" w:hAnsiTheme="minorHAnsi" w:cstheme="minorBidi"/>
               <w:noProof/>
               <w:sz w:val="22"/>
-              <w:lang w:val="es-US" w:eastAsia="es-US"/>
+              <w:lang w:val="en-US"/>
             </w:rPr>
           </w:pPr>
-          <w:hyperlink w:anchor="_Toc83812182" w:history="1">
+          <w:hyperlink w:anchor="_Toc229081459" w:history="1">
             <w:r>
               <w:rPr>
                 <w:rStyle w:val="Hipervnculo"/>
@@ -5044,7 +4951,7 @@
                 <w:rFonts w:asciiTheme="minorHAnsi" w:eastAsiaTheme="minorEastAsia" w:hAnsiTheme="minorHAnsi" w:cstheme="minorBidi"/>
                 <w:noProof/>
                 <w:sz w:val="22"/>
-                <w:lang w:val="es-US" w:eastAsia="es-US"/>
+                <w:lang w:val="en-US"/>
               </w:rPr>
               <w:tab/>
             </w:r>
@@ -5074,7 +4981,7 @@
                 <w:noProof/>
                 <w:webHidden/>
               </w:rPr>
-              <w:instrText xml:space="preserve"> PAGEREF _Toc83812182 \h </w:instrText>
+              <w:instrText xml:space="preserve"> PAGEREF _Toc229081459 \h </w:instrText>
             </w:r>
             <w:r>
               <w:rPr>
@@ -5116,10 +5023,10 @@
               <w:rFonts w:asciiTheme="minorHAnsi" w:eastAsiaTheme="minorEastAsia" w:hAnsiTheme="minorHAnsi" w:cstheme="minorBidi"/>
               <w:noProof/>
               <w:sz w:val="22"/>
-              <w:lang w:val="es-US" w:eastAsia="es-US"/>
+              <w:lang w:val="en-US"/>
             </w:rPr>
           </w:pPr>
-          <w:hyperlink w:anchor="_Toc83812183" w:history="1">
+          <w:hyperlink w:anchor="_Toc229081460" w:history="1">
             <w:r>
               <w:rPr>
                 <w:rStyle w:val="Hipervnculo"/>
@@ -5132,7 +5039,7 @@
                 <w:rFonts w:asciiTheme="minorHAnsi" w:eastAsiaTheme="minorEastAsia" w:hAnsiTheme="minorHAnsi" w:cstheme="minorBidi"/>
                 <w:noProof/>
                 <w:sz w:val="22"/>
-                <w:lang w:val="es-US" w:eastAsia="es-US"/>
+                <w:lang w:val="en-US"/>
               </w:rPr>
               <w:tab/>
             </w:r>
@@ -5162,7 +5069,7 @@
                 <w:noProof/>
                 <w:webHidden/>
               </w:rPr>
-              <w:instrText xml:space="preserve"> PAGEREF _Toc83812183 \h </w:instrText>
+              <w:instrText xml:space="preserve"> PAGEREF _Toc229081460 \h </w:instrText>
             </w:r>
             <w:r>
               <w:rPr>
@@ -5203,10 +5110,10 @@
               <w:rFonts w:asciiTheme="minorHAnsi" w:eastAsiaTheme="minorEastAsia" w:hAnsiTheme="minorHAnsi" w:cstheme="minorBidi"/>
               <w:noProof/>
               <w:sz w:val="22"/>
-              <w:lang w:val="es-US" w:eastAsia="es-US"/>
+              <w:lang w:val="en-US"/>
             </w:rPr>
           </w:pPr>
-          <w:hyperlink w:anchor="_Toc83812184" w:history="1">
+          <w:hyperlink w:anchor="_Toc229081461" w:history="1">
             <w:r>
               <w:rPr>
                 <w:rStyle w:val="Hipervnculo"/>
@@ -5233,7 +5140,7 @@
                 <w:noProof/>
                 <w:webHidden/>
               </w:rPr>
-              <w:instrText xml:space="preserve"> PAGEREF _Toc83812184 \h </w:instrText>
+              <w:instrText xml:space="preserve"> PAGEREF _Toc229081461 \h </w:instrText>
             </w:r>
             <w:r>
               <w:rPr>
@@ -5274,10 +5181,10 @@
               <w:rFonts w:asciiTheme="minorHAnsi" w:eastAsiaTheme="minorEastAsia" w:hAnsiTheme="minorHAnsi" w:cstheme="minorBidi"/>
               <w:noProof/>
               <w:sz w:val="22"/>
-              <w:lang w:val="es-US" w:eastAsia="es-US"/>
+              <w:lang w:val="en-US"/>
             </w:rPr>
           </w:pPr>
-          <w:hyperlink w:anchor="_Toc83812185" w:history="1">
+          <w:hyperlink w:anchor="_Toc229081462" w:history="1">
             <w:r>
               <w:rPr>
                 <w:rStyle w:val="Hipervnculo"/>
@@ -5304,7 +5211,7 @@
                 <w:noProof/>
                 <w:webHidden/>
               </w:rPr>
-              <w:instrText xml:space="preserve"> PAGEREF _Toc83812185 \h </w:instrText>
+              <w:instrText xml:space="preserve"> PAGEREF _Toc229081462 \h </w:instrText>
             </w:r>
             <w:r>
               <w:rPr>
@@ -5345,10 +5252,10 @@
               <w:rFonts w:asciiTheme="minorHAnsi" w:eastAsiaTheme="minorEastAsia" w:hAnsiTheme="minorHAnsi" w:cstheme="minorBidi"/>
               <w:noProof/>
               <w:sz w:val="22"/>
-              <w:lang w:val="es-US" w:eastAsia="es-US"/>
+              <w:lang w:val="en-US"/>
             </w:rPr>
           </w:pPr>
-          <w:hyperlink w:anchor="_Toc83812186" w:history="1">
+          <w:hyperlink w:anchor="_Toc229081463" w:history="1">
             <w:r>
               <w:rPr>
                 <w:rStyle w:val="Hipervnculo"/>
@@ -5375,7 +5282,7 @@
                 <w:noProof/>
                 <w:webHidden/>
               </w:rPr>
-              <w:instrText xml:space="preserve"> PAGEREF _Toc83812186 \h </w:instrText>
+              <w:instrText xml:space="preserve"> PAGEREF _Toc229081463 \h </w:instrText>
             </w:r>
             <w:r>
               <w:rPr>
@@ -5395,7 +5302,7 @@
                 <w:noProof/>
                 <w:webHidden/>
               </w:rPr>
-              <w:t>11</w:t>
+              <w:t>12</w:t>
             </w:r>
             <w:r>
               <w:rPr>
@@ -5416,10 +5323,10 @@
               <w:rFonts w:asciiTheme="minorHAnsi" w:eastAsiaTheme="minorEastAsia" w:hAnsiTheme="minorHAnsi" w:cstheme="minorBidi"/>
               <w:noProof/>
               <w:sz w:val="22"/>
-              <w:lang w:val="es-US" w:eastAsia="es-US"/>
+              <w:lang w:val="en-US"/>
             </w:rPr>
           </w:pPr>
-          <w:hyperlink w:anchor="_Toc83812187" w:history="1">
+          <w:hyperlink w:anchor="_Toc229081464" w:history="1">
             <w:r>
               <w:rPr>
                 <w:rStyle w:val="Hipervnculo"/>
@@ -5446,7 +5353,7 @@
                 <w:noProof/>
                 <w:webHidden/>
               </w:rPr>
-              <w:instrText xml:space="preserve"> PAGEREF _Toc83812187 \h </w:instrText>
+              <w:instrText xml:space="preserve"> PAGEREF _Toc229081464 \h </w:instrText>
             </w:r>
             <w:r>
               <w:rPr>
@@ -5487,10 +5394,10 @@
               <w:rFonts w:asciiTheme="minorHAnsi" w:eastAsiaTheme="minorEastAsia" w:hAnsiTheme="minorHAnsi" w:cstheme="minorBidi"/>
               <w:noProof/>
               <w:sz w:val="22"/>
-              <w:lang w:val="es-US" w:eastAsia="es-US"/>
+              <w:lang w:val="en-US"/>
             </w:rPr>
           </w:pPr>
-          <w:hyperlink w:anchor="_Toc83812188" w:history="1">
+          <w:hyperlink w:anchor="_Toc229081465" w:history="1">
             <w:r>
               <w:rPr>
                 <w:rStyle w:val="Hipervnculo"/>
@@ -5517,7 +5424,7 @@
                 <w:noProof/>
                 <w:webHidden/>
               </w:rPr>
-              <w:instrText xml:space="preserve"> PAGEREF _Toc83812188 \h </w:instrText>
+              <w:instrText xml:space="preserve"> PAGEREF _Toc229081465 \h </w:instrText>
             </w:r>
             <w:r>
               <w:rPr>
@@ -5558,10 +5465,10 @@
               <w:rFonts w:asciiTheme="minorHAnsi" w:eastAsiaTheme="minorEastAsia" w:hAnsiTheme="minorHAnsi" w:cstheme="minorBidi"/>
               <w:noProof/>
               <w:sz w:val="22"/>
-              <w:lang w:val="es-US" w:eastAsia="es-US"/>
+              <w:lang w:val="en-US"/>
             </w:rPr>
           </w:pPr>
-          <w:hyperlink w:anchor="_Toc83812189" w:history="1">
+          <w:hyperlink w:anchor="_Toc229081466" w:history="1">
             <w:r>
               <w:rPr>
                 <w:rStyle w:val="Hipervnculo"/>
@@ -5588,7 +5495,7 @@
                 <w:noProof/>
                 <w:webHidden/>
               </w:rPr>
-              <w:instrText xml:space="preserve"> PAGEREF _Toc83812189 \h </w:instrText>
+              <w:instrText xml:space="preserve"> PAGEREF _Toc229081466 \h </w:instrText>
             </w:r>
             <w:r>
               <w:rPr>
@@ -5608,7 +5515,7 @@
                 <w:noProof/>
                 <w:webHidden/>
               </w:rPr>
-              <w:t>13</w:t>
+              <w:t>14</w:t>
             </w:r>
             <w:r>
               <w:rPr>
@@ -5629,10 +5536,10 @@
               <w:rFonts w:asciiTheme="minorHAnsi" w:eastAsiaTheme="minorEastAsia" w:hAnsiTheme="minorHAnsi" w:cstheme="minorBidi"/>
               <w:noProof/>
               <w:sz w:val="22"/>
-              <w:lang w:val="es-US" w:eastAsia="es-US"/>
+              <w:lang w:val="en-US"/>
             </w:rPr>
           </w:pPr>
-          <w:hyperlink w:anchor="_Toc83812190" w:history="1">
+          <w:hyperlink w:anchor="_Toc229081467" w:history="1">
             <w:r>
               <w:rPr>
                 <w:rStyle w:val="Hipervnculo"/>
@@ -5659,7 +5566,7 @@
                 <w:noProof/>
                 <w:webHidden/>
               </w:rPr>
-              <w:instrText xml:space="preserve"> PAGEREF _Toc83812190 \h </w:instrText>
+              <w:instrText xml:space="preserve"> PAGEREF _Toc229081467 \h </w:instrText>
             </w:r>
             <w:r>
               <w:rPr>
@@ -5679,7 +5586,7 @@
                 <w:noProof/>
                 <w:webHidden/>
               </w:rPr>
-              <w:t>13</w:t>
+              <w:t>14</w:t>
             </w:r>
             <w:r>
               <w:rPr>
@@ -5701,10 +5608,10 @@
               <w:rFonts w:asciiTheme="minorHAnsi" w:eastAsiaTheme="minorEastAsia" w:hAnsiTheme="minorHAnsi" w:cstheme="minorBidi"/>
               <w:noProof/>
               <w:sz w:val="22"/>
-              <w:lang w:val="es-US" w:eastAsia="es-US"/>
+              <w:lang w:val="en-US"/>
             </w:rPr>
           </w:pPr>
-          <w:hyperlink w:anchor="_Toc83812191" w:history="1">
+          <w:hyperlink w:anchor="_Toc229081468" w:history="1">
             <w:r>
               <w:rPr>
                 <w:rStyle w:val="Hipervnculo"/>
@@ -5717,7 +5624,7 @@
                 <w:rFonts w:asciiTheme="minorHAnsi" w:eastAsiaTheme="minorEastAsia" w:hAnsiTheme="minorHAnsi" w:cstheme="minorBidi"/>
                 <w:noProof/>
                 <w:sz w:val="22"/>
-                <w:lang w:val="es-US" w:eastAsia="es-US"/>
+                <w:lang w:val="en-US"/>
               </w:rPr>
               <w:tab/>
             </w:r>
@@ -5747,7 +5654,7 @@
                 <w:noProof/>
                 <w:webHidden/>
               </w:rPr>
-              <w:instrText xml:space="preserve"> PAGEREF _Toc83812191 \h </w:instrText>
+              <w:instrText xml:space="preserve"> PAGEREF _Toc229081468 \h </w:instrText>
             </w:r>
             <w:r>
               <w:rPr>
@@ -5788,10 +5695,10 @@
               <w:rFonts w:asciiTheme="minorHAnsi" w:eastAsiaTheme="minorEastAsia" w:hAnsiTheme="minorHAnsi" w:cstheme="minorBidi"/>
               <w:noProof/>
               <w:sz w:val="22"/>
-              <w:lang w:val="es-US" w:eastAsia="es-US"/>
+              <w:lang w:val="en-US"/>
             </w:rPr>
           </w:pPr>
-          <w:hyperlink w:anchor="_Toc83812192" w:history="1">
+          <w:hyperlink w:anchor="_Toc229081469" w:history="1">
             <w:r>
               <w:rPr>
                 <w:rStyle w:val="Hipervnculo"/>
@@ -5818,7 +5725,7 @@
                 <w:noProof/>
                 <w:webHidden/>
               </w:rPr>
-              <w:instrText xml:space="preserve"> PAGEREF _Toc83812192 \h </w:instrText>
+              <w:instrText xml:space="preserve"> PAGEREF _Toc229081469 \h </w:instrText>
             </w:r>
             <w:r>
               <w:rPr>
@@ -5859,10 +5766,10 @@
               <w:rFonts w:asciiTheme="minorHAnsi" w:eastAsiaTheme="minorEastAsia" w:hAnsiTheme="minorHAnsi" w:cstheme="minorBidi"/>
               <w:noProof/>
               <w:sz w:val="22"/>
-              <w:lang w:val="es-US" w:eastAsia="es-US"/>
+              <w:lang w:val="en-US"/>
             </w:rPr>
           </w:pPr>
-          <w:hyperlink w:anchor="_Toc83812193" w:history="1">
+          <w:hyperlink w:anchor="_Toc229081470" w:history="1">
             <w:r>
               <w:rPr>
                 <w:rStyle w:val="Hipervnculo"/>
@@ -5889,7 +5796,7 @@
                 <w:noProof/>
                 <w:webHidden/>
               </w:rPr>
-              <w:instrText xml:space="preserve"> PAGEREF _Toc83812193 \h </w:instrText>
+              <w:instrText xml:space="preserve"> PAGEREF _Toc229081470 \h </w:instrText>
             </w:r>
             <w:r>
               <w:rPr>
@@ -5930,10 +5837,10 @@
               <w:rFonts w:asciiTheme="minorHAnsi" w:eastAsiaTheme="minorEastAsia" w:hAnsiTheme="minorHAnsi" w:cstheme="minorBidi"/>
               <w:noProof/>
               <w:sz w:val="22"/>
-              <w:lang w:val="es-US" w:eastAsia="es-US"/>
+              <w:lang w:val="en-US"/>
             </w:rPr>
           </w:pPr>
-          <w:hyperlink w:anchor="_Toc83812194" w:history="1">
+          <w:hyperlink w:anchor="_Toc229081471" w:history="1">
             <w:r>
               <w:rPr>
                 <w:rStyle w:val="Hipervnculo"/>
@@ -5960,7 +5867,7 @@
                 <w:noProof/>
                 <w:webHidden/>
               </w:rPr>
-              <w:instrText xml:space="preserve"> PAGEREF _Toc83812194 \h </w:instrText>
+              <w:instrText xml:space="preserve"> PAGEREF _Toc229081471 \h </w:instrText>
             </w:r>
             <w:r>
               <w:rPr>
@@ -6001,10 +5908,10 @@
               <w:rFonts w:asciiTheme="minorHAnsi" w:eastAsiaTheme="minorEastAsia" w:hAnsiTheme="minorHAnsi" w:cstheme="minorBidi"/>
               <w:noProof/>
               <w:sz w:val="22"/>
-              <w:lang w:val="es-US" w:eastAsia="es-US"/>
+              <w:lang w:val="en-US"/>
             </w:rPr>
           </w:pPr>
-          <w:hyperlink w:anchor="_Toc83812195" w:history="1">
+          <w:hyperlink w:anchor="_Toc229081472" w:history="1">
             <w:r>
               <w:rPr>
                 <w:rStyle w:val="Hipervnculo"/>
@@ -6031,7 +5938,7 @@
                 <w:noProof/>
                 <w:webHidden/>
               </w:rPr>
-              <w:instrText xml:space="preserve"> PAGEREF _Toc83812195 \h </w:instrText>
+              <w:instrText xml:space="preserve"> PAGEREF _Toc229081472 \h </w:instrText>
             </w:r>
             <w:r>
               <w:rPr>
@@ -6072,10 +5979,10 @@
               <w:rFonts w:asciiTheme="minorHAnsi" w:eastAsiaTheme="minorEastAsia" w:hAnsiTheme="minorHAnsi" w:cstheme="minorBidi"/>
               <w:noProof/>
               <w:sz w:val="22"/>
-              <w:lang w:val="es-US" w:eastAsia="es-US"/>
+              <w:lang w:val="en-US"/>
             </w:rPr>
           </w:pPr>
-          <w:hyperlink w:anchor="_Toc83812196" w:history="1">
+          <w:hyperlink w:anchor="_Toc229081473" w:history="1">
             <w:r>
               <w:rPr>
                 <w:rStyle w:val="Hipervnculo"/>
@@ -6102,7 +6009,7 @@
                 <w:noProof/>
                 <w:webHidden/>
               </w:rPr>
-              <w:instrText xml:space="preserve"> PAGEREF _Toc83812196 \h </w:instrText>
+              <w:instrText xml:space="preserve"> PAGEREF _Toc229081473 \h </w:instrText>
             </w:r>
             <w:r>
               <w:rPr>
@@ -6143,10 +6050,10 @@
               <w:rFonts w:asciiTheme="minorHAnsi" w:eastAsiaTheme="minorEastAsia" w:hAnsiTheme="minorHAnsi" w:cstheme="minorBidi"/>
               <w:noProof/>
               <w:sz w:val="22"/>
-              <w:lang w:val="es-US" w:eastAsia="es-US"/>
+              <w:lang w:val="en-US"/>
             </w:rPr>
           </w:pPr>
-          <w:hyperlink w:anchor="_Toc83812197" w:history="1">
+          <w:hyperlink w:anchor="_Toc229081474" w:history="1">
             <w:r>
               <w:rPr>
                 <w:rStyle w:val="Hipervnculo"/>
@@ -6173,7 +6080,7 @@
                 <w:noProof/>
                 <w:webHidden/>
               </w:rPr>
-              <w:instrText xml:space="preserve"> PAGEREF _Toc83812197 \h </w:instrText>
+              <w:instrText xml:space="preserve"> PAGEREF _Toc229081474 \h </w:instrText>
             </w:r>
             <w:r>
               <w:rPr>
@@ -6193,7 +6100,7 @@
                 <w:noProof/>
                 <w:webHidden/>
               </w:rPr>
-              <w:t>16</w:t>
+              <w:t>17</w:t>
             </w:r>
             <w:r>
               <w:rPr>
@@ -6214,10 +6121,10 @@
               <w:rFonts w:asciiTheme="minorHAnsi" w:eastAsiaTheme="minorEastAsia" w:hAnsiTheme="minorHAnsi" w:cstheme="minorBidi"/>
               <w:noProof/>
               <w:sz w:val="22"/>
-              <w:lang w:val="es-US" w:eastAsia="es-US"/>
+              <w:lang w:val="en-US"/>
             </w:rPr>
           </w:pPr>
-          <w:hyperlink w:anchor="_Toc83812198" w:history="1">
+          <w:hyperlink w:anchor="_Toc229081475" w:history="1">
             <w:r>
               <w:rPr>
                 <w:rStyle w:val="Hipervnculo"/>
@@ -6244,7 +6151,7 @@
                 <w:noProof/>
                 <w:webHidden/>
               </w:rPr>
-              <w:instrText xml:space="preserve"> PAGEREF _Toc83812198 \h </w:instrText>
+              <w:instrText xml:space="preserve"> PAGEREF _Toc229081475 \h </w:instrText>
             </w:r>
             <w:r>
               <w:rPr>
@@ -6264,7 +6171,7 @@
                 <w:noProof/>
                 <w:webHidden/>
               </w:rPr>
-              <w:t>16</w:t>
+              <w:t>17</w:t>
             </w:r>
             <w:r>
               <w:rPr>
@@ -6285,10 +6192,10 @@
               <w:rFonts w:asciiTheme="minorHAnsi" w:eastAsiaTheme="minorEastAsia" w:hAnsiTheme="minorHAnsi" w:cstheme="minorBidi"/>
               <w:noProof/>
               <w:sz w:val="22"/>
-              <w:lang w:val="es-US" w:eastAsia="es-US"/>
+              <w:lang w:val="en-US"/>
             </w:rPr>
           </w:pPr>
-          <w:hyperlink w:anchor="_Toc83812199" w:history="1">
+          <w:hyperlink w:anchor="_Toc229081476" w:history="1">
             <w:r>
               <w:rPr>
                 <w:rStyle w:val="Hipervnculo"/>
@@ -6315,7 +6222,7 @@
                 <w:noProof/>
                 <w:webHidden/>
               </w:rPr>
-              <w:instrText xml:space="preserve"> PAGEREF _Toc83812199 \h </w:instrText>
+              <w:instrText xml:space="preserve"> PAGEREF _Toc229081476 \h </w:instrText>
             </w:r>
             <w:r>
               <w:rPr>
@@ -6335,7 +6242,7 @@
                 <w:noProof/>
                 <w:webHidden/>
               </w:rPr>
-              <w:t>17</w:t>
+              <w:t>18</w:t>
             </w:r>
             <w:r>
               <w:rPr>
@@ -6356,10 +6263,10 @@
               <w:rFonts w:asciiTheme="minorHAnsi" w:eastAsiaTheme="minorEastAsia" w:hAnsiTheme="minorHAnsi" w:cstheme="minorBidi"/>
               <w:noProof/>
               <w:sz w:val="22"/>
-              <w:lang w:val="es-US" w:eastAsia="es-US"/>
+              <w:lang w:val="en-US"/>
             </w:rPr>
           </w:pPr>
-          <w:hyperlink w:anchor="_Toc83812200" w:history="1">
+          <w:hyperlink w:anchor="_Toc229081477" w:history="1">
             <w:r>
               <w:rPr>
                 <w:rStyle w:val="Hipervnculo"/>
@@ -6386,7 +6293,7 @@
                 <w:noProof/>
                 <w:webHidden/>
               </w:rPr>
-              <w:instrText xml:space="preserve"> PAGEREF _Toc83812200 \h </w:instrText>
+              <w:instrText xml:space="preserve"> PAGEREF _Toc229081477 \h </w:instrText>
             </w:r>
             <w:r>
               <w:rPr>
@@ -6427,10 +6334,10 @@
               <w:rFonts w:asciiTheme="minorHAnsi" w:eastAsiaTheme="minorEastAsia" w:hAnsiTheme="minorHAnsi" w:cstheme="minorBidi"/>
               <w:noProof/>
               <w:sz w:val="22"/>
-              <w:lang w:val="es-US" w:eastAsia="es-US"/>
+              <w:lang w:val="en-US"/>
             </w:rPr>
           </w:pPr>
-          <w:hyperlink w:anchor="_Toc83812201" w:history="1">
+          <w:hyperlink w:anchor="_Toc229081478" w:history="1">
             <w:r>
               <w:rPr>
                 <w:rStyle w:val="Hipervnculo"/>
@@ -6457,7 +6364,7 @@
                 <w:noProof/>
                 <w:webHidden/>
               </w:rPr>
-              <w:instrText xml:space="preserve"> PAGEREF _Toc83812201 \h </w:instrText>
+              <w:instrText xml:space="preserve"> PAGEREF _Toc229081478 \h </w:instrText>
             </w:r>
             <w:r>
               <w:rPr>
@@ -6477,7 +6384,7 @@
                 <w:noProof/>
                 <w:webHidden/>
               </w:rPr>
-              <w:t>19</w:t>
+              <w:t>20</w:t>
             </w:r>
             <w:r>
               <w:rPr>
@@ -6498,10 +6405,10 @@
               <w:rFonts w:asciiTheme="minorHAnsi" w:eastAsiaTheme="minorEastAsia" w:hAnsiTheme="minorHAnsi" w:cstheme="minorBidi"/>
               <w:noProof/>
               <w:sz w:val="22"/>
-              <w:lang w:val="es-US" w:eastAsia="es-US"/>
+              <w:lang w:val="en-US"/>
             </w:rPr>
           </w:pPr>
-          <w:hyperlink w:anchor="_Toc83812202" w:history="1">
+          <w:hyperlink w:anchor="_Toc229081479" w:history="1">
             <w:r>
               <w:rPr>
                 <w:rStyle w:val="Hipervnculo"/>
@@ -6528,7 +6435,7 @@
                 <w:noProof/>
                 <w:webHidden/>
               </w:rPr>
-              <w:instrText xml:space="preserve"> PAGEREF _Toc83812202 \h </w:instrText>
+              <w:instrText xml:space="preserve"> PAGEREF _Toc229081479 \h </w:instrText>
             </w:r>
             <w:r>
               <w:rPr>
@@ -6569,10 +6476,10 @@
               <w:rFonts w:asciiTheme="minorHAnsi" w:eastAsiaTheme="minorEastAsia" w:hAnsiTheme="minorHAnsi" w:cstheme="minorBidi"/>
               <w:noProof/>
               <w:sz w:val="22"/>
-              <w:lang w:val="es-US" w:eastAsia="es-US"/>
+              <w:lang w:val="en-US"/>
             </w:rPr>
           </w:pPr>
-          <w:hyperlink w:anchor="_Toc83812203" w:history="1">
+          <w:hyperlink w:anchor="_Toc229081480" w:history="1">
             <w:r>
               <w:rPr>
                 <w:rStyle w:val="Hipervnculo"/>
@@ -6599,7 +6506,7 @@
                 <w:noProof/>
                 <w:webHidden/>
               </w:rPr>
-              <w:instrText xml:space="preserve"> PAGEREF _Toc83812203 \h </w:instrText>
+              <w:instrText xml:space="preserve"> PAGEREF _Toc229081480 \h </w:instrText>
             </w:r>
             <w:r>
               <w:rPr>
@@ -6640,10 +6547,10 @@
               <w:rFonts w:asciiTheme="minorHAnsi" w:eastAsiaTheme="minorEastAsia" w:hAnsiTheme="minorHAnsi" w:cstheme="minorBidi"/>
               <w:noProof/>
               <w:sz w:val="22"/>
-              <w:lang w:val="es-US" w:eastAsia="es-US"/>
+              <w:lang w:val="en-US"/>
             </w:rPr>
           </w:pPr>
-          <w:hyperlink w:anchor="_Toc83812204" w:history="1">
+          <w:hyperlink w:anchor="_Toc229081481" w:history="1">
             <w:r>
               <w:rPr>
                 <w:rStyle w:val="Hipervnculo"/>
@@ -6670,7 +6577,7 @@
                 <w:noProof/>
                 <w:webHidden/>
               </w:rPr>
-              <w:instrText xml:space="preserve"> PAGEREF _Toc83812204 \h </w:instrText>
+              <w:instrText xml:space="preserve"> PAGEREF _Toc229081481 \h </w:instrText>
             </w:r>
             <w:r>
               <w:rPr>
@@ -6690,7 +6597,7 @@
                 <w:noProof/>
                 <w:webHidden/>
               </w:rPr>
-              <w:t>24</w:t>
+              <w:t>25</w:t>
             </w:r>
             <w:r>
               <w:rPr>
@@ -6711,10 +6618,10 @@
               <w:rFonts w:asciiTheme="minorHAnsi" w:eastAsiaTheme="minorEastAsia" w:hAnsiTheme="minorHAnsi" w:cstheme="minorBidi"/>
               <w:noProof/>
               <w:sz w:val="22"/>
-              <w:lang w:val="es-US" w:eastAsia="es-US"/>
+              <w:lang w:val="en-US"/>
             </w:rPr>
           </w:pPr>
-          <w:hyperlink w:anchor="_Toc83812205" w:history="1">
+          <w:hyperlink w:anchor="_Toc229081482" w:history="1">
             <w:r>
               <w:rPr>
                 <w:rStyle w:val="Hipervnculo"/>
@@ -6741,7 +6648,7 @@
                 <w:noProof/>
                 <w:webHidden/>
               </w:rPr>
-              <w:instrText xml:space="preserve"> PAGEREF _Toc83812205 \h </w:instrText>
+              <w:instrText xml:space="preserve"> PAGEREF _Toc229081482 \h </w:instrText>
             </w:r>
             <w:r>
               <w:rPr>
@@ -6761,7 +6668,7 @@
                 <w:noProof/>
                 <w:webHidden/>
               </w:rPr>
-              <w:t>24</w:t>
+              <w:t>25</w:t>
             </w:r>
             <w:r>
               <w:rPr>
@@ -6782,10 +6689,10 @@
               <w:rFonts w:asciiTheme="minorHAnsi" w:eastAsiaTheme="minorEastAsia" w:hAnsiTheme="minorHAnsi" w:cstheme="minorBidi"/>
               <w:noProof/>
               <w:sz w:val="22"/>
-              <w:lang w:val="es-US" w:eastAsia="es-US"/>
+              <w:lang w:val="en-US"/>
             </w:rPr>
           </w:pPr>
-          <w:hyperlink w:anchor="_Toc83812206" w:history="1">
+          <w:hyperlink w:anchor="_Toc229081483" w:history="1">
             <w:r>
               <w:rPr>
                 <w:rStyle w:val="Hipervnculo"/>
@@ -6812,7 +6719,7 @@
                 <w:noProof/>
                 <w:webHidden/>
               </w:rPr>
-              <w:instrText xml:space="preserve"> PAGEREF _Toc83812206 \h </w:instrText>
+              <w:instrText xml:space="preserve"> PAGEREF _Toc229081483 \h </w:instrText>
             </w:r>
             <w:r>
               <w:rPr>
@@ -6832,7 +6739,7 @@
                 <w:noProof/>
                 <w:webHidden/>
               </w:rPr>
-              <w:t>24</w:t>
+              <w:t>25</w:t>
             </w:r>
             <w:r>
               <w:rPr>
@@ -6853,10 +6760,10 @@
               <w:rFonts w:asciiTheme="minorHAnsi" w:eastAsiaTheme="minorEastAsia" w:hAnsiTheme="minorHAnsi" w:cstheme="minorBidi"/>
               <w:noProof/>
               <w:sz w:val="22"/>
-              <w:lang w:val="es-US" w:eastAsia="es-US"/>
+              <w:lang w:val="en-US"/>
             </w:rPr>
           </w:pPr>
-          <w:hyperlink w:anchor="_Toc83812207" w:history="1">
+          <w:hyperlink w:anchor="_Toc229081484" w:history="1">
             <w:r>
               <w:rPr>
                 <w:rStyle w:val="Hipervnculo"/>
@@ -6883,7 +6790,7 @@
                 <w:noProof/>
                 <w:webHidden/>
               </w:rPr>
-              <w:instrText xml:space="preserve"> PAGEREF _Toc83812207 \h </w:instrText>
+              <w:instrText xml:space="preserve"> PAGEREF _Toc229081484 \h </w:instrText>
             </w:r>
             <w:r>
               <w:rPr>
@@ -6903,7 +6810,7 @@
                 <w:noProof/>
                 <w:webHidden/>
               </w:rPr>
-              <w:t>24</w:t>
+              <w:t>25</w:t>
             </w:r>
             <w:r>
               <w:rPr>
@@ -6924,10 +6831,10 @@
               <w:rFonts w:asciiTheme="minorHAnsi" w:eastAsiaTheme="minorEastAsia" w:hAnsiTheme="minorHAnsi" w:cstheme="minorBidi"/>
               <w:noProof/>
               <w:sz w:val="22"/>
-              <w:lang w:val="es-US" w:eastAsia="es-US"/>
+              <w:lang w:val="en-US"/>
             </w:rPr>
           </w:pPr>
-          <w:hyperlink w:anchor="_Toc83812208" w:history="1">
+          <w:hyperlink w:anchor="_Toc229081485" w:history="1">
             <w:r>
               <w:rPr>
                 <w:rStyle w:val="Hipervnculo"/>
@@ -6954,7 +6861,7 @@
                 <w:noProof/>
                 <w:webHidden/>
               </w:rPr>
-              <w:instrText xml:space="preserve"> PAGEREF _Toc83812208 \h </w:instrText>
+              <w:instrText xml:space="preserve"> PAGEREF _Toc229081485 \h </w:instrText>
             </w:r>
             <w:r>
               <w:rPr>
@@ -6974,7 +6881,7 @@
                 <w:noProof/>
                 <w:webHidden/>
               </w:rPr>
-              <w:t>25</w:t>
+              <w:t>26</w:t>
             </w:r>
             <w:r>
               <w:rPr>
@@ -6995,10 +6902,10 @@
               <w:rFonts w:asciiTheme="minorHAnsi" w:eastAsiaTheme="minorEastAsia" w:hAnsiTheme="minorHAnsi" w:cstheme="minorBidi"/>
               <w:noProof/>
               <w:sz w:val="22"/>
-              <w:lang w:val="es-US" w:eastAsia="es-US"/>
+              <w:lang w:val="en-US"/>
             </w:rPr>
           </w:pPr>
-          <w:hyperlink w:anchor="_Toc83812209" w:history="1">
+          <w:hyperlink w:anchor="_Toc229081486" w:history="1">
             <w:r>
               <w:rPr>
                 <w:rStyle w:val="Hipervnculo"/>
@@ -7025,7 +6932,7 @@
                 <w:noProof/>
                 <w:webHidden/>
               </w:rPr>
-              <w:instrText xml:space="preserve"> PAGEREF _Toc83812209 \h </w:instrText>
+              <w:instrText xml:space="preserve"> PAGEREF _Toc229081486 \h </w:instrText>
             </w:r>
             <w:r>
               <w:rPr>
@@ -7045,7 +6952,7 @@
                 <w:noProof/>
                 <w:webHidden/>
               </w:rPr>
-              <w:t>25</w:t>
+              <w:t>26</w:t>
             </w:r>
             <w:r>
               <w:rPr>
@@ -7066,10 +6973,10 @@
               <w:rFonts w:asciiTheme="minorHAnsi" w:eastAsiaTheme="minorEastAsia" w:hAnsiTheme="minorHAnsi" w:cstheme="minorBidi"/>
               <w:noProof/>
               <w:sz w:val="22"/>
-              <w:lang w:val="es-US" w:eastAsia="es-US"/>
+              <w:lang w:val="en-US"/>
             </w:rPr>
           </w:pPr>
-          <w:hyperlink w:anchor="_Toc83812210" w:history="1">
+          <w:hyperlink w:anchor="_Toc229081487" w:history="1">
             <w:r>
               <w:rPr>
                 <w:rStyle w:val="Hipervnculo"/>
@@ -7096,7 +7003,7 @@
                 <w:noProof/>
                 <w:webHidden/>
               </w:rPr>
-              <w:instrText xml:space="preserve"> PAGEREF _Toc83812210 \h </w:instrText>
+              <w:instrText xml:space="preserve"> PAGEREF _Toc229081487 \h </w:instrText>
             </w:r>
             <w:r>
               <w:rPr>
@@ -7116,7 +7023,7 @@
                 <w:noProof/>
                 <w:webHidden/>
               </w:rPr>
-              <w:t>25</w:t>
+              <w:t>26</w:t>
             </w:r>
             <w:r>
               <w:rPr>
@@ -7137,10 +7044,10 @@
               <w:rFonts w:asciiTheme="minorHAnsi" w:eastAsiaTheme="minorEastAsia" w:hAnsiTheme="minorHAnsi" w:cstheme="minorBidi"/>
               <w:noProof/>
               <w:sz w:val="22"/>
-              <w:lang w:val="es-US" w:eastAsia="es-US"/>
+              <w:lang w:val="en-US"/>
             </w:rPr>
           </w:pPr>
-          <w:hyperlink w:anchor="_Toc83812211" w:history="1">
+          <w:hyperlink w:anchor="_Toc229081488" w:history="1">
             <w:r>
               <w:rPr>
                 <w:rStyle w:val="Hipervnculo"/>
@@ -7167,7 +7074,7 @@
                 <w:noProof/>
                 <w:webHidden/>
               </w:rPr>
-              <w:instrText xml:space="preserve"> PAGEREF _Toc83812211 \h </w:instrText>
+              <w:instrText xml:space="preserve"> PAGEREF _Toc229081488 \h </w:instrText>
             </w:r>
             <w:r>
               <w:rPr>
@@ -7187,7 +7094,7 @@
                 <w:noProof/>
                 <w:webHidden/>
               </w:rPr>
-              <w:t>25</w:t>
+              <w:t>26</w:t>
             </w:r>
             <w:r>
               <w:rPr>
@@ -7208,10 +7115,10 @@
               <w:rFonts w:asciiTheme="minorHAnsi" w:eastAsiaTheme="minorEastAsia" w:hAnsiTheme="minorHAnsi" w:cstheme="minorBidi"/>
               <w:noProof/>
               <w:sz w:val="22"/>
-              <w:lang w:val="es-US" w:eastAsia="es-US"/>
+              <w:lang w:val="en-US"/>
             </w:rPr>
           </w:pPr>
-          <w:hyperlink w:anchor="_Toc83812212" w:history="1">
+          <w:hyperlink w:anchor="_Toc229081489" w:history="1">
             <w:r>
               <w:rPr>
                 <w:rStyle w:val="Hipervnculo"/>
@@ -7238,7 +7145,7 @@
                 <w:noProof/>
                 <w:webHidden/>
               </w:rPr>
-              <w:instrText xml:space="preserve"> PAGEREF _Toc83812212 \h </w:instrText>
+              <w:instrText xml:space="preserve"> PAGEREF _Toc229081489 \h </w:instrText>
             </w:r>
             <w:r>
               <w:rPr>
@@ -7258,7 +7165,7 @@
                 <w:noProof/>
                 <w:webHidden/>
               </w:rPr>
-              <w:t>25</w:t>
+              <w:t>26</w:t>
             </w:r>
             <w:r>
               <w:rPr>
@@ -7279,10 +7186,10 @@
               <w:rFonts w:asciiTheme="minorHAnsi" w:eastAsiaTheme="minorEastAsia" w:hAnsiTheme="minorHAnsi" w:cstheme="minorBidi"/>
               <w:noProof/>
               <w:sz w:val="22"/>
-              <w:lang w:val="es-US" w:eastAsia="es-US"/>
+              <w:lang w:val="en-US"/>
             </w:rPr>
           </w:pPr>
-          <w:hyperlink w:anchor="_Toc83812213" w:history="1">
+          <w:hyperlink w:anchor="_Toc229081490" w:history="1">
             <w:r>
               <w:rPr>
                 <w:rStyle w:val="Hipervnculo"/>
@@ -7309,7 +7216,7 @@
                 <w:noProof/>
                 <w:webHidden/>
               </w:rPr>
-              <w:instrText xml:space="preserve"> PAGEREF _Toc83812213 \h </w:instrText>
+              <w:instrText xml:space="preserve"> PAGEREF _Toc229081490 \h </w:instrText>
             </w:r>
             <w:r>
               <w:rPr>
@@ -7329,7 +7236,7 @@
                 <w:noProof/>
                 <w:webHidden/>
               </w:rPr>
-              <w:t>25</w:t>
+              <w:t>26</w:t>
             </w:r>
             <w:r>
               <w:rPr>
@@ -7350,10 +7257,10 @@
               <w:rFonts w:asciiTheme="minorHAnsi" w:eastAsiaTheme="minorEastAsia" w:hAnsiTheme="minorHAnsi" w:cstheme="minorBidi"/>
               <w:noProof/>
               <w:sz w:val="22"/>
-              <w:lang w:val="es-US" w:eastAsia="es-US"/>
+              <w:lang w:val="en-US"/>
             </w:rPr>
           </w:pPr>
-          <w:hyperlink w:anchor="_Toc83812214" w:history="1">
+          <w:hyperlink w:anchor="_Toc229081491" w:history="1">
             <w:r>
               <w:rPr>
                 <w:rStyle w:val="Hipervnculo"/>
@@ -7380,7 +7287,7 @@
                 <w:noProof/>
                 <w:webHidden/>
               </w:rPr>
-              <w:instrText xml:space="preserve"> PAGEREF _Toc83812214 \h </w:instrText>
+              <w:instrText xml:space="preserve"> PAGEREF _Toc229081491 \h </w:instrText>
             </w:r>
             <w:r>
               <w:rPr>
@@ -7400,7 +7307,7 @@
                 <w:noProof/>
                 <w:webHidden/>
               </w:rPr>
-              <w:t>25</w:t>
+              <w:t>26</w:t>
             </w:r>
             <w:r>
               <w:rPr>
@@ -9886,119 +9793,209 @@
     </w:p>
     <w:p>
       <w:r>
-        <w:t xml:space="preserve">Se desea construir una base de datos para la gestión de un taller mecánico que </w:t>
-      </w:r>
-      <w:r>
-        <w:t>deberá contener</w:t>
-      </w:r>
-      <w:r>
-        <w:t xml:space="preserve"> </w:t>
-      </w:r>
-      <w:r>
-        <w:t>la información</w:t>
-      </w:r>
-      <w:r>
-        <w:t xml:space="preserve"> </w:t>
-      </w:r>
-      <w:r>
-        <w:t>referente a</w:t>
-      </w:r>
-      <w:r>
-        <w:t xml:space="preserve"> </w:t>
-      </w:r>
-      <w:r>
-        <w:t>los clientes, los</w:t>
-      </w:r>
-      <w:r>
-        <w:t xml:space="preserve"> </w:t>
-      </w:r>
-      <w:r>
-        <w:t>vehículos que</w:t>
-      </w:r>
-      <w:r>
-        <w:t xml:space="preserve"> repara, los mecánicos que trabajan en su taller y los repuestos que se han utilizado para realizar una determinada reparación.</w:t>
+        <w:t>Una empresa de gestión de proyectos necesita un sistema con el cual pueda gestionar los departamentos que conforman la empresa, empleados, proyectos y familiares de los empleados. Se definen las siguientes reglas de negocio para este proyecto:</w:t>
       </w:r>
     </w:p>
     <w:p>
-      <w:r>
-        <w:t>El funcionamiento del taller es el siguiente:</w:t>
+      <w:pPr>
+        <w:rPr>
+          <w:b/>
+        </w:rPr>
+      </w:pPr>
+      <w:r>
+        <w:rPr>
+          <w:b/>
+        </w:rPr>
+        <w:t xml:space="preserve">Departamentos: </w:t>
       </w:r>
     </w:p>
     <w:p>
-      <w:r>
-        <w:t>1. Se registra tanto el cliente como el vehículo que trae al taller para su reparación.</w:t>
+      <w:pPr>
+        <w:pStyle w:val="Prrafodelista"/>
+        <w:numPr>
+          <w:ilvl w:val="0"/>
+          <w:numId w:val="34"/>
+        </w:numPr>
+      </w:pPr>
+      <w:r>
+        <w:t>Un departamento tiene un nombre único y un número de departamento único que lo distingue.</w:t>
       </w:r>
     </w:p>
     <w:p>
-      <w:r>
-        <w:t xml:space="preserve">Este registro recoge la cédula de identidad, Nombre y Apellidos, Dirección y </w:t>
-      </w:r>
-      <w:r>
-        <w:t>Teléfono de contacto del cliente</w:t>
-      </w:r>
-      <w:r>
-        <w:t xml:space="preserve">.  </w:t>
-      </w:r>
-      <w:r>
-        <w:t>Del vehículo se recogen la</w:t>
-      </w:r>
-      <w:r>
-        <w:t xml:space="preserve"> </w:t>
-      </w:r>
-      <w:r>
-        <w:t>matrícula, el</w:t>
-      </w:r>
-      <w:r>
-        <w:t xml:space="preserve"> modelo y el color. También se registra la fecha de entrada del vehículo en el taller y su hora.</w:t>
+      <w:pPr>
+        <w:pStyle w:val="Prrafodelista"/>
+        <w:numPr>
+          <w:ilvl w:val="0"/>
+          <w:numId w:val="34"/>
+        </w:numPr>
+      </w:pPr>
+      <w:r>
+        <w:t>Un departamento siempre debe tener un supervisor (empleado que dirige el departamento), del cual se quiere saber la fecha en la cual empieza a dirigir el departamento.</w:t>
       </w:r>
     </w:p>
     <w:p>
-      <w:r>
-        <w:t>2. Una vez registrado, se le asigna un mecánico (libre) que se encargará de evaluar los daños.</w:t>
+      <w:pPr>
+        <w:pStyle w:val="Prrafodelista"/>
+        <w:numPr>
+          <w:ilvl w:val="0"/>
+          <w:numId w:val="34"/>
+        </w:numPr>
+      </w:pPr>
+      <w:r>
+        <w:t>Cada departamento tiene designado un número de proyectos</w:t>
       </w:r>
     </w:p>
     <w:p>
-      <w:r>
-        <w:t>3. Posteriormente, este mecánico puede rodearse de otros mecánicos que le ayudarán en la reparación.</w:t>
+      <w:pPr>
+        <w:pStyle w:val="Prrafodelista"/>
+        <w:numPr>
+          <w:ilvl w:val="0"/>
+          <w:numId w:val="34"/>
+        </w:numPr>
+      </w:pPr>
+      <w:r>
+        <w:t>Un departamento puede no estar involucrado en proyectos.</w:t>
       </w:r>
     </w:p>
     <w:p>
-      <w:r>
-        <w:t>4. Los mecánicos que participan en la reparación irán anotando en una hoja de</w:t>
+      <w:pPr>
+        <w:rPr>
+          <w:b/>
+        </w:rPr>
+      </w:pPr>
+      <w:r>
+        <w:rPr>
+          <w:b/>
+        </w:rPr>
+        <w:t>Empleados:</w:t>
       </w:r>
     </w:p>
     <w:p>
-      <w:r>
-        <w:t>parte todos aquellos repuestos que les han sido necesarios para llevar a cabo la reparación y el precio de la mano de obra.</w:t>
+      <w:pPr>
+        <w:pStyle w:val="Prrafodelista"/>
+        <w:numPr>
+          <w:ilvl w:val="0"/>
+          <w:numId w:val="35"/>
+        </w:numPr>
+        <w:rPr>
+          <w:b/>
+        </w:rPr>
+      </w:pPr>
+      <w:r>
+        <w:t>Del empleado se necesita saber su nombre completo, dirección, salario, género, cédula y fecha de nacimiento.</w:t>
       </w:r>
     </w:p>
     <w:p>
-      <w:r>
-        <w:t xml:space="preserve">5. Una vez terminada la reparación, la hoja de parte se pasa a la persona que mantiene el sistema de información, la cual introducirá los datos que generarán la correspondiente factura para el cliente. La </w:t>
-      </w:r>
-      <w:r>
-        <w:t>factura,</w:t>
-      </w:r>
-      <w:r>
-        <w:t xml:space="preserve"> por tanto, debe contener todos los datos del cliente, los datos del mecánico al que ha sido asignado y el desglose de qué repuestos se han utilizado con su precio por unidad, el precio de la mano de obra y el total de la factura. A este total se le aplica el 12 % de IVA.</w:t>
+      <w:pPr>
+        <w:pStyle w:val="Prrafodelista"/>
+        <w:numPr>
+          <w:ilvl w:val="0"/>
+          <w:numId w:val="35"/>
+        </w:numPr>
+        <w:rPr>
+          <w:b/>
+        </w:rPr>
+      </w:pPr>
+      <w:r>
+        <w:t>Todo empleado debe estar asignado obligatoriamente a un departamento.</w:t>
       </w:r>
     </w:p>
     <w:p>
-      <w:r>
-        <w:t xml:space="preserve">Utilizando como herramienta CASE Power </w:t>
-      </w:r>
-      <w:r>
-        <w:t>Designer 6.1</w:t>
-      </w:r>
-      <w:r>
-        <w:t xml:space="preserve"> desarrollar el modelo conceptual, el modelo físico, el script de la base de datos y la base de datos en SQL server.</w:t>
+      <w:pPr>
+        <w:pStyle w:val="Prrafodelista"/>
+        <w:numPr>
+          <w:ilvl w:val="0"/>
+          <w:numId w:val="35"/>
+        </w:numPr>
+        <w:rPr>
+          <w:b/>
+        </w:rPr>
+      </w:pPr>
+      <w:r>
+        <w:t>Un empleado debe tener un supervisor directo asignado (otro empleado), aunque no todos los empleados tienen un supervisor directo</w:t>
       </w:r>
     </w:p>
     <w:p>
-      <w:r>
-        <w:t xml:space="preserve">  </w:t>
+      <w:pPr>
+        <w:pStyle w:val="Prrafodelista"/>
+        <w:numPr>
+          <w:ilvl w:val="0"/>
+          <w:numId w:val="35"/>
+        </w:numPr>
+        <w:rPr>
+          <w:b/>
+        </w:rPr>
+      </w:pPr>
+      <w:r>
+        <w:t>Un empleado puede colaborar en proyectos de cualquier departamento, se debe registrar las horas semanales dedicadas a cada proyecto.</w:t>
       </w:r>
     </w:p>
+    <w:p>
+      <w:pPr>
+        <w:rPr>
+          <w:b/>
+        </w:rPr>
+      </w:pPr>
+      <w:r>
+        <w:rPr>
+          <w:b/>
+        </w:rPr>
+        <w:t xml:space="preserve">Proyectos: </w:t>
+      </w:r>
+    </w:p>
+    <w:p>
+      <w:pPr>
+        <w:pStyle w:val="Prrafodelista"/>
+        <w:numPr>
+          <w:ilvl w:val="0"/>
+          <w:numId w:val="36"/>
+        </w:numPr>
+      </w:pPr>
+      <w:r>
+        <w:t>Cada proyecto pertenece a un departamento:</w:t>
+      </w:r>
+    </w:p>
+    <w:p>
+      <w:pPr>
+        <w:pStyle w:val="Prrafodelista"/>
+        <w:numPr>
+          <w:ilvl w:val="0"/>
+          <w:numId w:val="36"/>
+        </w:numPr>
+      </w:pPr>
+      <w:r>
+        <w:t>Los proyectos tienen un nombre único y un número de proyecto único que lo identifica.</w:t>
+      </w:r>
+    </w:p>
+    <w:p>
+      <w:pPr>
+        <w:rPr>
+          <w:b/>
+        </w:rPr>
+      </w:pPr>
+      <w:r>
+        <w:rPr>
+          <w:b/>
+        </w:rPr>
+        <w:t xml:space="preserve">Familiares: </w:t>
+      </w:r>
+    </w:p>
+    <w:p>
+      <w:pPr>
+        <w:pStyle w:val="Prrafodelista"/>
+        <w:numPr>
+          <w:ilvl w:val="0"/>
+          <w:numId w:val="38"/>
+        </w:numPr>
+      </w:pPr>
+      <w:r>
+        <w:t>Se requiere la siguiente información del f</w:t>
+      </w:r>
+      <w:r>
+        <w:t>amiliar para manejo de seguros: nombre completo, género, fecha de nacimiento, edad y parentesco con el empleado (Se recomienda solo parentesco directo).</w:t>
+      </w:r>
+    </w:p>
+    <w:p/>
     <w:p/>
     <w:p>
       <w:pPr>
@@ -10025,7 +10022,7 @@
         </w:numPr>
       </w:pPr>
       <w:bookmarkStart w:id="2" w:name="_bookmark1"/>
-      <w:bookmarkStart w:id="3" w:name="_Toc83812175"/>
+      <w:bookmarkStart w:id="3" w:name="_Toc229081452"/>
       <w:bookmarkEnd w:id="2"/>
       <w:r>
         <w:lastRenderedPageBreak/>
@@ -10035,16 +10032,34 @@
     </w:p>
     <w:p>
       <w:r>
-        <w:t>Este documento de Especificación de Requerimientos de Software ha sido creado siguiendo la norma IEEE-830 para la especificación de requerimientos, que forma parte de la documentación generada previo al posible desarrollo e implementación del sitio web de</w:t>
-      </w:r>
-      <w:r>
-        <w:t xml:space="preserve">l </w:t>
-      </w:r>
-      <w:r>
-        <w:t>Taller mecánico Monster</w:t>
-      </w:r>
-      <w:r>
-        <w:t>.</w:t>
+        <w:t>Este documento de Especificación de Requerimientos de Software ha sido cre</w:t>
+      </w:r>
+      <w:r>
+        <w:t>ado siguiendo la norma IEEE-830,</w:t>
+      </w:r>
+      <w:r>
+        <w:t xml:space="preserve"> con el fin de ser parte de la documentación de la fase de diseño del proyecto software, antes del desarrollo y la implementación del </w:t>
+      </w:r>
+      <w:r>
+        <w:rPr>
+          <w:b/>
+        </w:rPr>
+        <w:t>SISTEMA DE GETIÓN DE</w:t>
+      </w:r>
+      <w:r>
+        <w:rPr>
+          <w:b/>
+        </w:rPr>
+        <w:t xml:space="preserve"> PROYECTOS Y</w:t>
+      </w:r>
+      <w:r>
+        <w:rPr>
+          <w:b/>
+        </w:rPr>
+        <w:t xml:space="preserve"> DEPARTAMENTOS EMPRESARIALES. </w:t>
+      </w:r>
+      <w:r>
+        <w:t>En la cual se describe de manera formal y estructurada los requerimientos funcionales y no funcionales del sistema, con el fin de iniciar con la trazabilidad del proyecto y desarrollar una base sólida antes de la fase de desarrollo e implementación.</w:t>
       </w:r>
     </w:p>
     <w:p>
@@ -10056,7 +10071,7 @@
         </w:numPr>
       </w:pPr>
       <w:bookmarkStart w:id="4" w:name="_bookmark2"/>
-      <w:bookmarkStart w:id="5" w:name="_Toc83812176"/>
+      <w:bookmarkStart w:id="5" w:name="_Toc229081453"/>
       <w:bookmarkEnd w:id="4"/>
       <w:r>
         <w:t>Propósito</w:t>
@@ -10065,62 +10080,29 @@
     </w:p>
     <w:p>
       <w:r>
-        <w:t xml:space="preserve">El propósito principal del presente documento de visión es hacer una lista de los </w:t>
-      </w:r>
-      <w:r>
-        <w:t xml:space="preserve">requerimientos </w:t>
-      </w:r>
-      <w:r>
-        <w:t>de</w:t>
-      </w:r>
-      <w:r>
-        <w:t xml:space="preserve">l </w:t>
-      </w:r>
-      <w:bookmarkStart w:id="6" w:name="_Hlk82377912"/>
-      <w:r>
-        <w:t xml:space="preserve">sistema de </w:t>
-      </w:r>
-      <w:r>
-        <w:t>“Servicio</w:t>
-      </w:r>
-      <w:r>
-        <w:t xml:space="preserve"> </w:t>
-      </w:r>
-      <w:r>
-        <w:t>de M</w:t>
-      </w:r>
-      <w:r>
-        <w:t>antenimiento de</w:t>
-      </w:r>
-      <w:r>
-        <w:t xml:space="preserve"> </w:t>
-      </w:r>
-      <w:r>
-        <w:t>V</w:t>
-      </w:r>
-      <w:r>
-        <w:t xml:space="preserve">ehículos </w:t>
-      </w:r>
-      <w:r>
-        <w:t>Monster</w:t>
-      </w:r>
-      <w:r>
-        <w:t>”</w:t>
-      </w:r>
-      <w:bookmarkEnd w:id="6"/>
-      <w:r>
-        <w:t>. Este documento también ayuda a recopilar y analizar las ideas recogidas en el proyecto, además, no estará sujeto a cambio, si se añaden más requisitos para el proyecto.</w:t>
+        <w:t>El propósito principal del presente documen</w:t>
+      </w:r>
+      <w:r>
+        <w:t xml:space="preserve">to es definir de manera clara, formal y estructurada los requerimientos del sistema </w:t>
+      </w:r>
+      <w:r>
+        <w:rPr>
+          <w:b/>
+        </w:rPr>
+        <w:t>“GESTIÓN DE PROYECTOS Y DEPARTAMENTOS EMPRESARIALES”</w:t>
+      </w:r>
+      <w:r>
+        <w:t>, el cual tiene el propósito de automatizar y manejar de manera centralizada la gestión de proyectos, organización y gestión del personal o empleados, y la gestión de seguros del personal y familiares o dependientes. El documento formaliza las necesidades y requerimientos recopilados durante el análisis de negocio; será la referencia base y la fuente de información relacionado a los requisitos funcionales y no funcionales.</w:t>
       </w:r>
     </w:p>
     <w:p>
       <w:r>
-        <w:t xml:space="preserve">Es principalmente preparado para establecer el escenario para la fase de diseño del proyecto. El entregable que está siendo elaborado es la primera versión del documento de visión para el proyecto enfocado en el </w:t>
-      </w:r>
-      <w:r>
-        <w:t>sistema de “Servicio de Mantenimiento de Vehículos Monster”</w:t>
-      </w:r>
-      <w:r>
-        <w:t>.</w:t>
+        <w:t>Una vez aceptada esta versión, no estará sujeta a cambios hasta que se formalice una nueva versión del documento revisada y aprobada.</w:t>
+      </w:r>
+    </w:p>
+    <w:p>
+      <w:r>
+        <w:t>El artefacto entregado en esta fase se trata de la primera versión del documento presente para el proyecto.</w:t>
       </w:r>
     </w:p>
     <w:p>
@@ -10131,45 +10113,36 @@
           <w:numId w:val="20"/>
         </w:numPr>
       </w:pPr>
-      <w:bookmarkStart w:id="7" w:name="_bookmark3"/>
-      <w:bookmarkStart w:id="8" w:name="_Toc83812177"/>
+      <w:bookmarkStart w:id="6" w:name="_bookmark3"/>
+      <w:bookmarkStart w:id="7" w:name="_Toc229081454"/>
+      <w:bookmarkEnd w:id="6"/>
+      <w:r>
+        <w:t>Alcance</w:t>
+      </w:r>
       <w:bookmarkEnd w:id="7"/>
-      <w:r>
-        <w:t>Alcance</w:t>
-      </w:r>
-      <w:bookmarkEnd w:id="8"/>
     </w:p>
     <w:p>
       <w:r>
-        <w:t>El presente trabajo se centra en la implementación del sistema de “</w:t>
-      </w:r>
-      <w:bookmarkStart w:id="9" w:name="_Hlk82633182"/>
-      <w:r>
-        <w:t>Servicio de Mantenimiento de Vehículos Monster</w:t>
-      </w:r>
-      <w:bookmarkEnd w:id="9"/>
-      <w:r>
-        <w:t xml:space="preserve">”, mismo que facilite los procesos que se llevan a cabo en el taller una vez que estos han sido automatizados, logrando con esto mayores ingresos para el negocio, un mejor control de los procesos y lo primordial que es la satisfacción de los clientes. Desarrollar el Sistema de “Servicio de Mantenimiento de Vehículos Monster”, considerando que el software se encuentra dividido tanto en la parte interna que es representada por el personal </w:t>
-      </w:r>
-      <w:r>
-        <w:t xml:space="preserve">técnico y </w:t>
-      </w:r>
-      <w:r>
-        <w:t xml:space="preserve">administrativo que labora en el taller y hará uso del sistema como la parte externa que serían los clientes. </w:t>
+        <w:t xml:space="preserve">El proyecto software </w:t>
+      </w:r>
+      <w:r>
+        <w:rPr>
+          <w:b/>
+        </w:rPr>
+        <w:t>“GESTIÓN DE PROYECTOS Y DEPARTAMENTOS EMPRESARIALES”</w:t>
+      </w:r>
+      <w:r>
+        <w:t xml:space="preserve"> se diseña para automatizar los procesos internos administrativos de una empresa que busca organizar y centralizar la gestión de departamentos, gestión de empleados, dirección departamental, gestión de proyectos el pago por la participación semanal en proyectos, y administración de información de los familiares de los empleados para la gestión de seguros.</w:t>
       </w:r>
     </w:p>
     <w:p>
       <w:r>
-        <w:t>La implementación del sistema, una vez finalizada tendrá como</w:t>
-      </w:r>
-      <w:r>
-        <w:t xml:space="preserve"> </w:t>
-      </w:r>
-      <w:r>
-        <w:t>beneficios la gestión de los siguientes módulos</w:t>
-      </w:r>
-      <w:r>
-        <w:t>:</w:t>
+        <w:t>El proyecto se maneja de manera manual: los registros de empleados, supervisores, proyectos y departamentos se llevan en documentos físicos, lo que genera tanto tiempo de trabajo innecesario, así como inconsistencia entre los registros, pérdida de información y dificultad de obtener informes con información válida y consulta de la gestión en tiempo real.</w:t>
+      </w:r>
+    </w:p>
+    <w:p>
+      <w:r>
+        <w:t xml:space="preserve">Con la implementación del sistema, la empresa puede gestionar de manera eficiente los módulos: </w:t>
       </w:r>
     </w:p>
     <w:p>
@@ -10181,7 +10154,10 @@
         </w:numPr>
       </w:pPr>
       <w:r>
-        <w:t>MÓDULO DE PERSONAL</w:t>
+        <w:t xml:space="preserve">MÓDULO </w:t>
+      </w:r>
+      <w:r>
+        <w:t>DE EMPLEADO:</w:t>
       </w:r>
     </w:p>
     <w:p>
@@ -10193,7 +10169,7 @@
         </w:numPr>
       </w:pPr>
       <w:r>
-        <w:t>Proceso de selección y reclutamiento</w:t>
+        <w:t>Registro de datos personales del empleado</w:t>
       </w:r>
     </w:p>
     <w:p>
@@ -10205,7 +10181,7 @@
         </w:numPr>
       </w:pPr>
       <w:r>
-        <w:t>Proceso de nomina</w:t>
+        <w:t>Registro de datos laborales del empleado</w:t>
       </w:r>
     </w:p>
     <w:p>
@@ -10217,7 +10193,31 @@
         </w:numPr>
       </w:pPr>
       <w:r>
-        <w:t>Proceso de capacitación</w:t>
+        <w:t>Asignación de un puesto y departamento</w:t>
+      </w:r>
+    </w:p>
+    <w:p>
+      <w:pPr>
+        <w:pStyle w:val="Prrafodelista"/>
+        <w:numPr>
+          <w:ilvl w:val="1"/>
+          <w:numId w:val="22"/>
+        </w:numPr>
+      </w:pPr>
+      <w:r>
+        <w:t>Gestión de la relación supervisor directo y empleado</w:t>
+      </w:r>
+    </w:p>
+    <w:p>
+      <w:pPr>
+        <w:pStyle w:val="Prrafodelista"/>
+        <w:numPr>
+          <w:ilvl w:val="1"/>
+          <w:numId w:val="22"/>
+        </w:numPr>
+      </w:pPr>
+      <w:r>
+        <w:t>Consulta y actualización de información personal y salarial</w:t>
       </w:r>
     </w:p>
     <w:p>
@@ -10229,7 +10229,7 @@
         </w:numPr>
       </w:pPr>
       <w:r>
-        <w:t>MÓDULO DE FINANZAS</w:t>
+        <w:t>MÓDULO DE DEPARTAMENTOS</w:t>
       </w:r>
     </w:p>
     <w:p>
@@ -10241,13 +10241,8 @@
         </w:numPr>
       </w:pPr>
       <w:r>
-        <w:t>Proceso de presupuesto</w:t>
-      </w:r>
-      <w:r>
-        <w:t>/</w:t>
-      </w:r>
-      <w:r>
-        <w:t>financiamiento</w:t>
+        <w:lastRenderedPageBreak/>
+        <w:t>Registrar, consultar y crear departamentos</w:t>
       </w:r>
     </w:p>
     <w:p>
@@ -10259,7 +10254,7 @@
         </w:numPr>
       </w:pPr>
       <w:r>
-        <w:t>Proceso de contabilidad</w:t>
+        <w:t>Asignar un director de departamento y registrar la fecha de inicio</w:t>
       </w:r>
     </w:p>
     <w:p>
@@ -10271,7 +10266,7 @@
         </w:numPr>
       </w:pPr>
       <w:r>
-        <w:t>Proceso de tesorería</w:t>
+        <w:t>Consultar el número de empleados que trabajan en cada departamento</w:t>
       </w:r>
     </w:p>
     <w:p>
@@ -10283,7 +10278,10 @@
         </w:numPr>
       </w:pPr>
       <w:r>
-        <w:t>MÓDULO DE TALLER MECÁNICO</w:t>
+        <w:t xml:space="preserve">MÓDULO DE </w:t>
+      </w:r>
+      <w:r>
+        <w:t>PROYECTOS</w:t>
       </w:r>
     </w:p>
     <w:p>
@@ -10295,10 +10293,7 @@
         </w:numPr>
       </w:pPr>
       <w:r>
-        <w:t>Gestionar vehículos</w:t>
-      </w:r>
-      <w:r>
-        <w:t xml:space="preserve"> </w:t>
+        <w:t>Registrar y consultar proyectos por departamento</w:t>
       </w:r>
     </w:p>
     <w:p>
@@ -10310,7 +10305,7 @@
         </w:numPr>
       </w:pPr>
       <w:r>
-        <w:t>Buscar repuestos (marca, precio, nombre)</w:t>
+        <w:t>Asignar proyecto a un departamento</w:t>
       </w:r>
     </w:p>
     <w:p>
@@ -10322,7 +10317,19 @@
         </w:numPr>
       </w:pPr>
       <w:r>
-        <w:t>Buscar servicios (precio, nombre)</w:t>
+        <w:t>Registrar horas semanales dedicadas a cada proyecto por empleado</w:t>
+      </w:r>
+    </w:p>
+    <w:p>
+      <w:pPr>
+        <w:pStyle w:val="Prrafodelista"/>
+        <w:numPr>
+          <w:ilvl w:val="0"/>
+          <w:numId w:val="22"/>
+        </w:numPr>
+      </w:pPr>
+      <w:r>
+        <w:t>MÓDULO DE FAMILIARES</w:t>
       </w:r>
     </w:p>
     <w:p>
@@ -10334,44 +10341,31 @@
         </w:numPr>
       </w:pPr>
       <w:r>
-        <w:t>ADMINISTRAR SERVICIO DEL TALLER</w:t>
+        <w:t>Registrar de la información general de familiares por empleado</w:t>
       </w:r>
     </w:p>
     <w:p>
       <w:pPr>
         <w:pStyle w:val="Prrafodelista"/>
         <w:numPr>
-          <w:ilvl w:val="2"/>
+          <w:ilvl w:val="1"/>
           <w:numId w:val="22"/>
         </w:numPr>
       </w:pPr>
       <w:r>
-        <w:lastRenderedPageBreak/>
-        <w:t>Administrar repuestos</w:t>
+        <w:t>Gestionar datos personales para administrar seguros</w:t>
       </w:r>
     </w:p>
     <w:p>
       <w:pPr>
         <w:pStyle w:val="Prrafodelista"/>
         <w:numPr>
-          <w:ilvl w:val="2"/>
+          <w:ilvl w:val="1"/>
           <w:numId w:val="22"/>
         </w:numPr>
       </w:pPr>
       <w:r>
-        <w:t>Agendar citas</w:t>
-      </w:r>
-    </w:p>
-    <w:p>
-      <w:pPr>
-        <w:pStyle w:val="Prrafodelista"/>
-        <w:numPr>
-          <w:ilvl w:val="2"/>
-          <w:numId w:val="22"/>
-        </w:numPr>
-      </w:pPr>
-      <w:r>
-        <w:t>Historia de servicios y repuestos</w:t>
+        <w:t xml:space="preserve">Consulta de parentesco, edad, y empleado titular </w:t>
       </w:r>
     </w:p>
     <w:p>
@@ -10394,13 +10388,8 @@
           <w:numId w:val="22"/>
         </w:numPr>
       </w:pPr>
-      <w:proofErr w:type="spellStart"/>
-      <w:r>
-        <w:t>Login</w:t>
-      </w:r>
-      <w:proofErr w:type="spellEnd"/>
-      <w:r>
-        <w:t> </w:t>
+      <w:r>
+        <w:t>Login </w:t>
       </w:r>
     </w:p>
     <w:p>
@@ -10452,241 +10441,37 @@
       </w:r>
     </w:p>
     <w:p>
-      <w:r>
-        <w:t xml:space="preserve">El sistema </w:t>
-      </w:r>
-      <w:r>
-        <w:t xml:space="preserve">en los momentos </w:t>
-      </w:r>
-      <w:r>
-        <w:t>actuales</w:t>
-      </w:r>
-      <w:r>
-        <w:t xml:space="preserve"> se </w:t>
-      </w:r>
-      <w:r>
-        <w:t>administra de forma</w:t>
-      </w:r>
-      <w:r>
-        <w:t xml:space="preserve"> manual</w:t>
-      </w:r>
-      <w:r>
-        <w:t>,</w:t>
-      </w:r>
-      <w:r>
-        <w:t xml:space="preserve"> donde</w:t>
-      </w:r>
-      <w:r>
-        <w:t xml:space="preserve"> se</w:t>
-      </w:r>
-      <w:r>
-        <w:t xml:space="preserve"> </w:t>
-      </w:r>
-      <w:r>
-        <w:t>agendan</w:t>
-      </w:r>
-      <w:r>
-        <w:t xml:space="preserve"> </w:t>
-      </w:r>
-      <w:r>
-        <w:t>los turnos con</w:t>
-      </w:r>
-      <w:r>
-        <w:t xml:space="preserve"> los clientes </w:t>
-      </w:r>
-      <w:r>
-        <w:t>mediante</w:t>
-      </w:r>
-      <w:r>
-        <w:t xml:space="preserve"> mensaje</w:t>
-      </w:r>
-      <w:r>
-        <w:t xml:space="preserve"> de voz o</w:t>
-      </w:r>
-      <w:r>
-        <w:t xml:space="preserve"> texto de </w:t>
-      </w:r>
-      <w:proofErr w:type="spellStart"/>
-      <w:r>
-        <w:t>Whatsapp</w:t>
-      </w:r>
-      <w:proofErr w:type="spellEnd"/>
-      <w:r>
-        <w:t>,</w:t>
-      </w:r>
-      <w:r>
-        <w:t xml:space="preserve"> llamada telefónica</w:t>
-      </w:r>
-      <w:r>
-        <w:t xml:space="preserve"> o visita al taller;</w:t>
-      </w:r>
-      <w:r>
-        <w:t xml:space="preserve"> se presenta </w:t>
-      </w:r>
-      <w:r>
-        <w:t xml:space="preserve">al cliente una opción para agendar la revisión del </w:t>
-      </w:r>
-      <w:r>
-        <w:t>vehículo</w:t>
-      </w:r>
-      <w:r>
-        <w:t>,</w:t>
-      </w:r>
-      <w:r>
-        <w:t xml:space="preserve"> se gestiona</w:t>
-      </w:r>
-      <w:r>
-        <w:t>n</w:t>
-      </w:r>
-      <w:r>
-        <w:t xml:space="preserve"> </w:t>
-      </w:r>
-      <w:r>
-        <w:t>los</w:t>
-      </w:r>
-      <w:r>
-        <w:t xml:space="preserve"> repuestos </w:t>
-      </w:r>
-      <w:r>
-        <w:t xml:space="preserve">en el caso que lo amerite, </w:t>
-      </w:r>
-      <w:r>
-        <w:t xml:space="preserve">los </w:t>
-      </w:r>
-      <w:r>
-        <w:t xml:space="preserve">pagos </w:t>
-      </w:r>
-      <w:r>
-        <w:t>de</w:t>
-      </w:r>
-      <w:r>
-        <w:t xml:space="preserve"> los clientes </w:t>
-      </w:r>
-      <w:r>
-        <w:t xml:space="preserve">se </w:t>
-      </w:r>
-      <w:r>
-        <w:t xml:space="preserve">realizan de diferentes </w:t>
-      </w:r>
-      <w:r>
-        <w:t>formas</w:t>
-      </w:r>
-      <w:r>
-        <w:t xml:space="preserve">:  efectivo, pago con tarjeta, transferencias bancarias </w:t>
-      </w:r>
-      <w:r>
-        <w:t>a la cuenta del dueño del taller</w:t>
-      </w:r>
-      <w:r>
-        <w:t xml:space="preserve"> </w:t>
-      </w:r>
-      <w:r>
-        <w:t>(</w:t>
-      </w:r>
-      <w:proofErr w:type="gramStart"/>
-      <w:r>
-        <w:t xml:space="preserve">app </w:t>
-      </w:r>
-      <w:proofErr w:type="spellStart"/>
-      <w:r>
-        <w:t>Deuna</w:t>
-      </w:r>
-      <w:proofErr w:type="spellEnd"/>
-      <w:r>
-        <w:t>!</w:t>
-      </w:r>
-      <w:proofErr w:type="gramEnd"/>
-      <w:r>
-        <w:rPr>
-          <w:rStyle w:val="Refdenotaalpie"/>
-        </w:rPr>
-        <w:footnoteReference w:id="2"/>
-      </w:r>
-      <w:r>
-        <w:t>)</w:t>
-      </w:r>
-      <w:r>
-        <w:t>.</w:t>
-      </w:r>
+      <w:pPr>
+        <w:pStyle w:val="Ttulo1"/>
+      </w:pPr>
+      <w:bookmarkStart w:id="8" w:name="_bookmark4"/>
+      <w:bookmarkStart w:id="9" w:name="_Toc229081455"/>
+      <w:bookmarkStart w:id="10" w:name="_GoBack"/>
+      <w:bookmarkEnd w:id="8"/>
+      <w:bookmarkEnd w:id="10"/>
+      <w:r>
+        <w:t xml:space="preserve">4. </w:t>
+      </w:r>
+      <w:r>
+        <w:t>Definiciones, Acrónimos y Abreviaturas</w:t>
+      </w:r>
+      <w:bookmarkEnd w:id="9"/>
     </w:p>
     <w:p>
-      <w:r>
-        <w:t>En cuanto al funcionamiento del taller. Una vez ingresado el vehículo por el cliente el jefe de taller registra los datos del vehículo en</w:t>
-      </w:r>
-      <w:r>
-        <w:t xml:space="preserve"> una</w:t>
-      </w:r>
-      <w:r>
-        <w:t xml:space="preserve"> orden de trabajo con la reparación necesaria y se hace firmar el documento. En el mismo </w:t>
-      </w:r>
-      <w:r>
-        <w:t>sentido al</w:t>
-      </w:r>
-      <w:r>
-        <w:t xml:space="preserve"> anotar los datos de información del vehículo pregunta la disponibilidad de tiempo de los mecánicos por lo que se pierde tiempo en comenzar la reparación.</w:t>
-      </w:r>
-    </w:p>
-    <w:p>
-      <w:r>
-        <w:t>Iniciada la reparación en caso de no encontrar repuesto se requiere realizar una llamada telefónica a los proveedores con el fin de continuar con el trabajo durante el proceso de mantenimiento</w:t>
-      </w:r>
-      <w:r>
-        <w:t>,</w:t>
-      </w:r>
-      <w:r>
-        <w:t xml:space="preserve"> si el cliente </w:t>
-      </w:r>
-      <w:r>
-        <w:t>desea conocer el estado de reparación del vehículo debe acercarse físicamente o realizar una llamada telefónica.</w:t>
-      </w:r>
-    </w:p>
-    <w:p>
-      <w:r>
-        <w:t xml:space="preserve">Debido a estos sucesos, implementado </w:t>
-      </w:r>
-      <w:r>
-        <w:t>el</w:t>
-      </w:r>
-      <w:r>
-        <w:t xml:space="preserve"> </w:t>
-      </w:r>
-      <w:r>
-        <w:t>sistema de “Servicio de Mantenimiento de Vehículos Monster”</w:t>
-      </w:r>
-      <w:r>
-        <w:t>, el taller podrá agilizar todos sus procesos internos y externos.</w:t>
-      </w:r>
-    </w:p>
-    <w:p>
-      <w:pPr>
-        <w:pStyle w:val="Ttulo1"/>
-      </w:pPr>
-      <w:bookmarkStart w:id="10" w:name="_bookmark4"/>
-      <w:bookmarkStart w:id="11" w:name="_Toc83812178"/>
-      <w:bookmarkEnd w:id="10"/>
-      <w:r>
-        <w:t xml:space="preserve">4. </w:t>
-      </w:r>
-      <w:r>
-        <w:t>Definiciones, Acrónimos y Abreviaturas</w:t>
+      <w:pPr>
+        <w:pStyle w:val="Ttulo2"/>
+      </w:pPr>
+      <w:bookmarkStart w:id="11" w:name="_Toc229081456"/>
+      <w:r>
+        <w:t>4.1 Definiciones</w:t>
       </w:r>
       <w:bookmarkEnd w:id="11"/>
     </w:p>
     <w:p>
       <w:pPr>
-        <w:pStyle w:val="Ttulo2"/>
-      </w:pPr>
-      <w:bookmarkStart w:id="12" w:name="_Toc83812179"/>
-      <w:r>
-        <w:t>4.1 Definiciones</w:t>
-      </w:r>
-      <w:bookmarkEnd w:id="12"/>
-    </w:p>
-    <w:p>
-      <w:pPr>
         <w:pStyle w:val="Descripcin"/>
       </w:pPr>
-      <w:bookmarkStart w:id="13" w:name="_Toc83812944"/>
+      <w:bookmarkStart w:id="12" w:name="_Toc83812944"/>
       <w:r>
         <w:t xml:space="preserve">Tabla </w:t>
       </w:r>
@@ -10714,11 +10499,11 @@
       <w:r>
         <w:t>Definiciones</w:t>
       </w:r>
-      <w:bookmarkEnd w:id="13"/>
+      <w:bookmarkEnd w:id="12"/>
     </w:p>
     <w:tbl>
       <w:tblPr>
-        <w:tblStyle w:val="Tablaconcuadrcula5oscura-nfasis4"/>
+        <w:tblStyle w:val="Tabladecuadrcula5oscura-nfasis4"/>
         <w:tblW w:w="0" w:type="auto"/>
         <w:tblLook w:val="04A0" w:firstRow="1" w:lastRow="0" w:firstColumn="1" w:lastColumn="0" w:noHBand="0" w:noVBand="1"/>
       </w:tblPr>
@@ -10736,26 +10521,26 @@
             <w:tcW w:w="0" w:type="auto"/>
           </w:tcPr>
           <w:p>
-            <w:bookmarkStart w:id="14" w:name="_Toc61544604"/>
+            <w:bookmarkStart w:id="13" w:name="_Toc61544604"/>
             <w:r>
               <w:t>TÉRMINO</w:t>
             </w:r>
+            <w:bookmarkEnd w:id="13"/>
+          </w:p>
+        </w:tc>
+        <w:tc>
+          <w:tcPr>
+            <w:tcW w:w="0" w:type="auto"/>
+          </w:tcPr>
+          <w:p>
+            <w:pPr>
+              <w:cnfStyle w:val="100000000000" w:firstRow="1" w:lastRow="0" w:firstColumn="0" w:lastColumn="0" w:oddVBand="0" w:evenVBand="0" w:oddHBand="0" w:evenHBand="0" w:firstRowFirstColumn="0" w:firstRowLastColumn="0" w:lastRowFirstColumn="0" w:lastRowLastColumn="0"/>
+            </w:pPr>
+            <w:bookmarkStart w:id="14" w:name="_Toc61544605"/>
+            <w:r>
+              <w:t>DEFINICIÓN</w:t>
+            </w:r>
             <w:bookmarkEnd w:id="14"/>
-          </w:p>
-        </w:tc>
-        <w:tc>
-          <w:tcPr>
-            <w:tcW w:w="0" w:type="auto"/>
-          </w:tcPr>
-          <w:p>
-            <w:pPr>
-              <w:cnfStyle w:val="100000000000" w:firstRow="1" w:lastRow="0" w:firstColumn="0" w:lastColumn="0" w:oddVBand="0" w:evenVBand="0" w:oddHBand="0" w:evenHBand="0" w:firstRowFirstColumn="0" w:firstRowLastColumn="0" w:lastRowFirstColumn="0" w:lastRowLastColumn="0"/>
-            </w:pPr>
-            <w:bookmarkStart w:id="15" w:name="_Toc61544605"/>
-            <w:r>
-              <w:t>DEFINICIÓN</w:t>
-            </w:r>
-            <w:bookmarkEnd w:id="15"/>
           </w:p>
         </w:tc>
       </w:tr>
@@ -10815,11 +10600,7 @@
               <w:cnfStyle w:val="000000000000" w:firstRow="0" w:lastRow="0" w:firstColumn="0" w:lastColumn="0" w:oddVBand="0" w:evenVBand="0" w:oddHBand="0" w:evenHBand="0" w:firstRowFirstColumn="0" w:firstRowLastColumn="0" w:lastRowFirstColumn="0" w:lastRowLastColumn="0"/>
             </w:pPr>
             <w:r>
-              <w:t xml:space="preserve">Son mecanismos de comportamiento que diseñan los hombres para mejorar la productividad de algo, para </w:t>
-            </w:r>
-            <w:r>
-              <w:lastRenderedPageBreak/>
-              <w:t>establecer un orden o eliminar algún tipo de problema.</w:t>
+              <w:t>Son mecanismos de comportamiento que diseñan los hombres para mejorar la productividad de algo, para establecer un orden o eliminar algún tipo de problema.</w:t>
             </w:r>
           </w:p>
         </w:tc>
@@ -10838,7 +10619,6 @@
               <w:jc w:val="left"/>
             </w:pPr>
             <w:r>
-              <w:lastRenderedPageBreak/>
               <w:t>Gestionar</w:t>
             </w:r>
           </w:p>
@@ -10929,6 +10709,7 @@
               <w:jc w:val="left"/>
             </w:pPr>
             <w:r>
+              <w:lastRenderedPageBreak/>
               <w:t>Integral</w:t>
             </w:r>
           </w:p>
@@ -11149,26 +10930,26 @@
             <w:pPr>
               <w:jc w:val="left"/>
             </w:pPr>
-            <w:bookmarkStart w:id="16" w:name="_Toc61544610"/>
+            <w:bookmarkStart w:id="15" w:name="_Toc61544610"/>
             <w:r>
               <w:t>Base de datos</w:t>
             </w:r>
+            <w:bookmarkEnd w:id="15"/>
+          </w:p>
+        </w:tc>
+        <w:tc>
+          <w:tcPr>
+            <w:tcW w:w="0" w:type="auto"/>
+          </w:tcPr>
+          <w:p>
+            <w:pPr>
+              <w:cnfStyle w:val="000000100000" w:firstRow="0" w:lastRow="0" w:firstColumn="0" w:lastColumn="0" w:oddVBand="0" w:evenVBand="0" w:oddHBand="1" w:evenHBand="0" w:firstRowFirstColumn="0" w:firstRowLastColumn="0" w:lastRowFirstColumn="0" w:lastRowLastColumn="0"/>
+            </w:pPr>
+            <w:bookmarkStart w:id="16" w:name="_Toc61544611"/>
+            <w:r>
+              <w:t>Una base de datos es una colección de información organizada de forma que un programa de ordenador pueda seleccionar rápidamente los fragmentos de datos que necesite. Las bases de datos tradicionales se organizan por campos, registros y archivos.</w:t>
+            </w:r>
             <w:bookmarkEnd w:id="16"/>
-          </w:p>
-        </w:tc>
-        <w:tc>
-          <w:tcPr>
-            <w:tcW w:w="0" w:type="auto"/>
-          </w:tcPr>
-          <w:p>
-            <w:pPr>
-              <w:cnfStyle w:val="000000100000" w:firstRow="0" w:lastRow="0" w:firstColumn="0" w:lastColumn="0" w:oddVBand="0" w:evenVBand="0" w:oddHBand="1" w:evenHBand="0" w:firstRowFirstColumn="0" w:firstRowLastColumn="0" w:lastRowFirstColumn="0" w:lastRowLastColumn="0"/>
-            </w:pPr>
-            <w:bookmarkStart w:id="17" w:name="_Toc61544611"/>
-            <w:r>
-              <w:t>Una base de datos es una colección de información organizada de forma que un programa de ordenador pueda seleccionar rápidamente los fragmentos de datos que necesite. Las bases de datos tradicionales se organizan por campos, registros y archivos.</w:t>
-            </w:r>
-            <w:bookmarkEnd w:id="17"/>
           </w:p>
         </w:tc>
       </w:tr>
@@ -11182,26 +10963,26 @@
             <w:pPr>
               <w:jc w:val="left"/>
             </w:pPr>
-            <w:bookmarkStart w:id="18" w:name="_Toc61544612"/>
+            <w:bookmarkStart w:id="17" w:name="_Toc61544612"/>
             <w:r>
               <w:t>Query/Consulta</w:t>
             </w:r>
+            <w:bookmarkEnd w:id="17"/>
+          </w:p>
+        </w:tc>
+        <w:tc>
+          <w:tcPr>
+            <w:tcW w:w="0" w:type="auto"/>
+          </w:tcPr>
+          <w:p>
+            <w:pPr>
+              <w:cnfStyle w:val="000000000000" w:firstRow="0" w:lastRow="0" w:firstColumn="0" w:lastColumn="0" w:oddVBand="0" w:evenVBand="0" w:oddHBand="0" w:evenHBand="0" w:firstRowFirstColumn="0" w:firstRowLastColumn="0" w:lastRowFirstColumn="0" w:lastRowLastColumn="0"/>
+            </w:pPr>
+            <w:bookmarkStart w:id="18" w:name="_Toc61544613"/>
+            <w:r>
+              <w:t>Un query en base de datos es una búsqueda o pedido de datos almacenados en una base de datos. En forma genérica, query también puede tratarse de una inserción, actualización, búsqueda y/o eliminación en una base de datos.</w:t>
+            </w:r>
             <w:bookmarkEnd w:id="18"/>
-          </w:p>
-        </w:tc>
-        <w:tc>
-          <w:tcPr>
-            <w:tcW w:w="0" w:type="auto"/>
-          </w:tcPr>
-          <w:p>
-            <w:pPr>
-              <w:cnfStyle w:val="000000000000" w:firstRow="0" w:lastRow="0" w:firstColumn="0" w:lastColumn="0" w:oddVBand="0" w:evenVBand="0" w:oddHBand="0" w:evenHBand="0" w:firstRowFirstColumn="0" w:firstRowLastColumn="0" w:lastRowFirstColumn="0" w:lastRowLastColumn="0"/>
-            </w:pPr>
-            <w:bookmarkStart w:id="19" w:name="_Toc61544613"/>
-            <w:r>
-              <w:t>Un query en base de datos es una búsqueda o pedido de datos almacenados en una base de datos. En forma genérica, query también puede tratarse de una inserción, actualización, búsqueda y/o eliminación en una base de datos.</w:t>
-            </w:r>
-            <w:bookmarkEnd w:id="19"/>
           </w:p>
         </w:tc>
       </w:tr>
@@ -11218,35 +10999,26 @@
             <w:pPr>
               <w:jc w:val="left"/>
             </w:pPr>
-            <w:bookmarkStart w:id="20" w:name="_Toc61544614"/>
-            <w:r>
-              <w:t xml:space="preserve">Sistema de </w:t>
-            </w:r>
-            <w:r>
-              <w:lastRenderedPageBreak/>
-              <w:t>información</w:t>
+            <w:bookmarkStart w:id="19" w:name="_Toc61544614"/>
+            <w:r>
+              <w:t>Sistema de información</w:t>
+            </w:r>
+            <w:bookmarkEnd w:id="19"/>
+          </w:p>
+        </w:tc>
+        <w:tc>
+          <w:tcPr>
+            <w:tcW w:w="0" w:type="auto"/>
+          </w:tcPr>
+          <w:p>
+            <w:pPr>
+              <w:cnfStyle w:val="000000100000" w:firstRow="0" w:lastRow="0" w:firstColumn="0" w:lastColumn="0" w:oddVBand="0" w:evenVBand="0" w:oddHBand="1" w:evenHBand="0" w:firstRowFirstColumn="0" w:firstRowLastColumn="0" w:lastRowFirstColumn="0" w:lastRowLastColumn="0"/>
+            </w:pPr>
+            <w:bookmarkStart w:id="20" w:name="_Toc61544615"/>
+            <w:r>
+              <w:t>Se puede definir como un sistema que procesa datos de tal forma que estos datos puedan ser utilizados para la toma de decisiones en un momento dado, también se puede definir como forma organizada, estructurada e integrada de un sistema de computación.</w:t>
             </w:r>
             <w:bookmarkEnd w:id="20"/>
-          </w:p>
-        </w:tc>
-        <w:tc>
-          <w:tcPr>
-            <w:tcW w:w="0" w:type="auto"/>
-          </w:tcPr>
-          <w:p>
-            <w:pPr>
-              <w:cnfStyle w:val="000000100000" w:firstRow="0" w:lastRow="0" w:firstColumn="0" w:lastColumn="0" w:oddVBand="0" w:evenVBand="0" w:oddHBand="1" w:evenHBand="0" w:firstRowFirstColumn="0" w:firstRowLastColumn="0" w:lastRowFirstColumn="0" w:lastRowLastColumn="0"/>
-            </w:pPr>
-            <w:bookmarkStart w:id="21" w:name="_Toc61544615"/>
-            <w:r>
-              <w:lastRenderedPageBreak/>
-              <w:t xml:space="preserve">Se puede definir como un sistema que procesa datos de tal </w:t>
-            </w:r>
-            <w:r>
-              <w:lastRenderedPageBreak/>
-              <w:t>forma que estos datos puedan ser utilizados para la toma de decisiones en un momento dado, también se puede definir como forma organizada, estructurada e integrada de un sistema de computación.</w:t>
-            </w:r>
-            <w:bookmarkEnd w:id="21"/>
           </w:p>
         </w:tc>
       </w:tr>
@@ -11260,27 +11032,26 @@
             <w:pPr>
               <w:jc w:val="left"/>
             </w:pPr>
-            <w:bookmarkStart w:id="22" w:name="_Toc61544616"/>
-            <w:r>
-              <w:lastRenderedPageBreak/>
+            <w:bookmarkStart w:id="21" w:name="_Toc61544616"/>
+            <w:r>
               <w:t>MYSQL</w:t>
             </w:r>
+            <w:bookmarkEnd w:id="21"/>
+          </w:p>
+        </w:tc>
+        <w:tc>
+          <w:tcPr>
+            <w:tcW w:w="0" w:type="auto"/>
+          </w:tcPr>
+          <w:p>
+            <w:pPr>
+              <w:cnfStyle w:val="000000000000" w:firstRow="0" w:lastRow="0" w:firstColumn="0" w:lastColumn="0" w:oddVBand="0" w:evenVBand="0" w:oddHBand="0" w:evenHBand="0" w:firstRowFirstColumn="0" w:firstRowLastColumn="0" w:lastRowFirstColumn="0" w:lastRowLastColumn="0"/>
+            </w:pPr>
+            <w:bookmarkStart w:id="22" w:name="_Toc61544617"/>
+            <w:r>
+              <w:t>Sistema de gestión de bases de datos relacional desarrollado bajo licencia libre.</w:t>
+            </w:r>
             <w:bookmarkEnd w:id="22"/>
-          </w:p>
-        </w:tc>
-        <w:tc>
-          <w:tcPr>
-            <w:tcW w:w="0" w:type="auto"/>
-          </w:tcPr>
-          <w:p>
-            <w:pPr>
-              <w:cnfStyle w:val="000000000000" w:firstRow="0" w:lastRow="0" w:firstColumn="0" w:lastColumn="0" w:oddVBand="0" w:evenVBand="0" w:oddHBand="0" w:evenHBand="0" w:firstRowFirstColumn="0" w:firstRowLastColumn="0" w:lastRowFirstColumn="0" w:lastRowLastColumn="0"/>
-            </w:pPr>
-            <w:bookmarkStart w:id="23" w:name="_Toc61544617"/>
-            <w:r>
-              <w:t>Sistema de gestión de bases de datos relacional desarrollado bajo licencia libre.</w:t>
-            </w:r>
-            <w:bookmarkEnd w:id="23"/>
           </w:p>
         </w:tc>
       </w:tr>
@@ -11297,26 +11068,26 @@
             <w:pPr>
               <w:jc w:val="left"/>
             </w:pPr>
-            <w:bookmarkStart w:id="24" w:name="_Toc61544618"/>
+            <w:bookmarkStart w:id="23" w:name="_Toc61544618"/>
             <w:r>
               <w:t>IDE de desarrollo</w:t>
             </w:r>
+            <w:bookmarkEnd w:id="23"/>
+          </w:p>
+        </w:tc>
+        <w:tc>
+          <w:tcPr>
+            <w:tcW w:w="0" w:type="auto"/>
+          </w:tcPr>
+          <w:p>
+            <w:pPr>
+              <w:cnfStyle w:val="000000100000" w:firstRow="0" w:lastRow="0" w:firstColumn="0" w:lastColumn="0" w:oddVBand="0" w:evenVBand="0" w:oddHBand="1" w:evenHBand="0" w:firstRowFirstColumn="0" w:firstRowLastColumn="0" w:lastRowFirstColumn="0" w:lastRowLastColumn="0"/>
+            </w:pPr>
+            <w:bookmarkStart w:id="24" w:name="_Toc61544619"/>
+            <w:r>
+              <w:t>Aplicación informática que proporciona servicios integrales para facilitarle el desarrollo de software.</w:t>
+            </w:r>
             <w:bookmarkEnd w:id="24"/>
-          </w:p>
-        </w:tc>
-        <w:tc>
-          <w:tcPr>
-            <w:tcW w:w="0" w:type="auto"/>
-          </w:tcPr>
-          <w:p>
-            <w:pPr>
-              <w:cnfStyle w:val="000000100000" w:firstRow="0" w:lastRow="0" w:firstColumn="0" w:lastColumn="0" w:oddVBand="0" w:evenVBand="0" w:oddHBand="1" w:evenHBand="0" w:firstRowFirstColumn="0" w:firstRowLastColumn="0" w:lastRowFirstColumn="0" w:lastRowLastColumn="0"/>
-            </w:pPr>
-            <w:bookmarkStart w:id="25" w:name="_Toc61544619"/>
-            <w:r>
-              <w:t>Aplicación informática que proporciona servicios integrales para facilitarle el desarrollo de software.</w:t>
-            </w:r>
-            <w:bookmarkEnd w:id="25"/>
           </w:p>
         </w:tc>
       </w:tr>
@@ -11330,28 +11101,26 @@
             <w:pPr>
               <w:jc w:val="left"/>
             </w:pPr>
-            <w:bookmarkStart w:id="26" w:name="_Toc61544620"/>
-            <w:proofErr w:type="spellStart"/>
+            <w:bookmarkStart w:id="25" w:name="_Toc61544620"/>
             <w:r>
               <w:t>Netbeans</w:t>
             </w:r>
+            <w:bookmarkEnd w:id="25"/>
+          </w:p>
+        </w:tc>
+        <w:tc>
+          <w:tcPr>
+            <w:tcW w:w="0" w:type="auto"/>
+          </w:tcPr>
+          <w:p>
+            <w:pPr>
+              <w:cnfStyle w:val="000000000000" w:firstRow="0" w:lastRow="0" w:firstColumn="0" w:lastColumn="0" w:oddVBand="0" w:evenVBand="0" w:oddHBand="0" w:evenHBand="0" w:firstRowFirstColumn="0" w:firstRowLastColumn="0" w:lastRowFirstColumn="0" w:lastRowLastColumn="0"/>
+            </w:pPr>
+            <w:bookmarkStart w:id="26" w:name="_Toc61544621"/>
+            <w:r>
+              <w:t>Entorno de desarrollo integrado libre, hecho principalmente para el lenguaje de programación Java.</w:t>
+            </w:r>
             <w:bookmarkEnd w:id="26"/>
-            <w:proofErr w:type="spellEnd"/>
-          </w:p>
-        </w:tc>
-        <w:tc>
-          <w:tcPr>
-            <w:tcW w:w="0" w:type="auto"/>
-          </w:tcPr>
-          <w:p>
-            <w:pPr>
-              <w:cnfStyle w:val="000000000000" w:firstRow="0" w:lastRow="0" w:firstColumn="0" w:lastColumn="0" w:oddVBand="0" w:evenVBand="0" w:oddHBand="0" w:evenHBand="0" w:firstRowFirstColumn="0" w:firstRowLastColumn="0" w:lastRowFirstColumn="0" w:lastRowLastColumn="0"/>
-            </w:pPr>
-            <w:bookmarkStart w:id="27" w:name="_Toc61544621"/>
-            <w:r>
-              <w:t>Entorno de desarrollo integrado libre, hecho principalmente para el lenguaje de programación Java.</w:t>
-            </w:r>
-            <w:bookmarkEnd w:id="27"/>
           </w:p>
         </w:tc>
       </w:tr>
@@ -11368,26 +11137,27 @@
             <w:pPr>
               <w:jc w:val="left"/>
             </w:pPr>
-            <w:bookmarkStart w:id="28" w:name="_Toc61544622"/>
-            <w:r>
+            <w:bookmarkStart w:id="27" w:name="_Toc61544622"/>
+            <w:r>
+              <w:lastRenderedPageBreak/>
               <w:t>Java – Java web</w:t>
             </w:r>
+            <w:bookmarkEnd w:id="27"/>
+          </w:p>
+        </w:tc>
+        <w:tc>
+          <w:tcPr>
+            <w:tcW w:w="0" w:type="auto"/>
+          </w:tcPr>
+          <w:p>
+            <w:pPr>
+              <w:cnfStyle w:val="000000100000" w:firstRow="0" w:lastRow="0" w:firstColumn="0" w:lastColumn="0" w:oddVBand="0" w:evenVBand="0" w:oddHBand="1" w:evenHBand="0" w:firstRowFirstColumn="0" w:firstRowLastColumn="0" w:lastRowFirstColumn="0" w:lastRowLastColumn="0"/>
+            </w:pPr>
+            <w:bookmarkStart w:id="28" w:name="_Toc61544623"/>
+            <w:r>
+              <w:t>Entorno o plataforma de computación, capaz de ejecutar aplicaciones desarrolladas usando el lenguaje de programación Java</w:t>
+            </w:r>
             <w:bookmarkEnd w:id="28"/>
-          </w:p>
-        </w:tc>
-        <w:tc>
-          <w:tcPr>
-            <w:tcW w:w="0" w:type="auto"/>
-          </w:tcPr>
-          <w:p>
-            <w:pPr>
-              <w:cnfStyle w:val="000000100000" w:firstRow="0" w:lastRow="0" w:firstColumn="0" w:lastColumn="0" w:oddVBand="0" w:evenVBand="0" w:oddHBand="1" w:evenHBand="0" w:firstRowFirstColumn="0" w:firstRowLastColumn="0" w:lastRowFirstColumn="0" w:lastRowLastColumn="0"/>
-            </w:pPr>
-            <w:bookmarkStart w:id="29" w:name="_Toc61544623"/>
-            <w:r>
-              <w:t>Entorno o plataforma de computación, capaz de ejecutar aplicaciones desarrolladas usando el lenguaje de programación Java</w:t>
-            </w:r>
-            <w:bookmarkEnd w:id="29"/>
           </w:p>
         </w:tc>
       </w:tr>
@@ -11401,26 +11171,26 @@
             <w:pPr>
               <w:jc w:val="left"/>
             </w:pPr>
-            <w:bookmarkStart w:id="30" w:name="_Toc61544624"/>
+            <w:bookmarkStart w:id="29" w:name="_Toc61544624"/>
             <w:r>
               <w:t>Comercialización</w:t>
             </w:r>
+            <w:bookmarkEnd w:id="29"/>
+          </w:p>
+        </w:tc>
+        <w:tc>
+          <w:tcPr>
+            <w:tcW w:w="0" w:type="auto"/>
+          </w:tcPr>
+          <w:p>
+            <w:pPr>
+              <w:cnfStyle w:val="000000000000" w:firstRow="0" w:lastRow="0" w:firstColumn="0" w:lastColumn="0" w:oddVBand="0" w:evenVBand="0" w:oddHBand="0" w:evenHBand="0" w:firstRowFirstColumn="0" w:firstRowLastColumn="0" w:lastRowFirstColumn="0" w:lastRowLastColumn="0"/>
+            </w:pPr>
+            <w:bookmarkStart w:id="30" w:name="_Toc61544625"/>
+            <w:r>
+              <w:t>Conjunto de actividades desarrolladas con el fin de facilitar la venta de una mercancía o un producto.</w:t>
+            </w:r>
             <w:bookmarkEnd w:id="30"/>
-          </w:p>
-        </w:tc>
-        <w:tc>
-          <w:tcPr>
-            <w:tcW w:w="0" w:type="auto"/>
-          </w:tcPr>
-          <w:p>
-            <w:pPr>
-              <w:cnfStyle w:val="000000000000" w:firstRow="0" w:lastRow="0" w:firstColumn="0" w:lastColumn="0" w:oddVBand="0" w:evenVBand="0" w:oddHBand="0" w:evenHBand="0" w:firstRowFirstColumn="0" w:firstRowLastColumn="0" w:lastRowFirstColumn="0" w:lastRowLastColumn="0"/>
-            </w:pPr>
-            <w:bookmarkStart w:id="31" w:name="_Toc61544625"/>
-            <w:r>
-              <w:t>Conjunto de actividades desarrolladas con el fin de facilitar la venta de una mercancía o un producto.</w:t>
-            </w:r>
-            <w:bookmarkEnd w:id="31"/>
           </w:p>
         </w:tc>
       </w:tr>
@@ -11450,11 +11220,11 @@
             <w:pPr>
               <w:cnfStyle w:val="000000100000" w:firstRow="0" w:lastRow="0" w:firstColumn="0" w:lastColumn="0" w:oddVBand="0" w:evenVBand="0" w:oddHBand="1" w:evenHBand="0" w:firstRowFirstColumn="0" w:firstRowLastColumn="0" w:lastRowFirstColumn="0" w:lastRowLastColumn="0"/>
             </w:pPr>
-            <w:bookmarkStart w:id="32" w:name="_Toc61544627"/>
+            <w:bookmarkStart w:id="31" w:name="_Toc61544627"/>
             <w:r>
               <w:t xml:space="preserve">Conjunto de técnicas que a través mecánicos profesionales realizan el diagnóstico y mantenimiento de un </w:t>
             </w:r>
-            <w:bookmarkEnd w:id="32"/>
+            <w:bookmarkEnd w:id="31"/>
             <w:r>
               <w:t>vehículo.</w:t>
             </w:r>
@@ -11471,26 +11241,26 @@
             <w:pPr>
               <w:jc w:val="left"/>
             </w:pPr>
-            <w:bookmarkStart w:id="33" w:name="_Toc61544628"/>
+            <w:bookmarkStart w:id="32" w:name="_Toc61544628"/>
             <w:r>
               <w:t>Stock</w:t>
             </w:r>
+            <w:bookmarkEnd w:id="32"/>
+          </w:p>
+        </w:tc>
+        <w:tc>
+          <w:tcPr>
+            <w:tcW w:w="0" w:type="auto"/>
+          </w:tcPr>
+          <w:p>
+            <w:pPr>
+              <w:cnfStyle w:val="000000000000" w:firstRow="0" w:lastRow="0" w:firstColumn="0" w:lastColumn="0" w:oddVBand="0" w:evenVBand="0" w:oddHBand="0" w:evenHBand="0" w:firstRowFirstColumn="0" w:firstRowLastColumn="0" w:lastRowFirstColumn="0" w:lastRowLastColumn="0"/>
+            </w:pPr>
+            <w:bookmarkStart w:id="33" w:name="_Toc61544629"/>
+            <w:r>
+              <w:t>Conjunto de mercancías en depósito o reserva.</w:t>
+            </w:r>
             <w:bookmarkEnd w:id="33"/>
-          </w:p>
-        </w:tc>
-        <w:tc>
-          <w:tcPr>
-            <w:tcW w:w="0" w:type="auto"/>
-          </w:tcPr>
-          <w:p>
-            <w:pPr>
-              <w:cnfStyle w:val="000000000000" w:firstRow="0" w:lastRow="0" w:firstColumn="0" w:lastColumn="0" w:oddVBand="0" w:evenVBand="0" w:oddHBand="0" w:evenHBand="0" w:firstRowFirstColumn="0" w:firstRowLastColumn="0" w:lastRowFirstColumn="0" w:lastRowLastColumn="0"/>
-            </w:pPr>
-            <w:bookmarkStart w:id="34" w:name="_Toc61544629"/>
-            <w:r>
-              <w:t>Conjunto de mercancías en depósito o reserva.</w:t>
-            </w:r>
-            <w:bookmarkEnd w:id="34"/>
           </w:p>
         </w:tc>
       </w:tr>
@@ -11499,22 +11269,22 @@
       <w:pPr>
         <w:pStyle w:val="Ttulo2"/>
       </w:pPr>
-      <w:bookmarkStart w:id="35" w:name="_Toc61544630"/>
-      <w:bookmarkStart w:id="36" w:name="_Toc83812180"/>
+      <w:bookmarkStart w:id="34" w:name="_Toc61544630"/>
+      <w:bookmarkStart w:id="35" w:name="_Toc229081457"/>
       <w:r>
         <w:t xml:space="preserve">4.2 </w:t>
       </w:r>
       <w:r>
         <w:t>Acrónimos y abreviaturas</w:t>
       </w:r>
+      <w:bookmarkEnd w:id="34"/>
       <w:bookmarkEnd w:id="35"/>
-      <w:bookmarkEnd w:id="36"/>
     </w:p>
     <w:p>
       <w:pPr>
         <w:pStyle w:val="Descripcin"/>
       </w:pPr>
-      <w:bookmarkStart w:id="37" w:name="_Toc83812945"/>
+      <w:bookmarkStart w:id="36" w:name="_Toc83812945"/>
       <w:r>
         <w:t xml:space="preserve">Tabla </w:t>
       </w:r>
@@ -11542,14 +11312,14 @@
       <w:r>
         <w:t>Acrónimo y abreviaturas</w:t>
       </w:r>
-      <w:bookmarkEnd w:id="37"/>
+      <w:bookmarkEnd w:id="36"/>
       <w:r>
         <w:t xml:space="preserve"> </w:t>
       </w:r>
     </w:p>
     <w:tbl>
       <w:tblPr>
-        <w:tblStyle w:val="Tablaconcuadrcula5oscura-nfasis4"/>
+        <w:tblStyle w:val="Tabladecuadrcula5oscura-nfasis4"/>
         <w:tblW w:w="5000" w:type="pct"/>
         <w:tblLook w:val="04A0" w:firstRow="1" w:lastRow="0" w:firstColumn="1" w:lastColumn="0" w:noHBand="0" w:noVBand="1"/>
       </w:tblPr>
@@ -11567,26 +11337,26 @@
             <w:tcW w:w="1395" w:type="pct"/>
           </w:tcPr>
           <w:p>
-            <w:bookmarkStart w:id="38" w:name="_Toc61544631"/>
+            <w:bookmarkStart w:id="37" w:name="_Toc61544631"/>
             <w:r>
               <w:t>Acrónimo/Abreviatura</w:t>
             </w:r>
+            <w:bookmarkEnd w:id="37"/>
+          </w:p>
+        </w:tc>
+        <w:tc>
+          <w:tcPr>
+            <w:tcW w:w="3605" w:type="pct"/>
+          </w:tcPr>
+          <w:p>
+            <w:pPr>
+              <w:cnfStyle w:val="100000000000" w:firstRow="1" w:lastRow="0" w:firstColumn="0" w:lastColumn="0" w:oddVBand="0" w:evenVBand="0" w:oddHBand="0" w:evenHBand="0" w:firstRowFirstColumn="0" w:firstRowLastColumn="0" w:lastRowFirstColumn="0" w:lastRowLastColumn="0"/>
+            </w:pPr>
+            <w:bookmarkStart w:id="38" w:name="_Toc61544632"/>
+            <w:r>
+              <w:t>Significado</w:t>
+            </w:r>
             <w:bookmarkEnd w:id="38"/>
-          </w:p>
-        </w:tc>
-        <w:tc>
-          <w:tcPr>
-            <w:tcW w:w="3605" w:type="pct"/>
-          </w:tcPr>
-          <w:p>
-            <w:pPr>
-              <w:cnfStyle w:val="100000000000" w:firstRow="1" w:lastRow="0" w:firstColumn="0" w:lastColumn="0" w:oddVBand="0" w:evenVBand="0" w:oddHBand="0" w:evenHBand="0" w:firstRowFirstColumn="0" w:firstRowLastColumn="0" w:lastRowFirstColumn="0" w:lastRowLastColumn="0"/>
-            </w:pPr>
-            <w:bookmarkStart w:id="39" w:name="_Toc61544632"/>
-            <w:r>
-              <w:t>Significado</w:t>
-            </w:r>
-            <w:bookmarkEnd w:id="39"/>
           </w:p>
         </w:tc>
       </w:tr>
@@ -11600,32 +11370,32 @@
             <w:tcW w:w="1395" w:type="pct"/>
           </w:tcPr>
           <w:p>
-            <w:bookmarkStart w:id="40" w:name="_Toc61544633"/>
+            <w:bookmarkStart w:id="39" w:name="_Toc61544633"/>
             <w:r>
               <w:t>Usuario</w:t>
             </w:r>
+            <w:bookmarkEnd w:id="39"/>
+          </w:p>
+        </w:tc>
+        <w:tc>
+          <w:tcPr>
+            <w:tcW w:w="3605" w:type="pct"/>
+          </w:tcPr>
+          <w:p>
+            <w:pPr>
+              <w:cnfStyle w:val="000000100000" w:firstRow="0" w:lastRow="0" w:firstColumn="0" w:lastColumn="0" w:oddVBand="0" w:evenVBand="0" w:oddHBand="1" w:evenHBand="0" w:firstRowFirstColumn="0" w:firstRowLastColumn="0" w:lastRowFirstColumn="0" w:lastRowLastColumn="0"/>
+            </w:pPr>
+            <w:bookmarkStart w:id="40" w:name="_Toc61544634"/>
+            <w:r>
+              <w:t xml:space="preserve">Persona o cliente que usará </w:t>
+            </w:r>
+            <w:r>
+              <w:t>aplicación WEB</w:t>
+            </w:r>
+            <w:r>
+              <w:t>.</w:t>
+            </w:r>
             <w:bookmarkEnd w:id="40"/>
-          </w:p>
-        </w:tc>
-        <w:tc>
-          <w:tcPr>
-            <w:tcW w:w="3605" w:type="pct"/>
-          </w:tcPr>
-          <w:p>
-            <w:pPr>
-              <w:cnfStyle w:val="000000100000" w:firstRow="0" w:lastRow="0" w:firstColumn="0" w:lastColumn="0" w:oddVBand="0" w:evenVBand="0" w:oddHBand="1" w:evenHBand="0" w:firstRowFirstColumn="0" w:firstRowLastColumn="0" w:lastRowFirstColumn="0" w:lastRowLastColumn="0"/>
-            </w:pPr>
-            <w:bookmarkStart w:id="41" w:name="_Toc61544634"/>
-            <w:r>
-              <w:t xml:space="preserve">Persona o cliente que usará </w:t>
-            </w:r>
-            <w:r>
-              <w:t>aplicación WEB</w:t>
-            </w:r>
-            <w:r>
-              <w:t>.</w:t>
-            </w:r>
-            <w:bookmarkEnd w:id="41"/>
           </w:p>
         </w:tc>
       </w:tr>
@@ -11636,29 +11406,29 @@
             <w:tcW w:w="1395" w:type="pct"/>
           </w:tcPr>
           <w:p>
-            <w:bookmarkStart w:id="42" w:name="_Toc61544635"/>
+            <w:bookmarkStart w:id="41" w:name="_Toc61544635"/>
             <w:r>
               <w:t>ERS</w:t>
             </w:r>
+            <w:bookmarkEnd w:id="41"/>
+            <w:r>
+              <w:t xml:space="preserve"> o ERS</w:t>
+            </w:r>
+          </w:p>
+        </w:tc>
+        <w:tc>
+          <w:tcPr>
+            <w:tcW w:w="3605" w:type="pct"/>
+          </w:tcPr>
+          <w:p>
+            <w:pPr>
+              <w:cnfStyle w:val="000000000000" w:firstRow="0" w:lastRow="0" w:firstColumn="0" w:lastColumn="0" w:oddVBand="0" w:evenVBand="0" w:oddHBand="0" w:evenHBand="0" w:firstRowFirstColumn="0" w:firstRowLastColumn="0" w:lastRowFirstColumn="0" w:lastRowLastColumn="0"/>
+            </w:pPr>
+            <w:bookmarkStart w:id="42" w:name="_Toc61544636"/>
+            <w:r>
+              <w:t>Especificación de requisitos de software</w:t>
+            </w:r>
             <w:bookmarkEnd w:id="42"/>
-            <w:r>
-              <w:t xml:space="preserve"> o ERS</w:t>
-            </w:r>
-          </w:p>
-        </w:tc>
-        <w:tc>
-          <w:tcPr>
-            <w:tcW w:w="3605" w:type="pct"/>
-          </w:tcPr>
-          <w:p>
-            <w:pPr>
-              <w:cnfStyle w:val="000000000000" w:firstRow="0" w:lastRow="0" w:firstColumn="0" w:lastColumn="0" w:oddVBand="0" w:evenVBand="0" w:oddHBand="0" w:evenHBand="0" w:firstRowFirstColumn="0" w:firstRowLastColumn="0" w:lastRowFirstColumn="0" w:lastRowLastColumn="0"/>
-            </w:pPr>
-            <w:bookmarkStart w:id="43" w:name="_Toc61544636"/>
-            <w:r>
-              <w:t>Especificación de requisitos de software</w:t>
-            </w:r>
-            <w:bookmarkEnd w:id="43"/>
             <w:r>
               <w:t>,</w:t>
             </w:r>
@@ -11675,26 +11445,26 @@
             <w:tcW w:w="1395" w:type="pct"/>
           </w:tcPr>
           <w:p>
-            <w:bookmarkStart w:id="44" w:name="_Toc61544637"/>
+            <w:bookmarkStart w:id="43" w:name="_Toc61544637"/>
             <w:r>
               <w:t>RF</w:t>
             </w:r>
+            <w:bookmarkEnd w:id="43"/>
+          </w:p>
+        </w:tc>
+        <w:tc>
+          <w:tcPr>
+            <w:tcW w:w="3605" w:type="pct"/>
+          </w:tcPr>
+          <w:p>
+            <w:pPr>
+              <w:cnfStyle w:val="000000100000" w:firstRow="0" w:lastRow="0" w:firstColumn="0" w:lastColumn="0" w:oddVBand="0" w:evenVBand="0" w:oddHBand="1" w:evenHBand="0" w:firstRowFirstColumn="0" w:firstRowLastColumn="0" w:lastRowFirstColumn="0" w:lastRowLastColumn="0"/>
+            </w:pPr>
+            <w:bookmarkStart w:id="44" w:name="_Toc61544638"/>
+            <w:r>
+              <w:t>Requisito funcional</w:t>
+            </w:r>
             <w:bookmarkEnd w:id="44"/>
-          </w:p>
-        </w:tc>
-        <w:tc>
-          <w:tcPr>
-            <w:tcW w:w="3605" w:type="pct"/>
-          </w:tcPr>
-          <w:p>
-            <w:pPr>
-              <w:cnfStyle w:val="000000100000" w:firstRow="0" w:lastRow="0" w:firstColumn="0" w:lastColumn="0" w:oddVBand="0" w:evenVBand="0" w:oddHBand="1" w:evenHBand="0" w:firstRowFirstColumn="0" w:firstRowLastColumn="0" w:lastRowFirstColumn="0" w:lastRowLastColumn="0"/>
-            </w:pPr>
-            <w:bookmarkStart w:id="45" w:name="_Toc61544638"/>
-            <w:r>
-              <w:t>Requisito funcional</w:t>
-            </w:r>
-            <w:bookmarkEnd w:id="45"/>
           </w:p>
         </w:tc>
       </w:tr>
@@ -11705,26 +11475,26 @@
             <w:tcW w:w="1395" w:type="pct"/>
           </w:tcPr>
           <w:p>
-            <w:bookmarkStart w:id="46" w:name="_Toc61544639"/>
+            <w:bookmarkStart w:id="45" w:name="_Toc61544639"/>
             <w:r>
               <w:t>RNF</w:t>
             </w:r>
+            <w:bookmarkEnd w:id="45"/>
+          </w:p>
+        </w:tc>
+        <w:tc>
+          <w:tcPr>
+            <w:tcW w:w="3605" w:type="pct"/>
+          </w:tcPr>
+          <w:p>
+            <w:pPr>
+              <w:cnfStyle w:val="000000000000" w:firstRow="0" w:lastRow="0" w:firstColumn="0" w:lastColumn="0" w:oddVBand="0" w:evenVBand="0" w:oddHBand="0" w:evenHBand="0" w:firstRowFirstColumn="0" w:firstRowLastColumn="0" w:lastRowFirstColumn="0" w:lastRowLastColumn="0"/>
+            </w:pPr>
+            <w:bookmarkStart w:id="46" w:name="_Toc61544640"/>
+            <w:r>
+              <w:t xml:space="preserve">Requisito no </w:t>
+            </w:r>
             <w:bookmarkEnd w:id="46"/>
-          </w:p>
-        </w:tc>
-        <w:tc>
-          <w:tcPr>
-            <w:tcW w:w="3605" w:type="pct"/>
-          </w:tcPr>
-          <w:p>
-            <w:pPr>
-              <w:cnfStyle w:val="000000000000" w:firstRow="0" w:lastRow="0" w:firstColumn="0" w:lastColumn="0" w:oddVBand="0" w:evenVBand="0" w:oddHBand="0" w:evenHBand="0" w:firstRowFirstColumn="0" w:firstRowLastColumn="0" w:lastRowFirstColumn="0" w:lastRowLastColumn="0"/>
-            </w:pPr>
-            <w:bookmarkStart w:id="47" w:name="_Toc61544640"/>
-            <w:r>
-              <w:t xml:space="preserve">Requisito no </w:t>
-            </w:r>
-            <w:bookmarkEnd w:id="47"/>
             <w:r>
               <w:t>funcional.</w:t>
             </w:r>
@@ -11741,58 +11511,26 @@
             <w:tcW w:w="1395" w:type="pct"/>
           </w:tcPr>
           <w:p>
-            <w:bookmarkStart w:id="48" w:name="_Toc61544641"/>
+            <w:bookmarkStart w:id="47" w:name="_Toc61544641"/>
             <w:r>
               <w:t>CRUD</w:t>
             </w:r>
+            <w:bookmarkEnd w:id="47"/>
+          </w:p>
+        </w:tc>
+        <w:tc>
+          <w:tcPr>
+            <w:tcW w:w="3605" w:type="pct"/>
+          </w:tcPr>
+          <w:p>
+            <w:pPr>
+              <w:cnfStyle w:val="000000100000" w:firstRow="0" w:lastRow="0" w:firstColumn="0" w:lastColumn="0" w:oddVBand="0" w:evenVBand="0" w:oddHBand="1" w:evenHBand="0" w:firstRowFirstColumn="0" w:firstRowLastColumn="0" w:lastRowFirstColumn="0" w:lastRowLastColumn="0"/>
+            </w:pPr>
+            <w:bookmarkStart w:id="48" w:name="_Toc61544642"/>
+            <w:r>
+              <w:t>Operaciones de base de datos (Create, Read, Update, Delete – Crear, Leer, Modificar, Eliminar)</w:t>
+            </w:r>
             <w:bookmarkEnd w:id="48"/>
-          </w:p>
-        </w:tc>
-        <w:tc>
-          <w:tcPr>
-            <w:tcW w:w="3605" w:type="pct"/>
-          </w:tcPr>
-          <w:p>
-            <w:pPr>
-              <w:cnfStyle w:val="000000100000" w:firstRow="0" w:lastRow="0" w:firstColumn="0" w:lastColumn="0" w:oddVBand="0" w:evenVBand="0" w:oddHBand="1" w:evenHBand="0" w:firstRowFirstColumn="0" w:firstRowLastColumn="0" w:lastRowFirstColumn="0" w:lastRowLastColumn="0"/>
-            </w:pPr>
-            <w:bookmarkStart w:id="49" w:name="_Toc61544642"/>
-            <w:r>
-              <w:t>Operaciones de base de datos (</w:t>
-            </w:r>
-            <w:proofErr w:type="spellStart"/>
-            <w:r>
-              <w:t>Create</w:t>
-            </w:r>
-            <w:proofErr w:type="spellEnd"/>
-            <w:r>
-              <w:t xml:space="preserve">, </w:t>
-            </w:r>
-            <w:proofErr w:type="spellStart"/>
-            <w:r>
-              <w:t>Read</w:t>
-            </w:r>
-            <w:proofErr w:type="spellEnd"/>
-            <w:r>
-              <w:t xml:space="preserve">, </w:t>
-            </w:r>
-            <w:proofErr w:type="spellStart"/>
-            <w:r>
-              <w:t>Update</w:t>
-            </w:r>
-            <w:proofErr w:type="spellEnd"/>
-            <w:r>
-              <w:t xml:space="preserve">, </w:t>
-            </w:r>
-            <w:proofErr w:type="spellStart"/>
-            <w:r>
-              <w:t>Delete</w:t>
-            </w:r>
-            <w:proofErr w:type="spellEnd"/>
-            <w:r>
-              <w:t xml:space="preserve"> – Crear, Leer, Modificar, Eliminar)</w:t>
-            </w:r>
-            <w:bookmarkEnd w:id="49"/>
           </w:p>
         </w:tc>
       </w:tr>
@@ -11803,26 +11541,26 @@
             <w:tcW w:w="1395" w:type="pct"/>
           </w:tcPr>
           <w:p>
-            <w:bookmarkStart w:id="50" w:name="_Toc61544643"/>
+            <w:bookmarkStart w:id="49" w:name="_Toc61544643"/>
             <w:r>
               <w:t>IVA</w:t>
             </w:r>
+            <w:bookmarkEnd w:id="49"/>
+          </w:p>
+        </w:tc>
+        <w:tc>
+          <w:tcPr>
+            <w:tcW w:w="3605" w:type="pct"/>
+          </w:tcPr>
+          <w:p>
+            <w:pPr>
+              <w:cnfStyle w:val="000000000000" w:firstRow="0" w:lastRow="0" w:firstColumn="0" w:lastColumn="0" w:oddVBand="0" w:evenVBand="0" w:oddHBand="0" w:evenHBand="0" w:firstRowFirstColumn="0" w:firstRowLastColumn="0" w:lastRowFirstColumn="0" w:lastRowLastColumn="0"/>
+            </w:pPr>
+            <w:bookmarkStart w:id="50" w:name="_Toc61544644"/>
+            <w:r>
+              <w:t>Impuesto valor agregado</w:t>
+            </w:r>
             <w:bookmarkEnd w:id="50"/>
-          </w:p>
-        </w:tc>
-        <w:tc>
-          <w:tcPr>
-            <w:tcW w:w="3605" w:type="pct"/>
-          </w:tcPr>
-          <w:p>
-            <w:pPr>
-              <w:cnfStyle w:val="000000000000" w:firstRow="0" w:lastRow="0" w:firstColumn="0" w:lastColumn="0" w:oddVBand="0" w:evenVBand="0" w:oddHBand="0" w:evenHBand="0" w:firstRowFirstColumn="0" w:firstRowLastColumn="0" w:lastRowFirstColumn="0" w:lastRowLastColumn="0"/>
-            </w:pPr>
-            <w:bookmarkStart w:id="51" w:name="_Toc61544644"/>
-            <w:r>
-              <w:t>Impuesto valor agregado</w:t>
-            </w:r>
-            <w:bookmarkEnd w:id="51"/>
           </w:p>
         </w:tc>
       </w:tr>
@@ -11899,18 +11637,17 @@
           <w:numId w:val="22"/>
         </w:numPr>
       </w:pPr>
-      <w:bookmarkStart w:id="52" w:name="_Toc83812181"/>
-      <w:r>
-        <w:lastRenderedPageBreak/>
+      <w:bookmarkStart w:id="51" w:name="_Toc229081458"/>
+      <w:r>
         <w:t>Referencias</w:t>
       </w:r>
-      <w:bookmarkEnd w:id="52"/>
+      <w:bookmarkEnd w:id="51"/>
     </w:p>
     <w:p>
       <w:pPr>
         <w:pStyle w:val="Descripcin"/>
       </w:pPr>
-      <w:bookmarkStart w:id="53" w:name="_Toc83812946"/>
+      <w:bookmarkStart w:id="52" w:name="_Toc83812946"/>
       <w:r>
         <w:t xml:space="preserve">Tabla </w:t>
       </w:r>
@@ -11938,11 +11675,11 @@
       <w:r>
         <w:t>Referencias</w:t>
       </w:r>
-      <w:bookmarkEnd w:id="53"/>
+      <w:bookmarkEnd w:id="52"/>
     </w:p>
     <w:tbl>
       <w:tblPr>
-        <w:tblStyle w:val="Tablaconcuadrcula5oscura-nfasis4"/>
+        <w:tblStyle w:val="Tabladecuadrcula5oscura-nfasis4"/>
         <w:tblW w:w="5000" w:type="pct"/>
         <w:tblLayout w:type="fixed"/>
         <w:tblLook w:val="04A0" w:firstRow="1" w:lastRow="0" w:firstColumn="1" w:lastColumn="0" w:noHBand="0" w:noVBand="1"/>
@@ -12080,21 +11817,7 @@
               <w:rPr>
                 <w:rFonts w:ascii="Arial Narrow" w:hAnsi="Arial Narrow"/>
               </w:rPr>
-              <w:t xml:space="preserve">De la plantilla de formato del documento © &amp; </w:t>
-            </w:r>
-            <w:proofErr w:type="spellStart"/>
-            <w:r>
-              <w:rPr>
-                <w:rFonts w:ascii="Arial Narrow" w:hAnsi="Arial Narrow"/>
-              </w:rPr>
-              <w:t>Coloriuris</w:t>
-            </w:r>
-            <w:proofErr w:type="spellEnd"/>
-            <w:r>
-              <w:rPr>
-                <w:rFonts w:ascii="Arial Narrow" w:hAnsi="Arial Narrow"/>
-              </w:rPr>
-              <w:t xml:space="preserve"> </w:t>
+              <w:t xml:space="preserve">De la plantilla de formato del documento © &amp; Coloriuris </w:t>
             </w:r>
             <w:hyperlink r:id="rId12">
               <w:r>
@@ -12214,13 +11937,14 @@
           <w:numId w:val="22"/>
         </w:numPr>
       </w:pPr>
-      <w:bookmarkStart w:id="54" w:name="_bookmark6"/>
-      <w:bookmarkStart w:id="55" w:name="_Toc83812182"/>
+      <w:bookmarkStart w:id="53" w:name="_bookmark6"/>
+      <w:bookmarkStart w:id="54" w:name="_Toc229081459"/>
+      <w:bookmarkEnd w:id="53"/>
+      <w:r>
+        <w:lastRenderedPageBreak/>
+        <w:t>Visión General del Documento</w:t>
+      </w:r>
       <w:bookmarkEnd w:id="54"/>
-      <w:r>
-        <w:t>Visión General del Documento</w:t>
-      </w:r>
-      <w:bookmarkEnd w:id="55"/>
     </w:p>
     <w:p>
       <w:r>
@@ -12247,213 +11971,213 @@
           <w:numId w:val="22"/>
         </w:numPr>
       </w:pPr>
-      <w:bookmarkStart w:id="56" w:name="_bookmark7"/>
-      <w:bookmarkStart w:id="57" w:name="_Toc83812183"/>
+      <w:bookmarkStart w:id="55" w:name="_bookmark7"/>
+      <w:bookmarkStart w:id="56" w:name="_Toc229081460"/>
+      <w:bookmarkEnd w:id="55"/>
+      <w:r>
+        <w:t>Descripción General</w:t>
+      </w:r>
       <w:bookmarkEnd w:id="56"/>
-      <w:r>
-        <w:t>Descripción General</w:t>
+    </w:p>
+    <w:p>
+      <w:r>
+        <w:t xml:space="preserve">El sistema permitirá la gestión del “Taller de Mantenimiento de Vehículos”, mediante el registro de usuarios clientes quienes harán uso de diversas búsquedas de repuestos y servicios a fin de satisfacer </w:t>
+      </w:r>
+      <w:r>
+        <w:t>sus requerimientos</w:t>
+      </w:r>
+      <w:r>
+        <w:t>.</w:t>
+      </w:r>
+      <w:r>
+        <w:t xml:space="preserve"> Los técnicos y administradores serán los encargados de gestionar la información del taller mecánico, donde se podrá aumentar los repuestos, actualizar stock, actualizar horarios de atención en caso de los servicios al cliente.</w:t>
+      </w:r>
+    </w:p>
+    <w:p>
+      <w:r>
+        <w:t>Adicionalmente</w:t>
+      </w:r>
+      <w:r>
+        <w:t>;</w:t>
+      </w:r>
+      <w:r>
+        <w:t xml:space="preserve"> el manejo con los proveedores los clientes podrán registrarse en el sistema y </w:t>
+      </w:r>
+      <w:r>
+        <w:t>utilizar los servicios del “Taller de Mantenimiento de Vehículos”</w:t>
+      </w:r>
+      <w:r>
+        <w:t xml:space="preserve"> con los respectivos pagos</w:t>
+      </w:r>
+      <w:r>
+        <w:t>, considerando</w:t>
+      </w:r>
+      <w:r>
+        <w:t xml:space="preserve"> la emisión de facturas electrónicas.</w:t>
+      </w:r>
+    </w:p>
+    <w:p>
+      <w:pPr>
+        <w:pStyle w:val="Ttulo2"/>
+      </w:pPr>
+      <w:bookmarkStart w:id="57" w:name="_Toc229081461"/>
+      <w:r>
+        <w:t xml:space="preserve">7.1 </w:t>
+      </w:r>
+      <w:r>
+        <w:t>Perspectiva del Producto</w:t>
       </w:r>
       <w:bookmarkEnd w:id="57"/>
     </w:p>
     <w:p>
       <w:r>
-        <w:t xml:space="preserve">El sistema permitirá la gestión del “Taller de Mantenimiento de Vehículos”, mediante el registro de usuarios clientes quienes harán uso de diversas búsquedas de repuestos y servicios a fin de satisfacer </w:t>
-      </w:r>
-      <w:r>
-        <w:t>sus requerimientos</w:t>
-      </w:r>
-      <w:r>
-        <w:t>.</w:t>
-      </w:r>
-      <w:r>
-        <w:t xml:space="preserve"> Los técnicos y administradores serán los encargados de gestionar la información del taller mecánico, donde se podrá aumentar los repuestos, actualizar stock, actualizar horarios de atención en caso de los servicios al cliente.</w:t>
+        <w:t>El</w:t>
+      </w:r>
+      <w:r>
+        <w:t xml:space="preserve"> sistema </w:t>
+      </w:r>
+      <w:r>
+        <w:t>“Servicio de Mantenimiento de Vehículos Monster”</w:t>
+      </w:r>
+      <w:r>
+        <w:t xml:space="preserve"> será autónomo y no interactuará con otros sistemas, sin embargo, la escalabilidad del sistema permitirá que en un futuro se relacione con otros sistemas que requiera el propietario, así mismo con otros módulos que se deseen agregar para brindar una mayor funcionalidad al sistema.</w:t>
       </w:r>
     </w:p>
     <w:p>
-      <w:r>
-        <w:t>Adicionalmente</w:t>
-      </w:r>
-      <w:r>
-        <w:t>;</w:t>
-      </w:r>
-      <w:r>
-        <w:t xml:space="preserve"> el manejo con los proveedores los clientes podrán registrarse en el sistema y </w:t>
-      </w:r>
-      <w:r>
-        <w:t>utilizar los servicios del “Taller de Mantenimiento de Vehículos”</w:t>
-      </w:r>
-      <w:r>
-        <w:t xml:space="preserve"> con los respectivos pagos</w:t>
-      </w:r>
-      <w:r>
-        <w:t>, considerando</w:t>
-      </w:r>
-      <w:r>
-        <w:t xml:space="preserve"> la emisión de facturas electrónicas.</w:t>
-      </w:r>
+      <w:pPr>
+        <w:pStyle w:val="Ttulo2"/>
+      </w:pPr>
+      <w:bookmarkStart w:id="58" w:name="_bookmark9"/>
+      <w:bookmarkStart w:id="59" w:name="_Toc229081462"/>
+      <w:bookmarkEnd w:id="58"/>
+      <w:r>
+        <w:t xml:space="preserve">7.2 </w:t>
+      </w:r>
+      <w:r>
+        <w:t>Funciones del Producto</w:t>
+      </w:r>
+      <w:r>
+        <w:t xml:space="preserve"> (software)</w:t>
+      </w:r>
+      <w:bookmarkEnd w:id="59"/>
     </w:p>
     <w:p>
-      <w:pPr>
-        <w:pStyle w:val="Ttulo2"/>
-      </w:pPr>
-      <w:bookmarkStart w:id="58" w:name="_Toc83812184"/>
-      <w:r>
-        <w:t xml:space="preserve">7.1 </w:t>
-      </w:r>
-      <w:r>
-        <w:t>Perspectiva del Producto</w:t>
-      </w:r>
-      <w:bookmarkEnd w:id="58"/>
+      <w:r>
+        <w:t xml:space="preserve">El sistema contará con diferentes módulos: módulo de personal, módulo de finanzas, administrar servicio del taller, módulo de seguridad. De forma breve se explica las principales funciones que se deben incluir en la funcionalidad del software informático. A más de permitir consultar la disponibilidad de los repuestos y servicios, consultar precios, </w:t>
+      </w:r>
+      <w:r>
+        <w:t>crear cotizaciones, entregar</w:t>
+      </w:r>
+      <w:r>
+        <w:t xml:space="preserve"> factura electrónica, crear nota de venta, visualizar repuestos del inventario, y los servicios prestados, visualizar proveedores, visualizar horarios de atención, ingreso de clientes y programar la entrega del pedido o del servicio. </w:t>
+      </w:r>
     </w:p>
     <w:p>
       <w:r>
+        <w:t>Adicionalmente, el cliente puede registrarse en el sistema para usar los diferentes servicios</w:t>
+      </w:r>
+      <w:r>
+        <w:t xml:space="preserve">; </w:t>
+      </w:r>
+      <w:r>
+        <w:t>además</w:t>
+      </w:r>
+      <w:r>
+        <w:t>,</w:t>
+      </w:r>
+      <w:r>
+        <w:t xml:space="preserve"> deberá recibir correos electrónicos para notificaciones de futuros mantenimientos o servicios</w:t>
+      </w:r>
+      <w:r>
+        <w:t xml:space="preserve"> y</w:t>
+      </w:r>
+      <w:r>
+        <w:t>/o promociones ofrecidas</w:t>
+      </w:r>
+      <w:r>
+        <w:t xml:space="preserve"> por el taller de mantenimiento. Los repuestos deben ser organizados según categoría y disponibilidad en inventario controlando el stock. </w:t>
+      </w:r>
+      <w:r>
         <w:t>El</w:t>
       </w:r>
       <w:r>
-        <w:t xml:space="preserve"> sistema </w:t>
-      </w:r>
-      <w:r>
-        <w:t>“Servicio de Mantenimiento de Vehículos Monster”</w:t>
-      </w:r>
-      <w:r>
-        <w:t xml:space="preserve"> será autónomo y no interactuará con otros sistemas, sin embargo, la escalabilidad del sistema permitirá que en un futuro se relacione con otros sistemas que requiera el propietario, así mismo con otros módulos que se deseen agregar para brindar una mayor funcionalidad al sistema.</w:t>
-      </w:r>
-    </w:p>
-    <w:p>
-      <w:pPr>
-        <w:pStyle w:val="Ttulo2"/>
-      </w:pPr>
-      <w:bookmarkStart w:id="59" w:name="_bookmark9"/>
-      <w:bookmarkStart w:id="60" w:name="_Toc83812185"/>
-      <w:bookmarkEnd w:id="59"/>
-      <w:r>
-        <w:t xml:space="preserve">7.2 </w:t>
-      </w:r>
-      <w:r>
-        <w:t>Funciones del Producto</w:t>
-      </w:r>
-      <w:r>
-        <w:t xml:space="preserve"> (software)</w:t>
-      </w:r>
-      <w:bookmarkEnd w:id="60"/>
-    </w:p>
-    <w:p>
-      <w:r>
-        <w:t xml:space="preserve">El sistema contará con diferentes módulos: módulo de personal, módulo de finanzas, administrar servicio del taller, módulo de seguridad. De forma breve se explica las principales funciones que se deben incluir en la funcionalidad del software informático. A más de permitir consultar la disponibilidad de los repuestos y servicios, consultar precios, </w:t>
-      </w:r>
-      <w:r>
-        <w:t>crear cotizaciones, entregar</w:t>
-      </w:r>
-      <w:r>
-        <w:t xml:space="preserve"> factura electrónica, crear nota de venta, </w:t>
+        <w:t xml:space="preserve"> </w:t>
+      </w:r>
+      <w:r>
+        <w:t xml:space="preserve">pago </w:t>
+      </w:r>
+      <w:r>
+        <w:t>de repuestos y/o servicio</w:t>
+      </w:r>
+      <w:r>
+        <w:t>s</w:t>
+      </w:r>
+      <w:r>
+        <w:t xml:space="preserve"> permite</w:t>
+      </w:r>
+      <w:r>
+        <w:t>n</w:t>
+      </w:r>
+      <w:r>
+        <w:t xml:space="preserve"> al cliente, dada una selección previa y </w:t>
+      </w:r>
+      <w:r>
+        <w:t xml:space="preserve">su </w:t>
+      </w:r>
+      <w:r>
+        <w:t xml:space="preserve">forma </w:t>
+      </w:r>
+      <w:r>
+        <w:t>d</w:t>
+      </w:r>
+      <w:r>
+        <w:t>e</w:t>
+      </w:r>
+      <w:r>
+        <w:t xml:space="preserve"> pago: </w:t>
+      </w:r>
+      <w:r>
+        <w:t>tarjeta de crédito válida, tarjeta de débito</w:t>
+      </w:r>
+      <w:r>
+        <w:t>,</w:t>
+      </w:r>
+      <w:r>
+        <w:t xml:space="preserve"> transferencia</w:t>
+      </w:r>
+      <w:r>
+        <w:t xml:space="preserve"> o en</w:t>
+      </w:r>
+      <w:r>
+        <w:t xml:space="preserve"> efectivo</w:t>
+      </w:r>
+      <w:r>
+        <w:t xml:space="preserve"> </w:t>
+      </w:r>
+      <w:r>
+        <w:t xml:space="preserve">para </w:t>
+      </w:r>
+      <w:r>
+        <w:t>cancelar la factura generada</w:t>
+      </w:r>
+      <w:r>
+        <w:t xml:space="preserve">. Los pedidos serán </w:t>
+      </w:r>
+      <w:r>
+        <w:t xml:space="preserve">posteriormente enviados </w:t>
+      </w:r>
+      <w:r>
+        <w:t>y</w:t>
+      </w:r>
+      <w:r>
+        <w:t xml:space="preserve"> notificados</w:t>
+      </w:r>
+      <w:r>
+        <w:t xml:space="preserve"> al cliente, o estarán listos para ser recogidos en el local, en el caso de los repuestos. En otras circunstancias, el sistema permitirá agendar citas según el cronograma del calendario para que el mecánico puede </w:t>
       </w:r>
       <w:r>
         <w:lastRenderedPageBreak/>
-        <w:t xml:space="preserve">visualizar repuestos del inventario, y los servicios prestados, visualizar proveedores, visualizar horarios de atención, ingreso de clientes y programar la entrega del pedido o del servicio. </w:t>
-      </w:r>
-    </w:p>
-    <w:p>
-      <w:r>
-        <w:t>Adicionalmente, el cliente puede registrarse en el sistema para usar los diferentes servicios</w:t>
-      </w:r>
-      <w:r>
-        <w:t xml:space="preserve">; </w:t>
-      </w:r>
-      <w:r>
-        <w:t>además</w:t>
-      </w:r>
-      <w:r>
-        <w:t>,</w:t>
-      </w:r>
-      <w:r>
-        <w:t xml:space="preserve"> deberá recibir correos electrónicos para notificaciones de futuros mantenimientos o servicios</w:t>
-      </w:r>
-      <w:r>
-        <w:t xml:space="preserve"> y</w:t>
-      </w:r>
-      <w:r>
-        <w:t>/o promociones ofrecidas</w:t>
-      </w:r>
-      <w:r>
-        <w:t xml:space="preserve"> por el taller de mantenimiento. Los repuestos deben ser organizados según categoría y disponibilidad en inventario controlando el stock. </w:t>
-      </w:r>
-      <w:r>
-        <w:t>El</w:t>
-      </w:r>
-      <w:r>
-        <w:t xml:space="preserve"> </w:t>
-      </w:r>
-      <w:r>
-        <w:t xml:space="preserve">pago </w:t>
-      </w:r>
-      <w:r>
-        <w:t>de repuestos y/o servicio</w:t>
-      </w:r>
-      <w:r>
-        <w:t>s</w:t>
-      </w:r>
-      <w:r>
-        <w:t xml:space="preserve"> permite</w:t>
-      </w:r>
-      <w:r>
-        <w:t>n</w:t>
-      </w:r>
-      <w:r>
-        <w:t xml:space="preserve"> al cliente, dada una selección previa y </w:t>
-      </w:r>
-      <w:r>
-        <w:t xml:space="preserve">su </w:t>
-      </w:r>
-      <w:r>
-        <w:t xml:space="preserve">forma </w:t>
-      </w:r>
-      <w:r>
-        <w:t>d</w:t>
-      </w:r>
-      <w:r>
-        <w:t>e</w:t>
-      </w:r>
-      <w:r>
-        <w:t xml:space="preserve"> pago: </w:t>
-      </w:r>
-      <w:r>
-        <w:t>tarjeta de crédito válida, tarjeta de débito</w:t>
-      </w:r>
-      <w:r>
-        <w:t>,</w:t>
-      </w:r>
-      <w:r>
-        <w:t xml:space="preserve"> transferencia</w:t>
-      </w:r>
-      <w:r>
-        <w:t xml:space="preserve"> o en</w:t>
-      </w:r>
-      <w:r>
-        <w:t xml:space="preserve"> efectivo</w:t>
-      </w:r>
-      <w:r>
-        <w:t xml:space="preserve"> </w:t>
-      </w:r>
-      <w:r>
-        <w:t xml:space="preserve">para </w:t>
-      </w:r>
-      <w:r>
-        <w:t>cancelar la factura generada</w:t>
-      </w:r>
-      <w:r>
-        <w:t xml:space="preserve">. Los pedidos serán </w:t>
-      </w:r>
-      <w:r>
-        <w:t xml:space="preserve">posteriormente enviados </w:t>
-      </w:r>
-      <w:r>
-        <w:t>y</w:t>
-      </w:r>
-      <w:r>
-        <w:t xml:space="preserve"> notificados</w:t>
-      </w:r>
-      <w:r>
-        <w:t xml:space="preserve"> al cliente, o estarán listos para ser recogidos en el local, en el caso de los repuestos. En otras circunstancias, el sistema permitirá agendar citas según el cronograma del calendario para que el mecánico puede reparar el vehículo.</w:t>
+        <w:t>reparar el vehículo.</w:t>
       </w:r>
     </w:p>
     <w:p>
@@ -12470,7 +12194,7 @@
       <w:r>
         <w:rPr>
           <w:noProof/>
-          <w:lang w:val="es-EC" w:eastAsia="es-EC"/>
+          <w:lang w:val="en-US"/>
         </w:rPr>
         <w:drawing>
           <wp:inline distT="0" distB="0" distL="0" distR="0" wp14:anchorId="1AF96A8E" wp14:editId="3116A0DF">
@@ -12519,7 +12243,7 @@
       <w:pPr>
         <w:pStyle w:val="Descripcin"/>
       </w:pPr>
-      <w:bookmarkStart w:id="61" w:name="_Toc83812939"/>
+      <w:bookmarkStart w:id="60" w:name="_Toc83812939"/>
       <w:r>
         <w:t xml:space="preserve">Ilustración </w:t>
       </w:r>
@@ -12550,9 +12274,9 @@
       <w:r>
         <w:t xml:space="preserve"> del sistema</w:t>
       </w:r>
-      <w:bookmarkEnd w:id="61"/>
+      <w:bookmarkEnd w:id="60"/>
     </w:p>
-    <w:bookmarkStart w:id="62" w:name="_Toc83812186"/>
+    <w:bookmarkStart w:id="61" w:name="_Toc229081463"/>
     <w:p>
       <w:pPr>
         <w:pStyle w:val="Ttulo2"/>
@@ -12560,7 +12284,7 @@
       <w:r>
         <w:rPr>
           <w:noProof/>
-          <w:lang w:val="es-EC" w:eastAsia="es-EC"/>
+          <w:lang w:val="en-US"/>
         </w:rPr>
         <mc:AlternateContent>
           <mc:Choice Requires="wps">
@@ -12628,7 +12352,7 @@
               </wp:anchor>
             </w:drawing>
           </mc:Choice>
-          <mc:Fallback xmlns:a="http://schemas.openxmlformats.org/drawingml/2006/main" xmlns:pic="http://schemas.openxmlformats.org/drawingml/2006/picture" xmlns:a14="http://schemas.microsoft.com/office/drawing/2010/main" xmlns:arto="http://schemas.microsoft.com/office/word/2006/arto">
+          <mc:Fallback xmlns:arto="http://schemas.microsoft.com/office/word/2006/arto" xmlns:a14="http://schemas.microsoft.com/office/drawing/2010/main" xmlns:pic="http://schemas.openxmlformats.org/drawingml/2006/picture" xmlns:a="http://schemas.openxmlformats.org/drawingml/2006/main" xmlns:w16sdtdh="http://schemas.microsoft.com/office/word/2020/wordml/sdtdatahash" xmlns:w16="http://schemas.microsoft.com/office/word/2018/wordml" xmlns:w16cid="http://schemas.microsoft.com/office/word/2016/wordml/cid" xmlns:w16cex="http://schemas.microsoft.com/office/word/2018/wordml/cex" xmlns:oel="http://schemas.microsoft.com/office/2019/extlst" xmlns:am3d="http://schemas.microsoft.com/office/drawing/2017/model3d" xmlns:aink="http://schemas.microsoft.com/office/drawing/2016/ink" xmlns:cx8="http://schemas.microsoft.com/office/drawing/2016/5/14/chartex" xmlns:cx7="http://schemas.microsoft.com/office/drawing/2016/5/13/chartex" xmlns:cx6="http://schemas.microsoft.com/office/drawing/2016/5/12/chartex" xmlns:cx5="http://schemas.microsoft.com/office/drawing/2016/5/11/chartex" xmlns:cx4="http://schemas.microsoft.com/office/drawing/2016/5/10/chartex" xmlns:cx3="http://schemas.microsoft.com/office/drawing/2016/5/9/chartex" xmlns:cx2="http://schemas.microsoft.com/office/drawing/2015/10/21/chartex" xmlns:cx1="http://schemas.microsoft.com/office/drawing/2015/9/8/chartex">
             <w:pict w14:anchorId="4A63935B">
               <v:rect id="Rectangle 1979" style="position:absolute;margin-left:113.45pt;margin-top:12.85pt;width:3.85pt;height:1.4pt;z-index:-18168320;visibility:visible;mso-wrap-style:square;mso-width-percent:0;mso-height-percent:0;mso-wrap-distance-left:9pt;mso-wrap-distance-top:0;mso-wrap-distance-right:9pt;mso-wrap-distance-bottom:0;mso-position-horizontal:absolute;mso-position-horizontal-relative:page;mso-position-vertical:absolute;mso-position-vertical-relative:text;mso-width-percent:0;mso-height-percent:0;mso-width-relative:page;mso-height-relative:page;v-text-anchor:top" o:spid="_x0000_s1026" fillcolor="black" stroked="f" w14:anchorId="56B8DA9F" o:gfxdata="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">
                 <w10:wrap anchorx="page"/>
@@ -12637,8 +12361,8 @@
           </mc:Fallback>
         </mc:AlternateContent>
       </w:r>
-      <w:bookmarkStart w:id="63" w:name="_bookmark10"/>
-      <w:bookmarkEnd w:id="63"/>
+      <w:bookmarkStart w:id="62" w:name="_bookmark10"/>
+      <w:bookmarkEnd w:id="62"/>
       <w:r>
         <w:t>7.</w:t>
       </w:r>
@@ -12651,11 +12375,10 @@
       <w:r>
         <w:t>Condiciones del Entorno</w:t>
       </w:r>
-      <w:bookmarkEnd w:id="62"/>
+      <w:bookmarkEnd w:id="61"/>
     </w:p>
     <w:p>
       <w:r>
-        <w:lastRenderedPageBreak/>
         <w:t xml:space="preserve">El software operará en un entorno web, en el cual existirán módulos, los mismos que serán administrados por el usuario. Respecto al entorno de negocio al ser un sistema de </w:t>
       </w:r>
       <w:r>
@@ -12669,22 +12392,22 @@
       <w:pPr>
         <w:pStyle w:val="Ttulo2"/>
       </w:pPr>
-      <w:bookmarkStart w:id="64" w:name="_bookmark11"/>
-      <w:bookmarkStart w:id="65" w:name="_Toc83812187"/>
+      <w:bookmarkStart w:id="63" w:name="_bookmark11"/>
+      <w:bookmarkStart w:id="64" w:name="_Toc229081464"/>
+      <w:bookmarkEnd w:id="63"/>
+      <w:r>
+        <w:t>7.</w:t>
+      </w:r>
+      <w:r>
+        <w:t>4</w:t>
+      </w:r>
+      <w:r>
+        <w:t xml:space="preserve"> </w:t>
+      </w:r>
+      <w:r>
+        <w:t>Características de los Usuarios</w:t>
+      </w:r>
       <w:bookmarkEnd w:id="64"/>
-      <w:r>
-        <w:t>7.</w:t>
-      </w:r>
-      <w:r>
-        <w:t>4</w:t>
-      </w:r>
-      <w:r>
-        <w:t xml:space="preserve"> </w:t>
-      </w:r>
-      <w:r>
-        <w:t>Características de los Usuarios</w:t>
-      </w:r>
-      <w:bookmarkEnd w:id="65"/>
     </w:p>
     <w:p>
       <w:r>
@@ -12710,7 +12433,7 @@
       <w:pPr>
         <w:pStyle w:val="Descripcin"/>
       </w:pPr>
-      <w:bookmarkStart w:id="66" w:name="_Toc83812947"/>
+      <w:bookmarkStart w:id="65" w:name="_Toc83812947"/>
       <w:r>
         <w:t xml:space="preserve">Tabla </w:t>
       </w:r>
@@ -12738,11 +12461,11 @@
       <w:r>
         <w:t>Usuario administrador</w:t>
       </w:r>
-      <w:bookmarkEnd w:id="66"/>
+      <w:bookmarkEnd w:id="65"/>
     </w:p>
     <w:tbl>
       <w:tblPr>
-        <w:tblStyle w:val="Tablaconcuadrcula6concolores-nfasis4"/>
+        <w:tblStyle w:val="Tabladecuadrcula6concolores-nfasis4"/>
         <w:tblW w:w="9133" w:type="dxa"/>
         <w:tblLook w:val="04A0" w:firstRow="1" w:lastRow="0" w:firstColumn="1" w:lastColumn="0" w:noHBand="0" w:noVBand="1"/>
       </w:tblPr>
@@ -12819,6 +12542,7 @@
           </w:tcPr>
           <w:p>
             <w:r>
+              <w:lastRenderedPageBreak/>
               <w:t>Habilidades</w:t>
             </w:r>
           </w:p>
@@ -12871,7 +12595,7 @@
       <w:pPr>
         <w:pStyle w:val="Descripcin"/>
       </w:pPr>
-      <w:bookmarkStart w:id="67" w:name="_Toc83812948"/>
+      <w:bookmarkStart w:id="66" w:name="_Toc83812948"/>
       <w:r>
         <w:t xml:space="preserve">Tabla </w:t>
       </w:r>
@@ -12896,11 +12620,11 @@
       <w:r>
         <w:t>. Usuario secretaria</w:t>
       </w:r>
-      <w:bookmarkEnd w:id="67"/>
+      <w:bookmarkEnd w:id="66"/>
     </w:p>
     <w:tbl>
       <w:tblPr>
-        <w:tblStyle w:val="Tablaconcuadrcula6concolores-nfasis4"/>
+        <w:tblStyle w:val="Tabladecuadrcula6concolores-nfasis4"/>
         <w:tblW w:w="0" w:type="auto"/>
         <w:tblLook w:val="04A0" w:firstRow="1" w:lastRow="0" w:firstColumn="1" w:lastColumn="0" w:noHBand="0" w:noVBand="1"/>
       </w:tblPr>
@@ -13033,7 +12757,7 @@
       <w:pPr>
         <w:pStyle w:val="Descripcin"/>
       </w:pPr>
-      <w:bookmarkStart w:id="68" w:name="_Toc83812949"/>
+      <w:bookmarkStart w:id="67" w:name="_Toc83812949"/>
       <w:r>
         <w:t xml:space="preserve">Tabla </w:t>
       </w:r>
@@ -13056,21 +12780,13 @@
         <w:fldChar w:fldCharType="end"/>
       </w:r>
       <w:r>
-        <w:t xml:space="preserve">. Usuario </w:t>
-      </w:r>
-      <w:proofErr w:type="gramStart"/>
-      <w:r>
-        <w:t>Jefe</w:t>
-      </w:r>
-      <w:proofErr w:type="gramEnd"/>
-      <w:r>
-        <w:t xml:space="preserve"> de taller</w:t>
-      </w:r>
-      <w:bookmarkEnd w:id="68"/>
+        <w:t>. Usuario Jefe de taller</w:t>
+      </w:r>
+      <w:bookmarkEnd w:id="67"/>
     </w:p>
     <w:tbl>
       <w:tblPr>
-        <w:tblStyle w:val="Tablaconcuadrcula6concolores-nfasis4"/>
+        <w:tblStyle w:val="Tabladecuadrcula6concolores-nfasis4"/>
         <w:tblW w:w="5000" w:type="pct"/>
         <w:tblLook w:val="04A0" w:firstRow="1" w:lastRow="0" w:firstColumn="1" w:lastColumn="0" w:noHBand="0" w:noVBand="1"/>
       </w:tblPr>
@@ -13234,9 +12950,8 @@
       <w:pPr>
         <w:pStyle w:val="Descripcin"/>
       </w:pPr>
-      <w:bookmarkStart w:id="69" w:name="_Toc83812950"/>
-      <w:r>
-        <w:lastRenderedPageBreak/>
+      <w:bookmarkStart w:id="68" w:name="_Toc83812950"/>
+      <w:r>
         <w:t xml:space="preserve">Tabla </w:t>
       </w:r>
       <w:r>
@@ -13260,11 +12975,11 @@
       <w:r>
         <w:t>. Usuario Cliente</w:t>
       </w:r>
-      <w:bookmarkEnd w:id="69"/>
+      <w:bookmarkEnd w:id="68"/>
     </w:p>
     <w:tbl>
       <w:tblPr>
-        <w:tblStyle w:val="Tablaconcuadrcula6concolores-nfasis4"/>
+        <w:tblStyle w:val="Tabladecuadrcula6concolores-nfasis4"/>
         <w:tblW w:w="0" w:type="auto"/>
         <w:tblLook w:val="04A0" w:firstRow="1" w:lastRow="0" w:firstColumn="1" w:lastColumn="0" w:noHBand="0" w:noVBand="1"/>
       </w:tblPr>
@@ -13419,20 +13134,24 @@
       <w:pPr>
         <w:pStyle w:val="Ttulo2"/>
       </w:pPr>
-      <w:bookmarkStart w:id="70" w:name="_bookmark12"/>
-      <w:bookmarkStart w:id="71" w:name="_Toc83812188"/>
+      <w:bookmarkStart w:id="69" w:name="_bookmark12"/>
+      <w:bookmarkStart w:id="70" w:name="_Toc229081465"/>
+      <w:bookmarkEnd w:id="69"/>
+      <w:r>
+        <w:t xml:space="preserve">7.5 </w:t>
+      </w:r>
+      <w:r>
+        <w:t>Interfaces Externas</w:t>
+      </w:r>
       <w:bookmarkEnd w:id="70"/>
-      <w:r>
-        <w:t xml:space="preserve">7.5 </w:t>
-      </w:r>
-      <w:r>
-        <w:t>Interfaces Externas</w:t>
-      </w:r>
-      <w:bookmarkEnd w:id="71"/>
     </w:p>
     <w:p>
       <w:r>
-        <w:t xml:space="preserve">El sistema se conectará con la base de datos, medio por el cual se podrá visualizar la información ya sea de módulo de personal, módulo de finanzas, </w:t>
+        <w:t xml:space="preserve">El sistema se conectará con la base de datos, medio por el cual se podrá visualizar la </w:t>
+      </w:r>
+      <w:r>
+        <w:lastRenderedPageBreak/>
+        <w:t xml:space="preserve">información ya sea de módulo de personal, módulo de finanzas, </w:t>
       </w:r>
       <w:r>
         <w:t>módulo de taller (submódulo</w:t>
@@ -13457,16 +13176,16 @@
       <w:pPr>
         <w:pStyle w:val="Ttulo2"/>
       </w:pPr>
-      <w:bookmarkStart w:id="72" w:name="_bookmark13"/>
-      <w:bookmarkStart w:id="73" w:name="_Toc83812189"/>
+      <w:bookmarkStart w:id="71" w:name="_bookmark13"/>
+      <w:bookmarkStart w:id="72" w:name="_Toc229081466"/>
+      <w:bookmarkEnd w:id="71"/>
+      <w:r>
+        <w:t xml:space="preserve">7.6 </w:t>
+      </w:r>
+      <w:r>
+        <w:t>Restricciones</w:t>
+      </w:r>
       <w:bookmarkEnd w:id="72"/>
-      <w:r>
-        <w:t xml:space="preserve">7.6 </w:t>
-      </w:r>
-      <w:r>
-        <w:t>Restricciones</w:t>
-      </w:r>
-      <w:bookmarkEnd w:id="73"/>
     </w:p>
     <w:p>
       <w:pPr>
@@ -13543,15 +13262,7 @@
         </w:numPr>
       </w:pPr>
       <w:r>
-        <w:t xml:space="preserve">La base de datos a utilizar será MySQL o </w:t>
-      </w:r>
-      <w:proofErr w:type="spellStart"/>
-      <w:r>
-        <w:t>MaríaDB</w:t>
-      </w:r>
-      <w:proofErr w:type="spellEnd"/>
-      <w:r>
-        <w:t>.</w:t>
+        <w:t>La base de datos a utilizar será MySQL o MaríaDB.</w:t>
       </w:r>
       <w:r>
         <w:t xml:space="preserve"> </w:t>
@@ -13623,13 +13334,8 @@
         <w:t>ancho de banda</w:t>
       </w:r>
       <w:r>
-        <w:t xml:space="preserve"> que permita realizar transacciones sobre </w:t>
-      </w:r>
-      <w:proofErr w:type="spellStart"/>
-      <w:r>
-        <w:t>backend</w:t>
-      </w:r>
-      <w:proofErr w:type="spellEnd"/>
+        <w:t xml:space="preserve"> que permita realizar transacciones sobre backend</w:t>
+      </w:r>
       <w:r>
         <w:t>.</w:t>
       </w:r>
@@ -13638,16 +13344,16 @@
       <w:pPr>
         <w:pStyle w:val="Ttulo2"/>
       </w:pPr>
-      <w:bookmarkStart w:id="74" w:name="_bookmark14"/>
-      <w:bookmarkStart w:id="75" w:name="_Toc83812190"/>
+      <w:bookmarkStart w:id="73" w:name="_bookmark14"/>
+      <w:bookmarkStart w:id="74" w:name="_Toc229081467"/>
+      <w:bookmarkEnd w:id="73"/>
+      <w:r>
+        <w:t xml:space="preserve">7.7 </w:t>
+      </w:r>
+      <w:r>
+        <w:t>Suposiciones y Dependencias</w:t>
+      </w:r>
       <w:bookmarkEnd w:id="74"/>
-      <w:r>
-        <w:t xml:space="preserve">7.7 </w:t>
-      </w:r>
-      <w:r>
-        <w:t>Suposiciones y Dependencias</w:t>
-      </w:r>
-      <w:bookmarkEnd w:id="75"/>
     </w:p>
     <w:p>
       <w:r>
@@ -13712,14 +13418,10 @@
         <w:t>Otro factor importante por considerar es el sistema operativo con el que cuenta las computadoras donde se implementará el sistema, debido a que, si no es lo suficientemente bueno o estable, los requisitos sufrirán un cambio para posterior análisis de cómo solucionar esta problemática, o a su vez si los requisitos sufrirán un cambio y así poder acoplar al sistema operativo en funcionamiento.</w:t>
       </w:r>
       <w:r>
-        <w:t xml:space="preserve"> La conexión a </w:t>
-      </w:r>
-      <w:r>
-        <w:lastRenderedPageBreak/>
-        <w:t>internet es una parte esencial dentro del sistema a desarrollar, por ello es por lo que, si el cliente no cuenta con una conexión buena y estable, los requisitos sufrirán un cambio para ajustarse a lo que cuente la empresa.</w:t>
-      </w:r>
-      <w:bookmarkStart w:id="76" w:name="_bookmark15"/>
-      <w:bookmarkEnd w:id="76"/>
+        <w:t xml:space="preserve"> La conexión a internet es una parte esencial dentro del sistema a desarrollar, por ello es por lo que, si el cliente no cuenta con una conexión buena y estable, los requisitos sufrirán un cambio para ajustarse a lo que cuente la empresa.</w:t>
+      </w:r>
+      <w:bookmarkStart w:id="75" w:name="_bookmark15"/>
+      <w:bookmarkEnd w:id="75"/>
     </w:p>
     <w:p>
       <w:pPr>
@@ -13729,75 +13431,76 @@
           <w:numId w:val="22"/>
         </w:numPr>
       </w:pPr>
-      <w:bookmarkStart w:id="77" w:name="_Toc83812191"/>
+      <w:bookmarkStart w:id="76" w:name="_Toc229081468"/>
       <w:r>
         <w:t>Especificación de Requerimientos</w:t>
       </w:r>
-      <w:bookmarkEnd w:id="77"/>
+      <w:bookmarkEnd w:id="76"/>
     </w:p>
     <w:p>
       <w:pPr>
         <w:pStyle w:val="Ttulo2"/>
       </w:pPr>
-      <w:bookmarkStart w:id="78" w:name="_bookmark16"/>
-      <w:bookmarkStart w:id="79" w:name="_Toc83812192"/>
+      <w:bookmarkStart w:id="77" w:name="_bookmark16"/>
+      <w:bookmarkStart w:id="78" w:name="_Toc229081469"/>
+      <w:bookmarkEnd w:id="77"/>
+      <w:r>
+        <w:t xml:space="preserve">8.1 </w:t>
+      </w:r>
+      <w:r>
+        <w:t>Requisitos comunes de las interfaces</w:t>
+      </w:r>
       <w:bookmarkEnd w:id="78"/>
-      <w:r>
-        <w:t xml:space="preserve">8.1 </w:t>
-      </w:r>
-      <w:r>
-        <w:t>Requisitos comunes de las interfaces</w:t>
+    </w:p>
+    <w:p>
+      <w:pPr>
+        <w:pStyle w:val="Ttulo3"/>
+      </w:pPr>
+      <w:bookmarkStart w:id="79" w:name="_Toc229081470"/>
+      <w:r>
+        <w:t xml:space="preserve">8.1.1 </w:t>
+      </w:r>
+      <w:r>
+        <w:t>Interfaces de usuario</w:t>
       </w:r>
       <w:bookmarkEnd w:id="79"/>
     </w:p>
     <w:p>
+      <w:r>
+        <w:t xml:space="preserve">El sistema estará desarrollado sobre una plataforma de ambiente web. La interfaz con el usuario consistirá en un conjunto de ventanas con botones, listas, campos de textos, imágenes de los </w:t>
+      </w:r>
+      <w:r>
+        <w:t>servicios</w:t>
+      </w:r>
+      <w:r>
+        <w:t xml:space="preserve">, y las demás interfaces correspondientes a </w:t>
+      </w:r>
+      <w:r>
+        <w:t>un taller de mecánica</w:t>
+      </w:r>
+      <w:r>
+        <w:t>. Ésta deberá ser construida específicamente para el sistema propuesto y, será visualizada desde cualquier ordenador perteneciente a una red interna de trabajo.</w:t>
+      </w:r>
+    </w:p>
+    <w:p>
       <w:pPr>
         <w:pStyle w:val="Ttulo3"/>
       </w:pPr>
-      <w:bookmarkStart w:id="80" w:name="_Toc83812193"/>
-      <w:r>
-        <w:t xml:space="preserve">8.1.1 </w:t>
-      </w:r>
-      <w:r>
-        <w:t>Interfaces de usuario</w:t>
+      <w:bookmarkStart w:id="80" w:name="_Toc229081471"/>
+      <w:r>
+        <w:lastRenderedPageBreak/>
+        <w:t xml:space="preserve">8.1.2 </w:t>
+      </w:r>
+      <w:r>
+        <w:t>Interfaces de hardware</w:t>
       </w:r>
       <w:bookmarkEnd w:id="80"/>
     </w:p>
     <w:p>
-      <w:r>
-        <w:t xml:space="preserve">El sistema estará desarrollado sobre una plataforma de ambiente web. La interfaz con el usuario consistirá en un conjunto de ventanas con botones, listas, campos de textos, imágenes de los </w:t>
-      </w:r>
-      <w:r>
-        <w:t>servicios</w:t>
-      </w:r>
-      <w:r>
-        <w:t xml:space="preserve">, y las demás interfaces correspondientes a </w:t>
-      </w:r>
-      <w:r>
-        <w:t>un taller de mecánica</w:t>
-      </w:r>
-      <w:r>
-        <w:t>. Ésta deberá ser construida específicamente para el sistema propuesto y, será visualizada desde cualquier ordenador perteneciente a una red interna de trabajo.</w:t>
-      </w:r>
-    </w:p>
-    <w:p>
-      <w:pPr>
-        <w:pStyle w:val="Ttulo3"/>
-      </w:pPr>
-      <w:bookmarkStart w:id="81" w:name="_Toc83812194"/>
-      <w:r>
-        <w:t xml:space="preserve">8.1.2 </w:t>
-      </w:r>
-      <w:r>
-        <w:t>Interfaces de hardware</w:t>
-      </w:r>
-      <w:bookmarkEnd w:id="81"/>
-    </w:p>
-    <w:p>
       <w:pPr>
         <w:pStyle w:val="Descripcin"/>
       </w:pPr>
-      <w:bookmarkStart w:id="82" w:name="_Toc83812951"/>
+      <w:bookmarkStart w:id="81" w:name="_Toc83812951"/>
       <w:r>
         <w:t xml:space="preserve">Tabla </w:t>
       </w:r>
@@ -13825,11 +13528,11 @@
       <w:r>
         <w:t>Requisitos de interfaces de hardware</w:t>
       </w:r>
-      <w:bookmarkEnd w:id="82"/>
+      <w:bookmarkEnd w:id="81"/>
     </w:p>
     <w:tbl>
       <w:tblPr>
-        <w:tblStyle w:val="Tablaconcuadrcula4-nfasis4"/>
+        <w:tblStyle w:val="Tabladecuadrcula4-nfasis4"/>
         <w:tblW w:w="0" w:type="auto"/>
         <w:tblLook w:val="04A0" w:firstRow="1" w:lastRow="0" w:firstColumn="1" w:lastColumn="0" w:noHBand="0" w:noVBand="1"/>
       </w:tblPr>
@@ -14261,7 +13964,6 @@
                 <w:szCs w:val="20"/>
               </w:rPr>
             </w:pPr>
-            <w:proofErr w:type="spellStart"/>
             <w:r>
               <w:rPr>
                 <w:sz w:val="20"/>
@@ -14269,7 +13971,6 @@
               </w:rPr>
               <w:t>Genius</w:t>
             </w:r>
-            <w:proofErr w:type="spellEnd"/>
           </w:p>
         </w:tc>
         <w:tc>
@@ -14394,7 +14095,6 @@
                 <w:szCs w:val="20"/>
               </w:rPr>
             </w:pPr>
-            <w:proofErr w:type="spellStart"/>
             <w:r>
               <w:rPr>
                 <w:sz w:val="20"/>
@@ -14402,7 +14102,6 @@
               </w:rPr>
               <w:t>Genius</w:t>
             </w:r>
-            <w:proofErr w:type="spellEnd"/>
           </w:p>
         </w:tc>
         <w:tc>
@@ -14508,154 +14207,111 @@
                 <w:sz w:val="20"/>
                 <w:szCs w:val="20"/>
               </w:rPr>
-              <w:t xml:space="preserve">La unidad central de procesamiento es el hardware </w:t>
-            </w:r>
-            <w:r>
+              <w:t>La unidad central de procesamiento es el hardware dentro de un ordenador u otros dispositivos</w:t>
+            </w:r>
+          </w:p>
+        </w:tc>
+        <w:tc>
+          <w:tcPr>
+            <w:tcW w:w="993" w:type="dxa"/>
+          </w:tcPr>
+          <w:p>
+            <w:pPr>
+              <w:cnfStyle w:val="000000000000" w:firstRow="0" w:lastRow="0" w:firstColumn="0" w:lastColumn="0" w:oddVBand="0" w:evenVBand="0" w:oddHBand="0" w:evenHBand="0" w:firstRowFirstColumn="0" w:firstRowLastColumn="0" w:lastRowFirstColumn="0" w:lastRowLastColumn="0"/>
               <w:rPr>
                 <w:sz w:val="20"/>
                 <w:szCs w:val="20"/>
               </w:rPr>
-              <w:lastRenderedPageBreak/>
-              <w:t>dentro de un ordenador u otros dispositivos</w:t>
-            </w:r>
-          </w:p>
-        </w:tc>
-        <w:tc>
-          <w:tcPr>
-            <w:tcW w:w="993" w:type="dxa"/>
-          </w:tcPr>
-          <w:p>
-            <w:pPr>
-              <w:cnfStyle w:val="000000000000" w:firstRow="0" w:lastRow="0" w:firstColumn="0" w:lastColumn="0" w:oddVBand="0" w:evenVBand="0" w:oddHBand="0" w:evenHBand="0" w:firstRowFirstColumn="0" w:firstRowLastColumn="0" w:lastRowFirstColumn="0" w:lastRowLastColumn="0"/>
+            </w:pPr>
+            <w:r>
               <w:rPr>
                 <w:sz w:val="20"/>
                 <w:szCs w:val="20"/>
               </w:rPr>
-            </w:pPr>
-            <w:r>
+              <w:t>Acer</w:t>
+            </w:r>
+          </w:p>
+        </w:tc>
+        <w:tc>
+          <w:tcPr>
+            <w:tcW w:w="2639" w:type="dxa"/>
+          </w:tcPr>
+          <w:p>
+            <w:pPr>
+              <w:cnfStyle w:val="000000000000" w:firstRow="0" w:lastRow="0" w:firstColumn="0" w:lastColumn="0" w:oddVBand="0" w:evenVBand="0" w:oddHBand="0" w:evenHBand="0" w:firstRowFirstColumn="0" w:firstRowLastColumn="0" w:lastRowFirstColumn="0" w:lastRowLastColumn="0"/>
               <w:rPr>
                 <w:sz w:val="20"/>
                 <w:szCs w:val="20"/>
               </w:rPr>
-              <w:lastRenderedPageBreak/>
-              <w:t>Acer</w:t>
-            </w:r>
-          </w:p>
-        </w:tc>
-        <w:tc>
-          <w:tcPr>
-            <w:tcW w:w="2639" w:type="dxa"/>
-          </w:tcPr>
-          <w:p>
-            <w:pPr>
-              <w:cnfStyle w:val="000000000000" w:firstRow="0" w:lastRow="0" w:firstColumn="0" w:lastColumn="0" w:oddVBand="0" w:evenVBand="0" w:oddHBand="0" w:evenHBand="0" w:firstRowFirstColumn="0" w:firstRowLastColumn="0" w:lastRowFirstColumn="0" w:lastRowLastColumn="0"/>
+            </w:pPr>
+            <w:r>
               <w:rPr>
                 <w:sz w:val="20"/>
                 <w:szCs w:val="20"/>
               </w:rPr>
-            </w:pPr>
+              <w:t>Procesador: Intel Core I5 2da Gen o superior. compatibles con un sistema operativo como Windows</w:t>
+            </w:r>
             <w:r>
               <w:rPr>
                 <w:sz w:val="20"/>
                 <w:szCs w:val="20"/>
               </w:rPr>
-              <w:t xml:space="preserve">Procesador: Intel Core I5 2da Gen o superior. compatibles con un </w:t>
+              <w:t xml:space="preserve"> </w:t>
             </w:r>
             <w:r>
               <w:rPr>
                 <w:sz w:val="20"/>
                 <w:szCs w:val="20"/>
               </w:rPr>
-              <w:lastRenderedPageBreak/>
-              <w:t>sistema operativo como Windows</w:t>
+              <w:t>10, Linux (…)</w:t>
             </w:r>
             <w:r>
               <w:rPr>
                 <w:sz w:val="20"/>
                 <w:szCs w:val="20"/>
               </w:rPr>
-              <w:t xml:space="preserve"> </w:t>
-            </w:r>
-            <w:r>
+              <w:t>, Memoria Ram: 8GB</w:t>
+            </w:r>
+          </w:p>
+        </w:tc>
+        <w:tc>
+          <w:tcPr>
+            <w:tcW w:w="1729" w:type="dxa"/>
+          </w:tcPr>
+          <w:p>
+            <w:pPr>
+              <w:cnfStyle w:val="000000000000" w:firstRow="0" w:lastRow="0" w:firstColumn="0" w:lastColumn="0" w:oddVBand="0" w:evenVBand="0" w:oddHBand="0" w:evenHBand="0" w:firstRowFirstColumn="0" w:firstRowLastColumn="0" w:lastRowFirstColumn="0" w:lastRowLastColumn="0"/>
               <w:rPr>
                 <w:sz w:val="20"/>
                 <w:szCs w:val="20"/>
               </w:rPr>
-              <w:t>10, Linux (…)</w:t>
-            </w:r>
+            </w:pPr>
             <w:r>
               <w:rPr>
                 <w:sz w:val="20"/>
                 <w:szCs w:val="20"/>
               </w:rPr>
-              <w:t xml:space="preserve">, Memoria </w:t>
-            </w:r>
-            <w:proofErr w:type="spellStart"/>
-            <w:r>
+              <w:t>En buen estado, el cual poseerá todos los controladores para poder manejar cada periférico de entrada y salida.</w:t>
+            </w:r>
+          </w:p>
+        </w:tc>
+        <w:tc>
+          <w:tcPr>
+            <w:tcW w:w="776" w:type="dxa"/>
+          </w:tcPr>
+          <w:p>
+            <w:pPr>
+              <w:cnfStyle w:val="000000000000" w:firstRow="0" w:lastRow="0" w:firstColumn="0" w:lastColumn="0" w:oddVBand="0" w:evenVBand="0" w:oddHBand="0" w:evenHBand="0" w:firstRowFirstColumn="0" w:firstRowLastColumn="0" w:lastRowFirstColumn="0" w:lastRowLastColumn="0"/>
               <w:rPr>
                 <w:sz w:val="20"/>
                 <w:szCs w:val="20"/>
               </w:rPr>
-              <w:t>Ram</w:t>
-            </w:r>
-            <w:proofErr w:type="spellEnd"/>
+            </w:pPr>
             <w:r>
               <w:rPr>
                 <w:sz w:val="20"/>
                 <w:szCs w:val="20"/>
               </w:rPr>
-              <w:t>: 8GB</w:t>
-            </w:r>
-          </w:p>
-        </w:tc>
-        <w:tc>
-          <w:tcPr>
-            <w:tcW w:w="1729" w:type="dxa"/>
-          </w:tcPr>
-          <w:p>
-            <w:pPr>
-              <w:cnfStyle w:val="000000000000" w:firstRow="0" w:lastRow="0" w:firstColumn="0" w:lastColumn="0" w:oddVBand="0" w:evenVBand="0" w:oddHBand="0" w:evenHBand="0" w:firstRowFirstColumn="0" w:firstRowLastColumn="0" w:lastRowFirstColumn="0" w:lastRowLastColumn="0"/>
-              <w:rPr>
-                <w:sz w:val="20"/>
-                <w:szCs w:val="20"/>
-              </w:rPr>
-            </w:pPr>
-            <w:r>
-              <w:rPr>
-                <w:sz w:val="20"/>
-                <w:szCs w:val="20"/>
-              </w:rPr>
-              <w:lastRenderedPageBreak/>
-              <w:t xml:space="preserve">En buen estado, el cual poseerá todos los </w:t>
-            </w:r>
-            <w:r>
-              <w:rPr>
-                <w:sz w:val="20"/>
-                <w:szCs w:val="20"/>
-              </w:rPr>
-              <w:lastRenderedPageBreak/>
-              <w:t>controladores para poder manejar cada periférico de entrada y salida.</w:t>
-            </w:r>
-          </w:p>
-        </w:tc>
-        <w:tc>
-          <w:tcPr>
-            <w:tcW w:w="776" w:type="dxa"/>
-          </w:tcPr>
-          <w:p>
-            <w:pPr>
-              <w:cnfStyle w:val="000000000000" w:firstRow="0" w:lastRow="0" w:firstColumn="0" w:lastColumn="0" w:oddVBand="0" w:evenVBand="0" w:oddHBand="0" w:evenHBand="0" w:firstRowFirstColumn="0" w:firstRowLastColumn="0" w:lastRowFirstColumn="0" w:lastRowLastColumn="0"/>
-              <w:rPr>
-                <w:sz w:val="20"/>
-                <w:szCs w:val="20"/>
-              </w:rPr>
-            </w:pPr>
-            <w:r>
-              <w:rPr>
-                <w:sz w:val="20"/>
-                <w:szCs w:val="20"/>
-              </w:rPr>
-              <w:lastRenderedPageBreak/>
               <w:t>$399</w:t>
             </w:r>
           </w:p>
@@ -14666,20 +14322,20 @@
       <w:pPr>
         <w:pStyle w:val="Ttulo3"/>
       </w:pPr>
-      <w:bookmarkStart w:id="83" w:name="_Toc83812195"/>
+      <w:bookmarkStart w:id="82" w:name="_Toc229081472"/>
       <w:r>
         <w:t xml:space="preserve">8.1.3 </w:t>
       </w:r>
       <w:r>
         <w:t>Interfaces de software</w:t>
       </w:r>
-      <w:bookmarkEnd w:id="83"/>
+      <w:bookmarkEnd w:id="82"/>
     </w:p>
     <w:p>
       <w:pPr>
         <w:pStyle w:val="Descripcin"/>
       </w:pPr>
-      <w:bookmarkStart w:id="84" w:name="_Toc83812952"/>
+      <w:bookmarkStart w:id="83" w:name="_Toc83812952"/>
       <w:r>
         <w:t xml:space="preserve">Tabla </w:t>
       </w:r>
@@ -14707,11 +14363,11 @@
       <w:r>
         <w:t>Interfaces de software</w:t>
       </w:r>
-      <w:bookmarkEnd w:id="84"/>
+      <w:bookmarkEnd w:id="83"/>
     </w:p>
     <w:tbl>
       <w:tblPr>
-        <w:tblStyle w:val="Tablaconcuadrcula5oscura-nfasis4"/>
+        <w:tblStyle w:val="Tabladecuadrcula5oscura-nfasis4"/>
         <w:tblW w:w="5000" w:type="pct"/>
         <w:tblLook w:val="04A0" w:firstRow="1" w:lastRow="0" w:firstColumn="1" w:lastColumn="0" w:noHBand="0" w:noVBand="1"/>
       </w:tblPr>
@@ -14895,6 +14551,7 @@
               <w:rPr>
                 <w:rFonts w:ascii="Arial Narrow" w:hAnsi="Arial Narrow"/>
               </w:rPr>
+              <w:lastRenderedPageBreak/>
               <w:t>Fuente:</w:t>
             </w:r>
             <w:hyperlink r:id="rId14" w:history="1">
@@ -14937,42 +14594,42 @@
               <w:rPr>
                 <w:rFonts w:ascii="Arial Narrow" w:hAnsi="Arial Narrow"/>
               </w:rPr>
-              <w:t xml:space="preserve">MySQL es un sistema de gestión de bases de datos relacional desarrollado bajo licencia dual: Licencia pública general/Licencia comercial por Oracle </w:t>
-            </w:r>
-            <w:proofErr w:type="spellStart"/>
-            <w:proofErr w:type="gramStart"/>
+              <w:lastRenderedPageBreak/>
+              <w:t xml:space="preserve">MySQL es un sistema de gestión de bases de datos relacional desarrollado bajo licencia dual: Licencia </w:t>
+            </w:r>
             <w:r>
               <w:rPr>
                 <w:rFonts w:ascii="Arial Narrow" w:hAnsi="Arial Narrow"/>
               </w:rPr>
-              <w:t>Corporation</w:t>
-            </w:r>
-            <w:proofErr w:type="spellEnd"/>
-            <w:r>
+              <w:lastRenderedPageBreak/>
+              <w:t>pública general/Licencia comercial por Oracle Corporation .</w:t>
+            </w:r>
+          </w:p>
+        </w:tc>
+        <w:tc>
+          <w:tcPr>
+            <w:tcW w:w="1080" w:type="pct"/>
+          </w:tcPr>
+          <w:p>
+            <w:pPr>
+              <w:cnfStyle w:val="000000100000" w:firstRow="0" w:lastRow="0" w:firstColumn="0" w:lastColumn="0" w:oddVBand="0" w:evenVBand="0" w:oddHBand="1" w:evenHBand="0" w:firstRowFirstColumn="0" w:firstRowLastColumn="0" w:lastRowFirstColumn="0" w:lastRowLastColumn="0"/>
               <w:rPr>
                 <w:rFonts w:ascii="Arial Narrow" w:hAnsi="Arial Narrow"/>
               </w:rPr>
-              <w:t xml:space="preserve"> .</w:t>
-            </w:r>
-            <w:proofErr w:type="gramEnd"/>
-          </w:p>
-        </w:tc>
-        <w:tc>
-          <w:tcPr>
-            <w:tcW w:w="1080" w:type="pct"/>
-          </w:tcPr>
-          <w:p>
-            <w:pPr>
-              <w:cnfStyle w:val="000000100000" w:firstRow="0" w:lastRow="0" w:firstColumn="0" w:lastColumn="0" w:oddVBand="0" w:evenVBand="0" w:oddHBand="1" w:evenHBand="0" w:firstRowFirstColumn="0" w:firstRowLastColumn="0" w:lastRowFirstColumn="0" w:lastRowLastColumn="0"/>
+            </w:pPr>
+            <w:r>
               <w:rPr>
                 <w:rFonts w:ascii="Arial Narrow" w:hAnsi="Arial Narrow"/>
               </w:rPr>
-            </w:pPr>
+              <w:lastRenderedPageBreak/>
+              <w:t xml:space="preserve">Es la base de datos sobre la cual se van a generar las tablas para registrar la </w:t>
+            </w:r>
             <w:r>
               <w:rPr>
                 <w:rFonts w:ascii="Arial Narrow" w:hAnsi="Arial Narrow"/>
               </w:rPr>
-              <w:t>Es la base de datos sobre la cual se van a generar las tablas para registrar la información de las solicitudes de requerimiento.</w:t>
+              <w:lastRenderedPageBreak/>
+              <w:t>información de las solicitudes de requerimiento.</w:t>
             </w:r>
           </w:p>
         </w:tc>
@@ -14994,6 +14651,7 @@
               <w:rPr>
                 <w:rFonts w:ascii="Arial Narrow" w:hAnsi="Arial Narrow"/>
               </w:rPr>
+              <w:lastRenderedPageBreak/>
               <w:t>Gestor de base de datos</w:t>
             </w:r>
           </w:p>
@@ -15013,16 +14671,8 @@
               <w:rPr>
                 <w:rFonts w:ascii="Arial Narrow" w:hAnsi="Arial Narrow"/>
               </w:rPr>
-              <w:t xml:space="preserve">Nombre: </w:t>
-            </w:r>
-            <w:proofErr w:type="spellStart"/>
-            <w:r>
-              <w:rPr>
-                <w:rFonts w:ascii="Arial Narrow" w:hAnsi="Arial Narrow"/>
-              </w:rPr>
-              <w:t>Phpmyadmin</w:t>
-            </w:r>
-            <w:proofErr w:type="spellEnd"/>
+              <w:t>Nombre: Phpmyadmin</w:t>
+            </w:r>
           </w:p>
           <w:p>
             <w:pPr>
@@ -15478,21 +15128,28 @@
               <w:rPr>
                 <w:rFonts w:ascii="Arial Narrow" w:hAnsi="Arial Narrow"/>
               </w:rPr>
-              <w:t xml:space="preserve">Diseño de modelo de </w:t>
-            </w:r>
-            <w:r>
+              <w:t>Diseño de modelo de base de datos</w:t>
+            </w:r>
+          </w:p>
+        </w:tc>
+        <w:tc>
+          <w:tcPr>
+            <w:tcW w:w="1730" w:type="pct"/>
+          </w:tcPr>
+          <w:p>
+            <w:pPr>
+              <w:cnfStyle w:val="000000100000" w:firstRow="0" w:lastRow="0" w:firstColumn="0" w:lastColumn="0" w:oddVBand="0" w:evenVBand="0" w:oddHBand="1" w:evenHBand="0" w:firstRowFirstColumn="0" w:firstRowLastColumn="0" w:lastRowFirstColumn="0" w:lastRowLastColumn="0"/>
               <w:rPr>
                 <w:rFonts w:ascii="Arial Narrow" w:hAnsi="Arial Narrow"/>
               </w:rPr>
-              <w:lastRenderedPageBreak/>
-              <w:t>base de datos</w:t>
-            </w:r>
-          </w:p>
-        </w:tc>
-        <w:tc>
-          <w:tcPr>
-            <w:tcW w:w="1730" w:type="pct"/>
-          </w:tcPr>
+            </w:pPr>
+            <w:r>
+              <w:rPr>
+                <w:rFonts w:ascii="Arial Narrow" w:hAnsi="Arial Narrow"/>
+              </w:rPr>
+              <w:t>Nombre: Power Designer</w:t>
+            </w:r>
+          </w:p>
           <w:p>
             <w:pPr>
               <w:cnfStyle w:val="000000100000" w:firstRow="0" w:lastRow="0" w:firstColumn="0" w:lastColumn="0" w:oddVBand="0" w:evenVBand="0" w:oddHBand="1" w:evenHBand="0" w:firstRowFirstColumn="0" w:firstRowLastColumn="0" w:lastRowFirstColumn="0" w:lastRowLastColumn="0"/>
@@ -15504,8 +15161,7 @@
               <w:rPr>
                 <w:rFonts w:ascii="Arial Narrow" w:hAnsi="Arial Narrow"/>
               </w:rPr>
-              <w:lastRenderedPageBreak/>
-              <w:t>Nombre: Power Designer</w:t>
+              <w:t>Desarrollador: SAP</w:t>
             </w:r>
           </w:p>
           <w:p>
@@ -15519,8 +15175,7 @@
               <w:rPr>
                 <w:rFonts w:ascii="Arial Narrow" w:hAnsi="Arial Narrow"/>
               </w:rPr>
-              <w:lastRenderedPageBreak/>
-              <w:t>Desarrollador: SAP</w:t>
+              <w:t xml:space="preserve">Version:16.5 </w:t>
             </w:r>
           </w:p>
           <w:p>
@@ -15534,7 +15189,7 @@
               <w:rPr>
                 <w:rFonts w:ascii="Arial Narrow" w:hAnsi="Arial Narrow"/>
               </w:rPr>
-              <w:t xml:space="preserve">Version:16.5 </w:t>
+              <w:t>Distribución: Pagada</w:t>
             </w:r>
           </w:p>
           <w:p>
@@ -15548,7 +15203,7 @@
               <w:rPr>
                 <w:rFonts w:ascii="Arial Narrow" w:hAnsi="Arial Narrow"/>
               </w:rPr>
-              <w:t>Distribución: Pagada</w:t>
+              <w:t>Precio: 2092.98 $</w:t>
             </w:r>
           </w:p>
           <w:p>
@@ -15558,13 +15213,31 @@
                 <w:rFonts w:ascii="Arial Narrow" w:hAnsi="Arial Narrow"/>
               </w:rPr>
             </w:pPr>
-            <w:r>
+          </w:p>
+        </w:tc>
+        <w:tc>
+          <w:tcPr>
+            <w:tcW w:w="1413" w:type="pct"/>
+          </w:tcPr>
+          <w:p>
+            <w:pPr>
+              <w:cnfStyle w:val="000000100000" w:firstRow="0" w:lastRow="0" w:firstColumn="0" w:lastColumn="0" w:oddVBand="0" w:evenVBand="0" w:oddHBand="1" w:evenHBand="0" w:firstRowFirstColumn="0" w:firstRowLastColumn="0" w:lastRowFirstColumn="0" w:lastRowLastColumn="0"/>
               <w:rPr>
                 <w:rFonts w:ascii="Arial Narrow" w:hAnsi="Arial Narrow"/>
               </w:rPr>
-              <w:t>Precio: 2092.98 $</w:t>
-            </w:r>
-          </w:p>
+            </w:pPr>
+            <w:r>
+              <w:rPr>
+                <w:rFonts w:ascii="Arial Narrow" w:hAnsi="Arial Narrow"/>
+              </w:rPr>
+              <w:t xml:space="preserve">Es una herramienta para el análisis, diseño inteligente y construcción sólida de una base de datos y un desarrollo orientado a modelos de datos a nivel físico y conceptual, que da a los desarrolladores </w:t>
+            </w:r>
+          </w:p>
+        </w:tc>
+        <w:tc>
+          <w:tcPr>
+            <w:tcW w:w="1080" w:type="pct"/>
+          </w:tcPr>
           <w:p>
             <w:pPr>
               <w:cnfStyle w:val="000000100000" w:firstRow="0" w:lastRow="0" w:firstColumn="0" w:lastColumn="0" w:oddVBand="0" w:evenVBand="0" w:oddHBand="1" w:evenHBand="0" w:firstRowFirstColumn="0" w:firstRowLastColumn="0" w:lastRowFirstColumn="0" w:lastRowLastColumn="0"/>
@@ -15572,58 +15245,16 @@
                 <w:rFonts w:ascii="Arial Narrow" w:hAnsi="Arial Narrow"/>
               </w:rPr>
             </w:pPr>
-          </w:p>
-        </w:tc>
-        <w:tc>
-          <w:tcPr>
-            <w:tcW w:w="1413" w:type="pct"/>
-          </w:tcPr>
-          <w:p>
-            <w:pPr>
-              <w:cnfStyle w:val="000000100000" w:firstRow="0" w:lastRow="0" w:firstColumn="0" w:lastColumn="0" w:oddVBand="0" w:evenVBand="0" w:oddHBand="1" w:evenHBand="0" w:firstRowFirstColumn="0" w:firstRowLastColumn="0" w:lastRowFirstColumn="0" w:lastRowLastColumn="0"/>
+            <w:r>
               <w:rPr>
                 <w:rFonts w:ascii="Arial Narrow" w:hAnsi="Arial Narrow"/>
               </w:rPr>
-            </w:pPr>
+              <w:t xml:space="preserve">El propósito de este programa en el </w:t>
+            </w:r>
             <w:r>
               <w:rPr>
                 <w:rFonts w:ascii="Arial Narrow" w:hAnsi="Arial Narrow"/>
               </w:rPr>
-              <w:lastRenderedPageBreak/>
-              <w:t xml:space="preserve">Es una herramienta para el análisis, diseño inteligente </w:t>
-            </w:r>
-            <w:r>
-              <w:rPr>
-                <w:rFonts w:ascii="Arial Narrow" w:hAnsi="Arial Narrow"/>
-              </w:rPr>
-              <w:lastRenderedPageBreak/>
-              <w:t xml:space="preserve">y construcción sólida de una base de datos y un desarrollo orientado a modelos de datos a nivel físico y conceptual, que da a los desarrolladores </w:t>
-            </w:r>
-          </w:p>
-        </w:tc>
-        <w:tc>
-          <w:tcPr>
-            <w:tcW w:w="1080" w:type="pct"/>
-          </w:tcPr>
-          <w:p>
-            <w:pPr>
-              <w:cnfStyle w:val="000000100000" w:firstRow="0" w:lastRow="0" w:firstColumn="0" w:lastColumn="0" w:oddVBand="0" w:evenVBand="0" w:oddHBand="1" w:evenHBand="0" w:firstRowFirstColumn="0" w:firstRowLastColumn="0" w:lastRowFirstColumn="0" w:lastRowLastColumn="0"/>
-              <w:rPr>
-                <w:rFonts w:ascii="Arial Narrow" w:hAnsi="Arial Narrow"/>
-              </w:rPr>
-            </w:pPr>
-            <w:r>
-              <w:rPr>
-                <w:rFonts w:ascii="Arial Narrow" w:hAnsi="Arial Narrow"/>
-              </w:rPr>
-              <w:lastRenderedPageBreak/>
-              <w:t xml:space="preserve">El propósito de este programa en el </w:t>
-            </w:r>
-            <w:r>
-              <w:rPr>
-                <w:rFonts w:ascii="Arial Narrow" w:hAnsi="Arial Narrow"/>
-              </w:rPr>
-              <w:lastRenderedPageBreak/>
               <w:t>proyecto</w:t>
             </w:r>
             <w:r>
@@ -15640,9 +15271,8 @@
       <w:pPr>
         <w:pStyle w:val="Ttulo3"/>
       </w:pPr>
-      <w:bookmarkStart w:id="85" w:name="_Toc83812196"/>
-      <w:r>
-        <w:lastRenderedPageBreak/>
+      <w:bookmarkStart w:id="84" w:name="_Toc229081473"/>
+      <w:r>
         <w:t xml:space="preserve">8,1,4 </w:t>
       </w:r>
       <w:r>
@@ -15651,7 +15281,7 @@
       <w:r>
         <w:t>comunicación</w:t>
       </w:r>
-      <w:bookmarkEnd w:id="85"/>
+      <w:bookmarkEnd w:id="84"/>
     </w:p>
     <w:p>
       <w:r>
@@ -15696,6 +15326,7 @@
           <w:b/>
           <w:bCs/>
         </w:rPr>
+        <w:lastRenderedPageBreak/>
         <w:t>Carga:</w:t>
       </w:r>
       <w:r>
@@ -15714,26 +15345,26 @@
       <w:pPr>
         <w:pStyle w:val="Ttulo2"/>
       </w:pPr>
-      <w:bookmarkStart w:id="86" w:name="_Toc83812197"/>
+      <w:bookmarkStart w:id="85" w:name="_Toc229081474"/>
       <w:r>
         <w:t xml:space="preserve">8.2 </w:t>
       </w:r>
       <w:r>
         <w:t>Requisitos Funcionales</w:t>
+      </w:r>
+      <w:bookmarkEnd w:id="85"/>
+    </w:p>
+    <w:p>
+      <w:pPr>
+        <w:pStyle w:val="Ttulo3"/>
+      </w:pPr>
+      <w:bookmarkStart w:id="86" w:name="_Toc229081475"/>
+      <w:r>
+        <w:t>8.2.1. Objetivo General</w:t>
       </w:r>
       <w:bookmarkEnd w:id="86"/>
     </w:p>
     <w:p>
-      <w:pPr>
-        <w:pStyle w:val="Ttulo3"/>
-      </w:pPr>
-      <w:bookmarkStart w:id="87" w:name="_Toc83812198"/>
-      <w:r>
-        <w:t>8.2.1. Objetivo General</w:t>
-      </w:r>
-      <w:bookmarkEnd w:id="87"/>
-    </w:p>
-    <w:p>
       <w:r>
         <w:t xml:space="preserve">El Sistema </w:t>
       </w:r>
@@ -15759,7 +15390,7 @@
         <w:rPr>
           <w:rStyle w:val="Refdenotaalpie"/>
         </w:rPr>
-        <w:footnoteReference w:id="3"/>
+        <w:footnoteReference w:id="2"/>
       </w:r>
       <w:r>
         <w:t xml:space="preserve"> del sistema informático.</w:t>
@@ -15793,7 +15424,7 @@
           <w:lang w:val="es-EC"/>
         </w:rPr>
       </w:pPr>
-      <w:bookmarkStart w:id="88" w:name="_Toc83812953"/>
+      <w:bookmarkStart w:id="87" w:name="_Toc83812953"/>
       <w:r>
         <w:t xml:space="preserve">Tabla </w:t>
       </w:r>
@@ -15821,11 +15452,11 @@
       <w:r>
         <w:t xml:space="preserve"> clientes</w:t>
       </w:r>
-      <w:bookmarkEnd w:id="88"/>
+      <w:bookmarkEnd w:id="87"/>
     </w:p>
     <w:tbl>
       <w:tblPr>
-        <w:tblStyle w:val="Tablaconcuadrcula5oscura-nfasis4"/>
+        <w:tblStyle w:val="Tabladecuadrcula5oscura-nfasis4"/>
         <w:tblW w:w="0" w:type="auto"/>
         <w:tblLook w:val="04A0" w:firstRow="1" w:lastRow="0" w:firstColumn="1" w:lastColumn="0" w:noHBand="0" w:noVBand="1"/>
       </w:tblPr>
@@ -15955,7 +15586,7 @@
       <w:pPr>
         <w:pStyle w:val="Descripcin"/>
       </w:pPr>
-      <w:bookmarkStart w:id="89" w:name="_Toc83812954"/>
+      <w:bookmarkStart w:id="88" w:name="_Toc83812954"/>
       <w:r>
         <w:t xml:space="preserve">Tabla </w:t>
       </w:r>
@@ -15980,11 +15611,11 @@
       <w:r>
         <w:t>. Asignar mecánico</w:t>
       </w:r>
-      <w:bookmarkEnd w:id="89"/>
+      <w:bookmarkEnd w:id="88"/>
     </w:p>
     <w:tbl>
       <w:tblPr>
-        <w:tblStyle w:val="Tablaconcuadrcula5oscura-nfasis4"/>
+        <w:tblStyle w:val="Tabladecuadrcula5oscura-nfasis4"/>
         <w:tblW w:w="0" w:type="auto"/>
         <w:tblLook w:val="04A0" w:firstRow="1" w:lastRow="0" w:firstColumn="1" w:lastColumn="0" w:noHBand="0" w:noVBand="1"/>
       </w:tblPr>
@@ -16049,11 +15680,7 @@
               <w:cnfStyle w:val="000000100000" w:firstRow="0" w:lastRow="0" w:firstColumn="0" w:lastColumn="0" w:oddVBand="0" w:evenVBand="0" w:oddHBand="1" w:evenHBand="0" w:firstRowFirstColumn="0" w:firstRowLastColumn="0" w:lastRowFirstColumn="0" w:lastRowLastColumn="0"/>
             </w:pPr>
             <w:r>
-              <w:t xml:space="preserve">Se quiere asignar un mecánico libre, el cual se encargará de </w:t>
-            </w:r>
-            <w:r>
-              <w:lastRenderedPageBreak/>
-              <w:t>realizar las evaluaciones de los daños del vehículo ingresado.</w:t>
+              <w:t>Se quiere asignar un mecánico libre, el cual se encargará de realizar las evaluaciones de los daños del vehículo ingresado.</w:t>
             </w:r>
           </w:p>
         </w:tc>
@@ -16067,7 +15694,6 @@
           </w:tcPr>
           <w:p>
             <w:r>
-              <w:lastRenderedPageBreak/>
               <w:t xml:space="preserve">Importancia </w:t>
             </w:r>
           </w:p>
@@ -16119,7 +15745,7 @@
       <w:pPr>
         <w:pStyle w:val="Descripcin"/>
       </w:pPr>
-      <w:bookmarkStart w:id="90" w:name="_Toc83812955"/>
+      <w:bookmarkStart w:id="89" w:name="_Toc83812955"/>
       <w:r>
         <w:t xml:space="preserve">Tabla </w:t>
       </w:r>
@@ -16147,11 +15773,11 @@
       <w:r>
         <w:t>Realizar el Parte de reparación.</w:t>
       </w:r>
-      <w:bookmarkEnd w:id="90"/>
+      <w:bookmarkEnd w:id="89"/>
     </w:p>
     <w:tbl>
       <w:tblPr>
-        <w:tblStyle w:val="Tablaconcuadrcula5oscura-nfasis4"/>
+        <w:tblStyle w:val="Tabladecuadrcula5oscura-nfasis4"/>
         <w:tblW w:w="0" w:type="auto"/>
         <w:tblLook w:val="04A0" w:firstRow="1" w:lastRow="0" w:firstColumn="1" w:lastColumn="0" w:noHBand="0" w:noVBand="1"/>
       </w:tblPr>
@@ -16261,6 +15887,7 @@
           </w:tcPr>
           <w:p>
             <w:r>
+              <w:lastRenderedPageBreak/>
               <w:t>Comentarios</w:t>
             </w:r>
           </w:p>
@@ -16281,7 +15908,7 @@
       <w:pPr>
         <w:pStyle w:val="Descripcin"/>
       </w:pPr>
-      <w:bookmarkStart w:id="91" w:name="_Toc83812956"/>
+      <w:bookmarkStart w:id="90" w:name="_Toc83812956"/>
       <w:r>
         <w:t xml:space="preserve">Tabla </w:t>
       </w:r>
@@ -16309,11 +15936,11 @@
       <w:r>
         <w:t>factura</w:t>
       </w:r>
-      <w:bookmarkEnd w:id="91"/>
+      <w:bookmarkEnd w:id="90"/>
     </w:p>
     <w:tbl>
       <w:tblPr>
-        <w:tblStyle w:val="Tablaconcuadrcula5oscura-nfasis4"/>
+        <w:tblStyle w:val="Tabladecuadrcula5oscura-nfasis4"/>
         <w:tblW w:w="0" w:type="auto"/>
         <w:tblLook w:val="04A0" w:firstRow="1" w:lastRow="0" w:firstColumn="1" w:lastColumn="0" w:noHBand="0" w:noVBand="1"/>
       </w:tblPr>
@@ -16452,17 +16079,17 @@
       <w:pPr>
         <w:pStyle w:val="Ttulo3"/>
       </w:pPr>
-      <w:bookmarkStart w:id="92" w:name="_Toc83812199"/>
+      <w:bookmarkStart w:id="91" w:name="_Toc229081476"/>
       <w:r>
         <w:t>8.2.3. Actores</w:t>
       </w:r>
-      <w:bookmarkEnd w:id="92"/>
+      <w:bookmarkEnd w:id="91"/>
     </w:p>
     <w:p>
       <w:pPr>
         <w:pStyle w:val="Descripcin"/>
       </w:pPr>
-      <w:bookmarkStart w:id="93" w:name="_Toc83812957"/>
+      <w:bookmarkStart w:id="92" w:name="_Toc83812957"/>
       <w:r>
         <w:t xml:space="preserve">Tabla </w:t>
       </w:r>
@@ -16490,11 +16117,11 @@
       <w:r>
         <w:t>Mecánico</w:t>
       </w:r>
-      <w:bookmarkEnd w:id="93"/>
+      <w:bookmarkEnd w:id="92"/>
     </w:p>
     <w:tbl>
       <w:tblPr>
-        <w:tblStyle w:val="Tablaconcuadrcula5oscura-nfasis4"/>
+        <w:tblStyle w:val="Tabladecuadrcula5oscura-nfasis4"/>
         <w:tblW w:w="0" w:type="auto"/>
         <w:tblLook w:val="04A0" w:firstRow="1" w:lastRow="0" w:firstColumn="1" w:lastColumn="0" w:noHBand="0" w:noVBand="1"/>
       </w:tblPr>
@@ -16650,7 +16277,7 @@
           <w:lang w:val="es-EC" w:eastAsia="zh-CN"/>
         </w:rPr>
       </w:pPr>
-      <w:bookmarkStart w:id="94" w:name="_Toc83812958"/>
+      <w:bookmarkStart w:id="93" w:name="_Toc83812958"/>
       <w:r>
         <w:t xml:space="preserve">Tabla </w:t>
       </w:r>
@@ -16675,11 +16302,11 @@
       <w:r>
         <w:t>. Actor secretaria</w:t>
       </w:r>
-      <w:bookmarkEnd w:id="94"/>
+      <w:bookmarkEnd w:id="93"/>
     </w:p>
     <w:tbl>
       <w:tblPr>
-        <w:tblStyle w:val="Tablaconcuadrcula5oscura-nfasis4"/>
+        <w:tblStyle w:val="Tabladecuadrcula5oscura-nfasis4"/>
         <w:tblW w:w="0" w:type="auto"/>
         <w:tblLook w:val="04A0" w:firstRow="1" w:lastRow="0" w:firstColumn="1" w:lastColumn="0" w:noHBand="0" w:noVBand="1"/>
       </w:tblPr>
@@ -16835,7 +16462,7 @@
           <w:lang w:val="es-EC" w:eastAsia="zh-CN"/>
         </w:rPr>
       </w:pPr>
-      <w:bookmarkStart w:id="95" w:name="_Toc83812959"/>
+      <w:bookmarkStart w:id="94" w:name="_Toc83812959"/>
       <w:r>
         <w:t xml:space="preserve">Tabla </w:t>
       </w:r>
@@ -16863,11 +16490,11 @@
       <w:r>
         <w:t>Administrador</w:t>
       </w:r>
-      <w:bookmarkEnd w:id="95"/>
+      <w:bookmarkEnd w:id="94"/>
     </w:p>
     <w:tbl>
       <w:tblPr>
-        <w:tblStyle w:val="Tablaconcuadrcula5oscura-nfasis4"/>
+        <w:tblStyle w:val="Tabladecuadrcula5oscura-nfasis4"/>
         <w:tblW w:w="0" w:type="auto"/>
         <w:tblLook w:val="04A0" w:firstRow="1" w:lastRow="0" w:firstColumn="1" w:lastColumn="0" w:noHBand="0" w:noVBand="1"/>
       </w:tblPr>
@@ -17022,7 +16649,7 @@
           <w:szCs w:val="22"/>
         </w:rPr>
       </w:pPr>
-      <w:bookmarkStart w:id="96" w:name="_Toc83812960"/>
+      <w:bookmarkStart w:id="95" w:name="_Toc83812960"/>
       <w:r>
         <w:t xml:space="preserve">Tabla </w:t>
       </w:r>
@@ -17050,11 +16677,11 @@
       <w:r>
         <w:t>Cliente</w:t>
       </w:r>
-      <w:bookmarkEnd w:id="96"/>
+      <w:bookmarkEnd w:id="95"/>
     </w:p>
     <w:tbl>
       <w:tblPr>
-        <w:tblStyle w:val="Tablaconcuadrcula5oscura-nfasis4"/>
+        <w:tblStyle w:val="Tabladecuadrcula5oscura-nfasis4"/>
         <w:tblW w:w="0" w:type="auto"/>
         <w:tblLook w:val="04A0" w:firstRow="1" w:lastRow="0" w:firstColumn="1" w:lastColumn="0" w:noHBand="0" w:noVBand="1"/>
       </w:tblPr>
@@ -17133,7 +16760,6 @@
               <w:rPr>
                 <w:rFonts w:ascii="Verdana" w:hAnsi="Verdana" w:cstheme="minorHAnsi"/>
               </w:rPr>
-              <w:lastRenderedPageBreak/>
               <w:t>Descripción</w:t>
             </w:r>
           </w:p>
@@ -17205,11 +16831,11 @@
       <w:pPr>
         <w:pStyle w:val="Ttulo3"/>
       </w:pPr>
-      <w:bookmarkStart w:id="97" w:name="_Toc83812200"/>
+      <w:bookmarkStart w:id="96" w:name="_Toc229081477"/>
       <w:r>
         <w:t>8.2.4. Lista de requisitos funcionales</w:t>
       </w:r>
-      <w:bookmarkEnd w:id="97"/>
+      <w:bookmarkEnd w:id="96"/>
     </w:p>
     <w:p>
       <w:r>
@@ -17232,7 +16858,7 @@
       <w:pPr>
         <w:pStyle w:val="Descripcin"/>
       </w:pPr>
-      <w:bookmarkStart w:id="98" w:name="_Toc83812961"/>
+      <w:bookmarkStart w:id="97" w:name="_Toc83812961"/>
       <w:r>
         <w:t xml:space="preserve">Tabla </w:t>
       </w:r>
@@ -17260,11 +16886,11 @@
       <w:r>
         <w:t>Lista de requisitos funcionales</w:t>
       </w:r>
-      <w:bookmarkEnd w:id="98"/>
+      <w:bookmarkEnd w:id="97"/>
     </w:p>
     <w:tbl>
       <w:tblPr>
-        <w:tblStyle w:val="Tablaconcuadrcula7concolores-nfasis4"/>
+        <w:tblStyle w:val="Tabladecuadrcula7concolores-nfasis4"/>
         <w:tblW w:w="5000" w:type="pct"/>
         <w:tblLook w:val="04A0" w:firstRow="1" w:lastRow="0" w:firstColumn="1" w:lastColumn="0" w:noHBand="0" w:noVBand="1"/>
       </w:tblPr>
@@ -17377,6 +17003,7 @@
           </w:tcPr>
           <w:p>
             <w:r>
+              <w:lastRenderedPageBreak/>
               <w:t xml:space="preserve">RF – 01 </w:t>
             </w:r>
           </w:p>
@@ -17667,11 +17294,7 @@
               <w:cnfStyle w:val="000000100000" w:firstRow="0" w:lastRow="0" w:firstColumn="0" w:lastColumn="0" w:oddVBand="0" w:evenVBand="0" w:oddHBand="1" w:evenHBand="0" w:firstRowFirstColumn="0" w:firstRowLastColumn="0" w:lastRowFirstColumn="0" w:lastRowLastColumn="0"/>
             </w:pPr>
             <w:r>
-              <w:t xml:space="preserve">El sistema debe gestionar la información de la factura </w:t>
-            </w:r>
-            <w:r>
-              <w:lastRenderedPageBreak/>
-              <w:t>para lo cual debe tomar la información de la hoja de parte del vehículo y generar la factura la misma que deberá contener: datos del cliente, datos del mecánico encargado, desglose de qué repuestos se han utilizado con su precio por unidad, el precio de la mano de obra y el total de la factura. A este total se le aplica el 12 % de IVA</w:t>
+              <w:t>El sistema debe gestionar la información de la factura para lo cual debe tomar la información de la hoja de parte del vehículo y generar la factura la misma que deberá contener: datos del cliente, datos del mecánico encargado, desglose de qué repuestos se han utilizado con su precio por unidad, el precio de la mano de obra y el total de la factura. A este total se le aplica el 12 % de IVA</w:t>
             </w:r>
           </w:p>
         </w:tc>
@@ -17684,11 +17307,9 @@
               <w:cnfStyle w:val="000000100000" w:firstRow="0" w:lastRow="0" w:firstColumn="0" w:lastColumn="0" w:oddVBand="0" w:evenVBand="0" w:oddHBand="1" w:evenHBand="0" w:firstRowFirstColumn="0" w:firstRowLastColumn="0" w:lastRowFirstColumn="0" w:lastRowLastColumn="0"/>
             </w:pPr>
             <w:r>
-              <w:lastRenderedPageBreak/>
               <w:t xml:space="preserve">Gestionar </w:t>
             </w:r>
             <w:r>
-              <w:lastRenderedPageBreak/>
               <w:t>Finanzas</w:t>
             </w:r>
           </w:p>
@@ -17702,7 +17323,6 @@
               <w:cnfStyle w:val="000000100000" w:firstRow="0" w:lastRow="0" w:firstColumn="0" w:lastColumn="0" w:oddVBand="0" w:evenVBand="0" w:oddHBand="1" w:evenHBand="0" w:firstRowFirstColumn="0" w:firstRowLastColumn="0" w:lastRowFirstColumn="0" w:lastRowLastColumn="0"/>
             </w:pPr>
             <w:r>
-              <w:lastRenderedPageBreak/>
               <w:t>Secretaria</w:t>
             </w:r>
           </w:p>
@@ -17724,6 +17344,7 @@
               <w:rPr>
                 <w:szCs w:val="24"/>
               </w:rPr>
+              <w:lastRenderedPageBreak/>
               <w:t>RF06</w:t>
             </w:r>
           </w:p>
@@ -17999,12 +17620,11 @@
       <w:pPr>
         <w:pStyle w:val="Ttulo3"/>
       </w:pPr>
-      <w:bookmarkStart w:id="99" w:name="_Toc83812201"/>
-      <w:r>
-        <w:lastRenderedPageBreak/>
+      <w:bookmarkStart w:id="98" w:name="_Toc229081478"/>
+      <w:r>
         <w:t>8.2.5 Requisitos Funcionales</w:t>
       </w:r>
-      <w:bookmarkEnd w:id="99"/>
+      <w:bookmarkEnd w:id="98"/>
     </w:p>
     <w:p>
       <w:r>
@@ -18021,7 +17641,7 @@
       <w:pPr>
         <w:pStyle w:val="Descripcin"/>
       </w:pPr>
-      <w:bookmarkStart w:id="100" w:name="_Toc83812962"/>
+      <w:bookmarkStart w:id="99" w:name="_Toc83812962"/>
       <w:r>
         <w:t xml:space="preserve">Tabla </w:t>
       </w:r>
@@ -18049,11 +17669,11 @@
       <w:r>
         <w:t>Gestionar Usuario</w:t>
       </w:r>
-      <w:bookmarkEnd w:id="100"/>
+      <w:bookmarkEnd w:id="99"/>
     </w:p>
     <w:tbl>
       <w:tblPr>
-        <w:tblStyle w:val="Tablaconcuadrcula5oscura-nfasis4"/>
+        <w:tblStyle w:val="Tabladecuadrcula5oscura-nfasis4"/>
         <w:tblW w:w="9020" w:type="dxa"/>
         <w:tblLook w:val="04A0" w:firstRow="1" w:lastRow="0" w:firstColumn="1" w:lastColumn="0" w:noHBand="0" w:noVBand="1"/>
       </w:tblPr>
@@ -18329,6 +17949,7 @@
               <w:rPr>
                 <w:rFonts w:ascii="Verdana" w:hAnsi="Verdana" w:cstheme="minorHAnsi"/>
               </w:rPr>
+              <w:lastRenderedPageBreak/>
               <w:t>Estabilidad</w:t>
             </w:r>
           </w:p>
@@ -18401,7 +18022,7 @@
           <w:rFonts w:ascii="Verdana" w:hAnsi="Verdana" w:cstheme="minorHAnsi"/>
         </w:rPr>
       </w:pPr>
-      <w:bookmarkStart w:id="101" w:name="_Toc83812963"/>
+      <w:bookmarkStart w:id="100" w:name="_Toc83812963"/>
       <w:r>
         <w:t xml:space="preserve">Tabla </w:t>
       </w:r>
@@ -18429,11 +18050,11 @@
       <w:r>
         <w:t>Gestionar Cliente</w:t>
       </w:r>
-      <w:bookmarkEnd w:id="101"/>
+      <w:bookmarkEnd w:id="100"/>
     </w:p>
     <w:tbl>
       <w:tblPr>
-        <w:tblStyle w:val="Tablaconcuadrcula5oscura-nfasis4"/>
+        <w:tblStyle w:val="Tabladecuadrcula5oscura-nfasis4"/>
         <w:tblW w:w="5000" w:type="pct"/>
         <w:tblLook w:val="04A0" w:firstRow="1" w:lastRow="0" w:firstColumn="1" w:lastColumn="0" w:noHBand="0" w:noVBand="1"/>
       </w:tblPr>
@@ -18799,7 +18420,7 @@
           <w:rFonts w:ascii="Verdana" w:hAnsi="Verdana" w:cstheme="minorHAnsi"/>
         </w:rPr>
       </w:pPr>
-      <w:bookmarkStart w:id="102" w:name="_Toc83812964"/>
+      <w:bookmarkStart w:id="101" w:name="_Toc83812964"/>
       <w:r>
         <w:t xml:space="preserve">Tabla </w:t>
       </w:r>
@@ -18827,11 +18448,11 @@
       <w:r>
         <w:t>Gestionar Vehículo</w:t>
       </w:r>
-      <w:bookmarkEnd w:id="102"/>
+      <w:bookmarkEnd w:id="101"/>
     </w:p>
     <w:tbl>
       <w:tblPr>
-        <w:tblStyle w:val="Tablaconcuadrcula5oscura-nfasis4"/>
+        <w:tblStyle w:val="Tabladecuadrcula5oscura-nfasis4"/>
         <w:tblW w:w="0" w:type="auto"/>
         <w:tblLook w:val="04A0" w:firstRow="1" w:lastRow="0" w:firstColumn="1" w:lastColumn="0" w:noHBand="0" w:noVBand="1"/>
       </w:tblPr>
@@ -19185,7 +18806,7 @@
           <w:rFonts w:ascii="Verdana" w:hAnsi="Verdana" w:cstheme="minorHAnsi"/>
         </w:rPr>
       </w:pPr>
-      <w:bookmarkStart w:id="103" w:name="_Toc83812965"/>
+      <w:bookmarkStart w:id="102" w:name="_Toc83812965"/>
       <w:r>
         <w:t xml:space="preserve">Tabla </w:t>
       </w:r>
@@ -19219,11 +18840,11 @@
         </w:rPr>
         <w:t>Artículo</w:t>
       </w:r>
-      <w:bookmarkEnd w:id="103"/>
+      <w:bookmarkEnd w:id="102"/>
     </w:p>
     <w:tbl>
       <w:tblPr>
-        <w:tblStyle w:val="Tablaconcuadrcula5oscura-nfasis4"/>
+        <w:tblStyle w:val="Tabladecuadrcula5oscura-nfasis4"/>
         <w:tblW w:w="9010" w:type="dxa"/>
         <w:tblInd w:w="5" w:type="dxa"/>
         <w:tblLook w:val="04A0" w:firstRow="1" w:lastRow="0" w:firstColumn="1" w:lastColumn="0" w:noHBand="0" w:noVBand="1"/>
@@ -19538,7 +19159,6 @@
               <w:rPr>
                 <w:rFonts w:ascii="Verdana" w:hAnsi="Verdana" w:cstheme="minorHAnsi"/>
               </w:rPr>
-              <w:lastRenderedPageBreak/>
               <w:t>Comentarios</w:t>
             </w:r>
           </w:p>
@@ -19567,7 +19187,7 @@
           <w:rFonts w:ascii="Verdana" w:hAnsi="Verdana" w:cstheme="minorHAnsi"/>
         </w:rPr>
       </w:pPr>
-      <w:bookmarkStart w:id="104" w:name="_Toc83812966"/>
+      <w:bookmarkStart w:id="103" w:name="_Toc83812966"/>
       <w:r>
         <w:t xml:space="preserve">Tabla </w:t>
       </w:r>
@@ -19598,11 +19218,11 @@
         </w:rPr>
         <w:t>Gestionar Finanzas</w:t>
       </w:r>
-      <w:bookmarkEnd w:id="104"/>
+      <w:bookmarkEnd w:id="103"/>
     </w:p>
     <w:tbl>
       <w:tblPr>
-        <w:tblStyle w:val="Tablaconcuadrcula5oscura-nfasis4"/>
+        <w:tblStyle w:val="Tabladecuadrcula5oscura-nfasis4"/>
         <w:tblW w:w="0" w:type="auto"/>
         <w:tblLook w:val="04A0" w:firstRow="1" w:lastRow="0" w:firstColumn="1" w:lastColumn="0" w:noHBand="0" w:noVBand="1"/>
       </w:tblPr>
@@ -19722,6 +19342,7 @@
               <w:rPr>
                 <w:rFonts w:ascii="Verdana" w:hAnsi="Verdana" w:cstheme="minorBidi"/>
               </w:rPr>
+              <w:lastRenderedPageBreak/>
               <w:t>Objetivo</w:t>
             </w:r>
           </w:p>
@@ -19938,7 +19559,7 @@
           <w:rFonts w:ascii="Verdana" w:hAnsi="Verdana" w:cstheme="minorHAnsi"/>
         </w:rPr>
       </w:pPr>
-      <w:bookmarkStart w:id="105" w:name="_Toc83812967"/>
+      <w:bookmarkStart w:id="104" w:name="_Toc83812967"/>
       <w:r>
         <w:t xml:space="preserve">Tabla </w:t>
       </w:r>
@@ -19972,11 +19593,11 @@
         </w:rPr>
         <w:t>Citas</w:t>
       </w:r>
-      <w:bookmarkEnd w:id="105"/>
+      <w:bookmarkEnd w:id="104"/>
     </w:p>
     <w:tbl>
       <w:tblPr>
-        <w:tblStyle w:val="Tablaconcuadrcula5oscura-nfasis4"/>
+        <w:tblStyle w:val="Tabladecuadrcula5oscura-nfasis4"/>
         <w:tblW w:w="9020" w:type="dxa"/>
         <w:tblLook w:val="04A0" w:firstRow="1" w:lastRow="0" w:firstColumn="1" w:lastColumn="0" w:noHBand="0" w:noVBand="1"/>
       </w:tblPr>
@@ -20344,7 +19965,7 @@
           <w:rFonts w:ascii="Verdana" w:hAnsi="Verdana" w:cstheme="minorHAnsi"/>
         </w:rPr>
       </w:pPr>
-      <w:bookmarkStart w:id="106" w:name="_Toc83812968"/>
+      <w:bookmarkStart w:id="105" w:name="_Toc83812968"/>
       <w:r>
         <w:t xml:space="preserve">Tabla </w:t>
       </w:r>
@@ -20378,11 +19999,11 @@
         </w:rPr>
         <w:t>Servicios</w:t>
       </w:r>
-      <w:bookmarkEnd w:id="106"/>
+      <w:bookmarkEnd w:id="105"/>
     </w:p>
     <w:tbl>
       <w:tblPr>
-        <w:tblStyle w:val="Tablaconcuadrcula5oscura-nfasis4"/>
+        <w:tblStyle w:val="Tabladecuadrcula5oscura-nfasis4"/>
         <w:tblW w:w="0" w:type="auto"/>
         <w:tblLook w:val="04A0" w:firstRow="1" w:lastRow="0" w:firstColumn="1" w:lastColumn="0" w:noHBand="0" w:noVBand="1"/>
       </w:tblPr>
@@ -20563,7 +20184,6 @@
               <w:rPr>
                 <w:rFonts w:ascii="Verdana" w:hAnsi="Verdana" w:cstheme="minorBidi"/>
               </w:rPr>
-              <w:lastRenderedPageBreak/>
               <w:t>Objetivo</w:t>
             </w:r>
           </w:p>
@@ -20783,7 +20403,7 @@
       <w:pPr>
         <w:pStyle w:val="Ttulo2"/>
       </w:pPr>
-      <w:bookmarkStart w:id="107" w:name="_Toc83812202"/>
+      <w:bookmarkStart w:id="106" w:name="_Toc229081479"/>
       <w:r>
         <w:t xml:space="preserve">8.3 </w:t>
       </w:r>
@@ -20796,22 +20416,22 @@
       <w:r>
         <w:t>Funcionales</w:t>
       </w:r>
-      <w:bookmarkEnd w:id="107"/>
+      <w:bookmarkEnd w:id="106"/>
     </w:p>
     <w:p>
       <w:pPr>
         <w:pStyle w:val="Ttulo3"/>
       </w:pPr>
-      <w:bookmarkStart w:id="108" w:name="_Toc58077507"/>
-      <w:bookmarkStart w:id="109" w:name="_Toc83812203"/>
+      <w:bookmarkStart w:id="107" w:name="_Toc58077507"/>
+      <w:bookmarkStart w:id="108" w:name="_Toc229081480"/>
       <w:r>
         <w:t xml:space="preserve">8.3.1 </w:t>
       </w:r>
       <w:r>
         <w:t>Objetivo General</w:t>
       </w:r>
+      <w:bookmarkEnd w:id="107"/>
       <w:bookmarkEnd w:id="108"/>
-      <w:bookmarkEnd w:id="109"/>
     </w:p>
     <w:p>
       <w:r>
@@ -20824,7 +20444,11 @@
         <w:t xml:space="preserve"> “Servicio de Mantenimiento de Vehículos Monster”</w:t>
       </w:r>
       <w:r>
-        <w:t xml:space="preserve"> se ha identificado los siguientes requerimientos no funcionales en relación con la tecnología de la información</w:t>
+        <w:t xml:space="preserve"> se ha identificado los siguientes requerimientos no funcionales en relación con la tecnología </w:t>
+      </w:r>
+      <w:r>
+        <w:lastRenderedPageBreak/>
+        <w:t>de la información</w:t>
       </w:r>
       <w:r>
         <w:t>.</w:t>
@@ -20834,7 +20458,7 @@
       <w:pPr>
         <w:pStyle w:val="Descripcin"/>
       </w:pPr>
-      <w:bookmarkStart w:id="110" w:name="_Toc83812969"/>
+      <w:bookmarkStart w:id="109" w:name="_Toc83812969"/>
       <w:r>
         <w:t xml:space="preserve">Tabla </w:t>
       </w:r>
@@ -20862,11 +20486,11 @@
       <w:r>
         <w:t>Requerimiento no funcional Tiempo de respuesta</w:t>
       </w:r>
-      <w:bookmarkEnd w:id="110"/>
+      <w:bookmarkEnd w:id="109"/>
     </w:p>
     <w:tbl>
       <w:tblPr>
-        <w:tblStyle w:val="Tablaconcuadrcula5oscura-nfasis4"/>
+        <w:tblStyle w:val="Tabladecuadrcula5oscura-nfasis4"/>
         <w:tblW w:w="5000" w:type="pct"/>
         <w:tblLook w:val="04A0" w:firstRow="1" w:lastRow="0" w:firstColumn="1" w:lastColumn="0" w:noHBand="0" w:noVBand="1"/>
       </w:tblPr>
@@ -20990,7 +20614,7 @@
     </w:tbl>
     <w:tbl>
       <w:tblPr>
-        <w:tblStyle w:val="Tablaconcuadrcula5oscura-nfasis4"/>
+        <w:tblStyle w:val="Tabladecuadrcula5oscura-nfasis4"/>
         <w:tblpPr w:leftFromText="141" w:rightFromText="141" w:vertAnchor="text" w:horzAnchor="margin" w:tblpXSpec="center" w:tblpY="376"/>
         <w:tblW w:w="5000" w:type="pct"/>
         <w:tblLook w:val="04A0" w:firstRow="1" w:lastRow="0" w:firstColumn="1" w:lastColumn="0" w:noHBand="0" w:noVBand="1"/>
@@ -21117,7 +20741,7 @@
       <w:pPr>
         <w:pStyle w:val="Descripcin"/>
       </w:pPr>
-      <w:bookmarkStart w:id="111" w:name="_Toc83812970"/>
+      <w:bookmarkStart w:id="110" w:name="_Toc83812970"/>
       <w:r>
         <w:t xml:space="preserve">Tabla </w:t>
       </w:r>
@@ -21142,13 +20766,13 @@
       <w:r>
         <w:t>. Requerimiento no funcional utilización de colores</w:t>
       </w:r>
-      <w:bookmarkEnd w:id="111"/>
+      <w:bookmarkEnd w:id="110"/>
     </w:p>
     <w:p>
       <w:pPr>
         <w:pStyle w:val="Descripcin"/>
       </w:pPr>
-      <w:bookmarkStart w:id="112" w:name="_Toc83812971"/>
+      <w:bookmarkStart w:id="111" w:name="_Toc83812971"/>
       <w:r>
         <w:t xml:space="preserve">Tabla </w:t>
       </w:r>
@@ -21173,11 +20797,11 @@
       <w:r>
         <w:t>. Requerimiento no funcional ícono de operaciones</w:t>
       </w:r>
-      <w:bookmarkEnd w:id="112"/>
+      <w:bookmarkEnd w:id="111"/>
     </w:p>
     <w:tbl>
       <w:tblPr>
-        <w:tblStyle w:val="Tablaconcuadrcula5oscura-nfasis4"/>
+        <w:tblStyle w:val="Tabladecuadrcula5oscura-nfasis4"/>
         <w:tblpPr w:leftFromText="141" w:rightFromText="141" w:vertAnchor="page" w:horzAnchor="margin" w:tblpXSpec="center" w:tblpY="1276"/>
         <w:tblW w:w="5010" w:type="pct"/>
         <w:tblLook w:val="04A0" w:firstRow="1" w:lastRow="0" w:firstColumn="1" w:lastColumn="0" w:noHBand="0" w:noVBand="1"/>
@@ -21313,9 +20937,8 @@
       <w:pPr>
         <w:pStyle w:val="Descripcin"/>
       </w:pPr>
-      <w:bookmarkStart w:id="113" w:name="_Toc83812972"/>
-      <w:r>
-        <w:lastRenderedPageBreak/>
+      <w:bookmarkStart w:id="112" w:name="_Toc83812972"/>
+      <w:r>
         <w:t xml:space="preserve">Tabla </w:t>
       </w:r>
       <w:r>
@@ -21339,11 +20962,11 @@
       <w:r>
         <w:t>. Requerimiento no funcional métodos de acceso</w:t>
       </w:r>
-      <w:bookmarkEnd w:id="113"/>
+      <w:bookmarkEnd w:id="112"/>
     </w:p>
     <w:tbl>
       <w:tblPr>
-        <w:tblStyle w:val="Tablaconcuadrcula5oscura-nfasis4"/>
+        <w:tblStyle w:val="Tabladecuadrcula5oscura-nfasis4"/>
         <w:tblW w:w="5000" w:type="pct"/>
         <w:tblLook w:val="04A0" w:firstRow="1" w:lastRow="0" w:firstColumn="1" w:lastColumn="0" w:noHBand="0" w:noVBand="1"/>
       </w:tblPr>
@@ -21469,7 +21092,7 @@
       <w:pPr>
         <w:pStyle w:val="Descripcin"/>
       </w:pPr>
-      <w:bookmarkStart w:id="114" w:name="_Toc83812973"/>
+      <w:bookmarkStart w:id="113" w:name="_Toc83812973"/>
       <w:r>
         <w:t xml:space="preserve">Tabla </w:t>
       </w:r>
@@ -21494,11 +21117,11 @@
       <w:r>
         <w:t>. Requerimiento no funcional plataforma</w:t>
       </w:r>
-      <w:bookmarkEnd w:id="114"/>
+      <w:bookmarkEnd w:id="113"/>
     </w:p>
     <w:tbl>
       <w:tblPr>
-        <w:tblStyle w:val="Tablaconcuadrcula5oscura-nfasis4"/>
+        <w:tblStyle w:val="Tabladecuadrcula5oscura-nfasis4"/>
         <w:tblpPr w:leftFromText="141" w:rightFromText="141" w:vertAnchor="text" w:horzAnchor="margin" w:tblpXSpec="center" w:tblpY="128"/>
         <w:tblW w:w="5000" w:type="pct"/>
         <w:tblLook w:val="04A0" w:firstRow="1" w:lastRow="0" w:firstColumn="1" w:lastColumn="0" w:noHBand="0" w:noVBand="1"/>
@@ -21518,6 +21141,7 @@
           </w:tcPr>
           <w:p>
             <w:r>
+              <w:lastRenderedPageBreak/>
               <w:t>RNF-005</w:t>
             </w:r>
           </w:p>
@@ -21625,7 +21249,7 @@
       <w:pPr>
         <w:pStyle w:val="Descripcin"/>
       </w:pPr>
-      <w:bookmarkStart w:id="115" w:name="_Toc83812974"/>
+      <w:bookmarkStart w:id="114" w:name="_Toc83812974"/>
       <w:r>
         <w:t xml:space="preserve">Tabla </w:t>
       </w:r>
@@ -21650,11 +21274,11 @@
       <w:r>
         <w:t>. Requerimiento no funciona accesibilidad</w:t>
       </w:r>
-      <w:bookmarkEnd w:id="115"/>
+      <w:bookmarkEnd w:id="114"/>
     </w:p>
     <w:tbl>
       <w:tblPr>
-        <w:tblStyle w:val="Tablaconcuadrcula5oscura-nfasis4"/>
+        <w:tblStyle w:val="Tabladecuadrcula5oscura-nfasis4"/>
         <w:tblpPr w:leftFromText="141" w:rightFromText="141" w:vertAnchor="text" w:horzAnchor="margin" w:tblpXSpec="center" w:tblpY="87"/>
         <w:tblW w:w="5000" w:type="pct"/>
         <w:tblLook w:val="04A0" w:firstRow="1" w:lastRow="0" w:firstColumn="1" w:lastColumn="0" w:noHBand="0" w:noVBand="1"/>
@@ -21781,7 +21405,7 @@
       <w:pPr>
         <w:pStyle w:val="Descripcin"/>
       </w:pPr>
-      <w:bookmarkStart w:id="116" w:name="_Toc83812975"/>
+      <w:bookmarkStart w:id="115" w:name="_Toc83812975"/>
       <w:r>
         <w:t xml:space="preserve">Tabla </w:t>
       </w:r>
@@ -21806,11 +21430,11 @@
       <w:r>
         <w:t>. Requerimiento no funcional mantenimiento</w:t>
       </w:r>
-      <w:bookmarkEnd w:id="116"/>
+      <w:bookmarkEnd w:id="115"/>
     </w:p>
     <w:tbl>
       <w:tblPr>
-        <w:tblStyle w:val="Tablaconcuadrcula5oscura-nfasis4"/>
+        <w:tblStyle w:val="Tabladecuadrcula5oscura-nfasis4"/>
         <w:tblW w:w="5000" w:type="pct"/>
         <w:tblLook w:val="04A0" w:firstRow="1" w:lastRow="0" w:firstColumn="1" w:lastColumn="0" w:noHBand="0" w:noVBand="1"/>
       </w:tblPr>
@@ -22063,31 +21687,31 @@
       <w:pPr>
         <w:pStyle w:val="Ttulo2"/>
       </w:pPr>
-      <w:bookmarkStart w:id="117" w:name="_Toc83812204"/>
+      <w:bookmarkStart w:id="116" w:name="_Toc229081481"/>
       <w:r>
         <w:t xml:space="preserve">8.4 </w:t>
       </w:r>
       <w:r>
         <w:t>Otros Requerimientos</w:t>
+      </w:r>
+      <w:bookmarkEnd w:id="116"/>
+    </w:p>
+    <w:p>
+      <w:pPr>
+        <w:pStyle w:val="Ttulo3"/>
+      </w:pPr>
+      <w:bookmarkStart w:id="117" w:name="_Toc229081482"/>
+      <w:r>
+        <w:t xml:space="preserve">8.4.1 </w:t>
+      </w:r>
+      <w:r>
+        <w:t>Restricciones de Diseño</w:t>
       </w:r>
       <w:bookmarkEnd w:id="117"/>
     </w:p>
     <w:p>
-      <w:pPr>
-        <w:pStyle w:val="Ttulo3"/>
-      </w:pPr>
-      <w:bookmarkStart w:id="118" w:name="_Toc83812205"/>
-      <w:r>
-        <w:t xml:space="preserve">8.4.1 </w:t>
-      </w:r>
-      <w:r>
-        <w:t>Restricciones de Diseño</w:t>
-      </w:r>
+      <w:bookmarkStart w:id="118" w:name="_4i7ojhp" w:colFirst="0" w:colLast="0"/>
       <w:bookmarkEnd w:id="118"/>
-    </w:p>
-    <w:p>
-      <w:bookmarkStart w:id="119" w:name="_4i7ojhp" w:colFirst="0" w:colLast="0"/>
-      <w:bookmarkEnd w:id="119"/>
       <w:r>
         <w:t>Las restricciones de diseño son las siguientes:</w:t>
       </w:r>
@@ -22113,13 +21737,8 @@
         </w:numPr>
       </w:pPr>
       <w:r>
-        <w:t xml:space="preserve">Las imágenes deben ser en formato png de un tamaño de 100 x 100 </w:t>
-      </w:r>
-      <w:proofErr w:type="spellStart"/>
-      <w:r>
-        <w:t>px</w:t>
-      </w:r>
-      <w:proofErr w:type="spellEnd"/>
+        <w:t>Las imágenes deben ser en formato png de un tamaño de 100 x 100 px</w:t>
+      </w:r>
     </w:p>
     <w:p>
       <w:pPr>
@@ -22149,18 +21768,18 @@
       <w:pPr>
         <w:pStyle w:val="Ttulo3"/>
       </w:pPr>
-      <w:bookmarkStart w:id="120" w:name="_2xcytpi" w:colFirst="0" w:colLast="0"/>
-      <w:bookmarkStart w:id="121" w:name="_Toc58077511"/>
-      <w:bookmarkStart w:id="122" w:name="_Toc83812206"/>
+      <w:bookmarkStart w:id="119" w:name="_2xcytpi" w:colFirst="0" w:colLast="0"/>
+      <w:bookmarkStart w:id="120" w:name="_Toc58077511"/>
+      <w:bookmarkStart w:id="121" w:name="_Toc229081483"/>
+      <w:bookmarkEnd w:id="119"/>
+      <w:r>
+        <w:t xml:space="preserve">8.4.2 Restricciones de </w:t>
+      </w:r>
+      <w:r>
+        <w:t>Hardware</w:t>
+      </w:r>
       <w:bookmarkEnd w:id="120"/>
-      <w:r>
-        <w:t xml:space="preserve">8.4.2 Restricciones de </w:t>
-      </w:r>
-      <w:r>
-        <w:t>Hardware</w:t>
-      </w:r>
       <w:bookmarkEnd w:id="121"/>
-      <w:bookmarkEnd w:id="122"/>
       <w:r>
         <w:t xml:space="preserve"> </w:t>
       </w:r>
@@ -22243,19 +21862,19 @@
       <w:pPr>
         <w:pStyle w:val="Ttulo3"/>
       </w:pPr>
-      <w:bookmarkStart w:id="123" w:name="_Toc58077512"/>
-      <w:bookmarkStart w:id="124" w:name="_Toc83812207"/>
+      <w:bookmarkStart w:id="122" w:name="_Toc58077512"/>
+      <w:bookmarkStart w:id="123" w:name="_Toc229081484"/>
       <w:r>
         <w:t xml:space="preserve">8.4.3 </w:t>
       </w:r>
       <w:r>
         <w:t>Atributos</w:t>
       </w:r>
+      <w:bookmarkEnd w:id="122"/>
+      <w:r>
+        <w:t xml:space="preserve"> de calidad</w:t>
+      </w:r>
       <w:bookmarkEnd w:id="123"/>
-      <w:r>
-        <w:t xml:space="preserve"> de calidad</w:t>
-      </w:r>
-      <w:bookmarkEnd w:id="124"/>
     </w:p>
     <w:p>
       <w:r>
@@ -22353,8 +21972,8 @@
           <w:numId w:val="29"/>
         </w:numPr>
       </w:pPr>
-      <w:bookmarkStart w:id="125" w:name="_1ci93xb"/>
-      <w:bookmarkEnd w:id="125"/>
+      <w:bookmarkStart w:id="124" w:name="_1ci93xb"/>
+      <w:bookmarkEnd w:id="124"/>
       <w:r>
         <w:t>Para el acceso a información se efectuarán preguntas de seguridad o reingreso de contraseña, de tal manera que se almacenen los movimientos de cada usuario.</w:t>
       </w:r>
@@ -22375,44 +21994,44 @@
       <w:pPr>
         <w:pStyle w:val="Ttulo1"/>
       </w:pPr>
-      <w:bookmarkStart w:id="126" w:name="_Toc23846806"/>
-      <w:bookmarkStart w:id="127" w:name="_Toc58077513"/>
-      <w:bookmarkStart w:id="128" w:name="_Toc83812208"/>
+      <w:bookmarkStart w:id="125" w:name="_Toc23846806"/>
+      <w:bookmarkStart w:id="126" w:name="_Toc58077513"/>
+      <w:bookmarkStart w:id="127" w:name="_Toc229081485"/>
       <w:r>
         <w:t xml:space="preserve">9. </w:t>
       </w:r>
       <w:r>
         <w:t>Requisitos de Rendimiento</w:t>
       </w:r>
+      <w:bookmarkEnd w:id="125"/>
       <w:bookmarkEnd w:id="126"/>
       <w:bookmarkEnd w:id="127"/>
-      <w:bookmarkEnd w:id="128"/>
     </w:p>
     <w:p>
       <w:pPr>
         <w:pStyle w:val="Ttulo2"/>
       </w:pPr>
-      <w:bookmarkStart w:id="129" w:name="_Toc23846807"/>
-      <w:bookmarkStart w:id="130" w:name="_Toc58077514"/>
-      <w:bookmarkStart w:id="131" w:name="_Toc83812209"/>
+      <w:bookmarkStart w:id="128" w:name="_Toc23846807"/>
+      <w:bookmarkStart w:id="129" w:name="_Toc58077514"/>
+      <w:bookmarkStart w:id="130" w:name="_Toc229081486"/>
       <w:r>
         <w:t>9.1. Requisitos de Interfaces Externas</w:t>
       </w:r>
+      <w:bookmarkEnd w:id="128"/>
       <w:bookmarkEnd w:id="129"/>
       <w:bookmarkEnd w:id="130"/>
-      <w:bookmarkEnd w:id="131"/>
     </w:p>
     <w:p>
       <w:pPr>
         <w:pStyle w:val="Ttulo3"/>
       </w:pPr>
-      <w:bookmarkStart w:id="132" w:name="_Toc58077515"/>
-      <w:bookmarkStart w:id="133" w:name="_Toc83812210"/>
+      <w:bookmarkStart w:id="131" w:name="_Toc58077515"/>
+      <w:bookmarkStart w:id="132" w:name="_Toc229081487"/>
       <w:r>
         <w:t>9.1.1. Interfaces de Usuario</w:t>
       </w:r>
+      <w:bookmarkEnd w:id="131"/>
       <w:bookmarkEnd w:id="132"/>
-      <w:bookmarkEnd w:id="133"/>
     </w:p>
     <w:p>
       <w:r>
@@ -22507,13 +22126,13 @@
       <w:pPr>
         <w:pStyle w:val="Ttulo3"/>
       </w:pPr>
-      <w:bookmarkStart w:id="134" w:name="_Toc58077516"/>
-      <w:bookmarkStart w:id="135" w:name="_Toc83812211"/>
+      <w:bookmarkStart w:id="133" w:name="_Toc58077516"/>
+      <w:bookmarkStart w:id="134" w:name="_Toc229081488"/>
       <w:r>
         <w:t>9.1.2. Interfaces de Hardware</w:t>
       </w:r>
+      <w:bookmarkEnd w:id="133"/>
       <w:bookmarkEnd w:id="134"/>
-      <w:bookmarkEnd w:id="135"/>
     </w:p>
     <w:p>
       <w:r>
@@ -22555,13 +22174,13 @@
       <w:pPr>
         <w:pStyle w:val="Ttulo3"/>
       </w:pPr>
-      <w:bookmarkStart w:id="136" w:name="_Toc58077517"/>
-      <w:bookmarkStart w:id="137" w:name="_Toc83812212"/>
+      <w:bookmarkStart w:id="135" w:name="_Toc58077517"/>
+      <w:bookmarkStart w:id="136" w:name="_Toc229081489"/>
       <w:r>
         <w:t>9.1.3. Interfaces de Software</w:t>
       </w:r>
+      <w:bookmarkEnd w:id="135"/>
       <w:bookmarkEnd w:id="136"/>
-      <w:bookmarkEnd w:id="137"/>
     </w:p>
     <w:p>
       <w:pPr>
@@ -22591,13 +22210,13 @@
       <w:pPr>
         <w:pStyle w:val="Ttulo3"/>
       </w:pPr>
-      <w:bookmarkStart w:id="138" w:name="_Toc58077518"/>
-      <w:bookmarkStart w:id="139" w:name="_Toc83812213"/>
+      <w:bookmarkStart w:id="137" w:name="_Toc58077518"/>
+      <w:bookmarkStart w:id="138" w:name="_Toc229081490"/>
       <w:r>
         <w:t>9.1.4. Interfaces de Comunicación</w:t>
       </w:r>
+      <w:bookmarkEnd w:id="137"/>
       <w:bookmarkEnd w:id="138"/>
-      <w:bookmarkEnd w:id="139"/>
     </w:p>
     <w:p>
       <w:r>
@@ -22614,13 +22233,13 @@
       <w:pPr>
         <w:pStyle w:val="Ttulo3"/>
       </w:pPr>
-      <w:bookmarkStart w:id="140" w:name="_Toc58077519"/>
-      <w:bookmarkStart w:id="141" w:name="_Toc83812214"/>
+      <w:bookmarkStart w:id="139" w:name="_Toc58077519"/>
+      <w:bookmarkStart w:id="140" w:name="_Toc229081491"/>
       <w:r>
         <w:t>9.1.5. Base de Datos</w:t>
       </w:r>
+      <w:bookmarkEnd w:id="139"/>
       <w:bookmarkEnd w:id="140"/>
-      <w:bookmarkEnd w:id="141"/>
     </w:p>
     <w:p>
       <w:r>
@@ -22643,11 +22262,11 @@
       <w:pPr>
         <w:pStyle w:val="Ttulo4"/>
       </w:pPr>
-      <w:bookmarkStart w:id="142" w:name="_Toc58077520"/>
+      <w:bookmarkStart w:id="141" w:name="_Toc58077520"/>
       <w:r>
         <w:t>RECOMENDACIONES</w:t>
       </w:r>
-      <w:bookmarkEnd w:id="142"/>
+      <w:bookmarkEnd w:id="141"/>
     </w:p>
     <w:p/>
     <w:p>
@@ -22704,11 +22323,11 @@
       <w:pPr>
         <w:pStyle w:val="TtuloTDC"/>
       </w:pPr>
-      <w:bookmarkStart w:id="143" w:name="_Toc58077521"/>
+      <w:bookmarkStart w:id="142" w:name="_Toc58077521"/>
       <w:r>
         <w:t>CONCLUSIONES</w:t>
       </w:r>
-      <w:bookmarkEnd w:id="143"/>
+      <w:bookmarkEnd w:id="142"/>
     </w:p>
     <w:p>
       <w:pPr>
@@ -22757,9 +22376,9 @@
       <w:r>
         <w:t xml:space="preserve">Los requisitos presentados en la actual documentación van de acorde a los requerimientos presentados por el docente. </w:t>
       </w:r>
-      <w:bookmarkStart w:id="144" w:name="_Toc58077522"/>
+      <w:bookmarkStart w:id="143" w:name="_Toc58077522"/>
     </w:p>
-    <w:bookmarkEnd w:id="144"/>
+    <w:bookmarkEnd w:id="143"/>
     <w:p>
       <w:pPr>
         <w:pStyle w:val="TtuloTDC"/>
@@ -22787,7 +22406,7 @@
 </file>
 
 <file path=word/endnotes.xml><?xml version="1.0" encoding="utf-8"?>
-<w:endnotes xmlns:wpc="http://schemas.microsoft.com/office/word/2010/wordprocessingCanvas" xmlns:cx="http://schemas.microsoft.com/office/drawing/2014/chartex" xmlns:cx1="http://schemas.microsoft.com/office/drawing/2015/9/8/chartex" xmlns:cx2="http://schemas.microsoft.com/office/drawing/2015/10/21/chartex" xmlns:cx3="http://schemas.microsoft.com/office/drawing/2016/5/9/chartex" xmlns:cx4="http://schemas.microsoft.com/office/drawing/2016/5/10/chartex" xmlns:cx5="http://schemas.microsoft.com/office/drawing/2016/5/11/chartex" xmlns:cx6="http://schemas.microsoft.com/office/drawing/2016/5/12/chartex" xmlns:cx7="http://schemas.microsoft.com/office/drawing/2016/5/13/chartex" xmlns:cx8="http://schemas.microsoft.com/office/drawing/2016/5/14/chartex" xmlns:mc="http://schemas.openxmlformats.org/markup-compatibility/2006" xmlns:aink="http://schemas.microsoft.com/office/drawing/2016/ink" xmlns:am3d="http://schemas.microsoft.com/office/drawing/2017/model3d" xmlns:o="urn:schemas-microsoft-com:office:office" xmlns:oel="http://schemas.microsoft.com/office/2019/extlst" xmlns:r="http://schemas.openxmlformats.org/officeDocument/2006/relationships" xmlns:m="http://schemas.openxmlformats.org/officeDocument/2006/math" xmlns:v="urn:schemas-microsoft-com:vml" xmlns:wp14="http://schemas.microsoft.com/office/word/2010/wordprocessingDrawing" xmlns:wp="http://schemas.openxmlformats.org/drawingml/2006/wordprocessingDrawing" xmlns:w10="urn:schemas-microsoft-com:office:word" xmlns:w="http://schemas.openxmlformats.org/wordprocessingml/2006/main" xmlns:w14="http://schemas.microsoft.com/office/word/2010/wordml" xmlns:w15="http://schemas.microsoft.com/office/word/2012/wordml" xmlns:w16cex="http://schemas.microsoft.com/office/word/2018/wordml/cex" xmlns:w16cid="http://schemas.microsoft.com/office/word/2016/wordml/cid" xmlns:w16="http://schemas.microsoft.com/office/word/2018/wordml" xmlns:w16sdtdh="http://schemas.microsoft.com/office/word/2020/wordml/sdtdatahash" xmlns:w16se="http://schemas.microsoft.com/office/word/2015/wordml/symex" xmlns:wpg="http://schemas.microsoft.com/office/word/2010/wordprocessingGroup" xmlns:wpi="http://schemas.microsoft.com/office/word/2010/wordprocessingInk" xmlns:wne="http://schemas.microsoft.com/office/word/2006/wordml" xmlns:wps="http://schemas.microsoft.com/office/word/2010/wordprocessingShape" mc:Ignorable="w14 w15 w16se w16cid w16 w16cex w16sdtdh wp14">
+<w:endnotes xmlns:wpc="http://schemas.microsoft.com/office/word/2010/wordprocessingCanvas" xmlns:cx="http://schemas.microsoft.com/office/drawing/2014/chartex" xmlns:mc="http://schemas.openxmlformats.org/markup-compatibility/2006" xmlns:o="urn:schemas-microsoft-com:office:office" xmlns:r="http://schemas.openxmlformats.org/officeDocument/2006/relationships" xmlns:m="http://schemas.openxmlformats.org/officeDocument/2006/math" xmlns:v="urn:schemas-microsoft-com:vml" xmlns:wp14="http://schemas.microsoft.com/office/word/2010/wordprocessingDrawing" xmlns:wp="http://schemas.openxmlformats.org/drawingml/2006/wordprocessingDrawing" xmlns:w10="urn:schemas-microsoft-com:office:word" xmlns:w="http://schemas.openxmlformats.org/wordprocessingml/2006/main" xmlns:w14="http://schemas.microsoft.com/office/word/2010/wordml" xmlns:w15="http://schemas.microsoft.com/office/word/2012/wordml" xmlns:w16se="http://schemas.microsoft.com/office/word/2015/wordml/symex" xmlns:wpg="http://schemas.microsoft.com/office/word/2010/wordprocessingGroup" xmlns:wpi="http://schemas.microsoft.com/office/word/2010/wordprocessingInk" xmlns:wne="http://schemas.microsoft.com/office/word/2006/wordml" xmlns:wps="http://schemas.microsoft.com/office/word/2010/wordprocessingShape" mc:Ignorable="w14 w15 w16se wp14">
   <w:endnote w:type="separator" w:id="-1">
     <w:p>
       <w:r>
@@ -22813,7 +22432,7 @@
 </file>
 
 <file path=word/footer1.xml><?xml version="1.0" encoding="utf-8"?>
-<w:ftr xmlns:wpc="http://schemas.microsoft.com/office/word/2010/wordprocessingCanvas" xmlns:cx="http://schemas.microsoft.com/office/drawing/2014/chartex" xmlns:cx1="http://schemas.microsoft.com/office/drawing/2015/9/8/chartex" xmlns:cx2="http://schemas.microsoft.com/office/drawing/2015/10/21/chartex" xmlns:cx3="http://schemas.microsoft.com/office/drawing/2016/5/9/chartex" xmlns:cx4="http://schemas.microsoft.com/office/drawing/2016/5/10/chartex" xmlns:cx5="http://schemas.microsoft.com/office/drawing/2016/5/11/chartex" xmlns:cx6="http://schemas.microsoft.com/office/drawing/2016/5/12/chartex" xmlns:cx7="http://schemas.microsoft.com/office/drawing/2016/5/13/chartex" xmlns:cx8="http://schemas.microsoft.com/office/drawing/2016/5/14/chartex" xmlns:mc="http://schemas.openxmlformats.org/markup-compatibility/2006" xmlns:aink="http://schemas.microsoft.com/office/drawing/2016/ink" xmlns:am3d="http://schemas.microsoft.com/office/drawing/2017/model3d" xmlns:o="urn:schemas-microsoft-com:office:office" xmlns:oel="http://schemas.microsoft.com/office/2019/extlst" xmlns:r="http://schemas.openxmlformats.org/officeDocument/2006/relationships" xmlns:m="http://schemas.openxmlformats.org/officeDocument/2006/math" xmlns:v="urn:schemas-microsoft-com:vml" xmlns:wp14="http://schemas.microsoft.com/office/word/2010/wordprocessingDrawing" xmlns:wp="http://schemas.openxmlformats.org/drawingml/2006/wordprocessingDrawing" xmlns:w10="urn:schemas-microsoft-com:office:word" xmlns:w="http://schemas.openxmlformats.org/wordprocessingml/2006/main" xmlns:w14="http://schemas.microsoft.com/office/word/2010/wordml" xmlns:w15="http://schemas.microsoft.com/office/word/2012/wordml" xmlns:w16cex="http://schemas.microsoft.com/office/word/2018/wordml/cex" xmlns:w16cid="http://schemas.microsoft.com/office/word/2016/wordml/cid" xmlns:w16="http://schemas.microsoft.com/office/word/2018/wordml" xmlns:w16sdtdh="http://schemas.microsoft.com/office/word/2020/wordml/sdtdatahash" xmlns:w16se="http://schemas.microsoft.com/office/word/2015/wordml/symex" xmlns:wpg="http://schemas.microsoft.com/office/word/2010/wordprocessingGroup" xmlns:wpi="http://schemas.microsoft.com/office/word/2010/wordprocessingInk" xmlns:wne="http://schemas.microsoft.com/office/word/2006/wordml" xmlns:wps="http://schemas.microsoft.com/office/word/2010/wordprocessingShape" mc:Ignorable="w14 w15 w16se w16cid w16 w16cex w16sdtdh wp14">
+<w:ftr xmlns:wpc="http://schemas.microsoft.com/office/word/2010/wordprocessingCanvas" xmlns:cx="http://schemas.microsoft.com/office/drawing/2014/chartex" xmlns:mc="http://schemas.openxmlformats.org/markup-compatibility/2006" xmlns:o="urn:schemas-microsoft-com:office:office" xmlns:r="http://schemas.openxmlformats.org/officeDocument/2006/relationships" xmlns:m="http://schemas.openxmlformats.org/officeDocument/2006/math" xmlns:v="urn:schemas-microsoft-com:vml" xmlns:wp14="http://schemas.microsoft.com/office/word/2010/wordprocessingDrawing" xmlns:wp="http://schemas.openxmlformats.org/drawingml/2006/wordprocessingDrawing" xmlns:w10="urn:schemas-microsoft-com:office:word" xmlns:w="http://schemas.openxmlformats.org/wordprocessingml/2006/main" xmlns:w14="http://schemas.microsoft.com/office/word/2010/wordml" xmlns:w15="http://schemas.microsoft.com/office/word/2012/wordml" xmlns:w16se="http://schemas.microsoft.com/office/word/2015/wordml/symex" xmlns:wpg="http://schemas.microsoft.com/office/word/2010/wordprocessingGroup" xmlns:wpi="http://schemas.microsoft.com/office/word/2010/wordprocessingInk" xmlns:wne="http://schemas.microsoft.com/office/word/2006/wordml" xmlns:wps="http://schemas.microsoft.com/office/word/2010/wordprocessingShape" mc:Ignorable="w14 w15 w16se wp14">
   <w:sdt>
     <w:sdtPr>
       <w:id w:val="910883225"/>
@@ -22858,7 +22477,7 @@
 </file>
 
 <file path=word/footer2.xml><?xml version="1.0" encoding="utf-8"?>
-<w:ftr xmlns:wpc="http://schemas.microsoft.com/office/word/2010/wordprocessingCanvas" xmlns:cx="http://schemas.microsoft.com/office/drawing/2014/chartex" xmlns:cx1="http://schemas.microsoft.com/office/drawing/2015/9/8/chartex" xmlns:cx2="http://schemas.microsoft.com/office/drawing/2015/10/21/chartex" xmlns:cx3="http://schemas.microsoft.com/office/drawing/2016/5/9/chartex" xmlns:cx4="http://schemas.microsoft.com/office/drawing/2016/5/10/chartex" xmlns:cx5="http://schemas.microsoft.com/office/drawing/2016/5/11/chartex" xmlns:cx6="http://schemas.microsoft.com/office/drawing/2016/5/12/chartex" xmlns:cx7="http://schemas.microsoft.com/office/drawing/2016/5/13/chartex" xmlns:cx8="http://schemas.microsoft.com/office/drawing/2016/5/14/chartex" xmlns:mc="http://schemas.openxmlformats.org/markup-compatibility/2006" xmlns:aink="http://schemas.microsoft.com/office/drawing/2016/ink" xmlns:am3d="http://schemas.microsoft.com/office/drawing/2017/model3d" xmlns:o="urn:schemas-microsoft-com:office:office" xmlns:oel="http://schemas.microsoft.com/office/2019/extlst" xmlns:r="http://schemas.openxmlformats.org/officeDocument/2006/relationships" xmlns:m="http://schemas.openxmlformats.org/officeDocument/2006/math" xmlns:v="urn:schemas-microsoft-com:vml" xmlns:wp14="http://schemas.microsoft.com/office/word/2010/wordprocessingDrawing" xmlns:wp="http://schemas.openxmlformats.org/drawingml/2006/wordprocessingDrawing" xmlns:w10="urn:schemas-microsoft-com:office:word" xmlns:w="http://schemas.openxmlformats.org/wordprocessingml/2006/main" xmlns:w14="http://schemas.microsoft.com/office/word/2010/wordml" xmlns:w15="http://schemas.microsoft.com/office/word/2012/wordml" xmlns:w16cex="http://schemas.microsoft.com/office/word/2018/wordml/cex" xmlns:w16cid="http://schemas.microsoft.com/office/word/2016/wordml/cid" xmlns:w16="http://schemas.microsoft.com/office/word/2018/wordml" xmlns:w16sdtdh="http://schemas.microsoft.com/office/word/2020/wordml/sdtdatahash" xmlns:w16se="http://schemas.microsoft.com/office/word/2015/wordml/symex" xmlns:wpg="http://schemas.microsoft.com/office/word/2010/wordprocessingGroup" xmlns:wpi="http://schemas.microsoft.com/office/word/2010/wordprocessingInk" xmlns:wne="http://schemas.microsoft.com/office/word/2006/wordml" xmlns:wps="http://schemas.microsoft.com/office/word/2010/wordprocessingShape" mc:Ignorable="w14 w15 w16se w16cid w16 w16cex w16sdtdh wp14">
+<w:ftr xmlns:wpc="http://schemas.microsoft.com/office/word/2010/wordprocessingCanvas" xmlns:cx="http://schemas.microsoft.com/office/drawing/2014/chartex" xmlns:mc="http://schemas.openxmlformats.org/markup-compatibility/2006" xmlns:o="urn:schemas-microsoft-com:office:office" xmlns:r="http://schemas.openxmlformats.org/officeDocument/2006/relationships" xmlns:m="http://schemas.openxmlformats.org/officeDocument/2006/math" xmlns:v="urn:schemas-microsoft-com:vml" xmlns:wp14="http://schemas.microsoft.com/office/word/2010/wordprocessingDrawing" xmlns:wp="http://schemas.openxmlformats.org/drawingml/2006/wordprocessingDrawing" xmlns:w10="urn:schemas-microsoft-com:office:word" xmlns:w="http://schemas.openxmlformats.org/wordprocessingml/2006/main" xmlns:w14="http://schemas.microsoft.com/office/word/2010/wordml" xmlns:w15="http://schemas.microsoft.com/office/word/2012/wordml" xmlns:w16se="http://schemas.microsoft.com/office/word/2015/wordml/symex" xmlns:wpg="http://schemas.microsoft.com/office/word/2010/wordprocessingGroup" xmlns:wpi="http://schemas.microsoft.com/office/word/2010/wordprocessingInk" xmlns:wne="http://schemas.microsoft.com/office/word/2006/wordml" xmlns:wps="http://schemas.microsoft.com/office/word/2010/wordprocessingShape" mc:Ignorable="w14 w15 w16se wp14">
   <w:p>
     <w:pPr>
       <w:pStyle w:val="Piedepgina"/>
@@ -22868,7 +22487,7 @@
 </file>
 
 <file path=word/footnotes.xml><?xml version="1.0" encoding="utf-8"?>
-<w:footnotes xmlns:wpc="http://schemas.microsoft.com/office/word/2010/wordprocessingCanvas" xmlns:cx="http://schemas.microsoft.com/office/drawing/2014/chartex" xmlns:cx1="http://schemas.microsoft.com/office/drawing/2015/9/8/chartex" xmlns:cx2="http://schemas.microsoft.com/office/drawing/2015/10/21/chartex" xmlns:cx3="http://schemas.microsoft.com/office/drawing/2016/5/9/chartex" xmlns:cx4="http://schemas.microsoft.com/office/drawing/2016/5/10/chartex" xmlns:cx5="http://schemas.microsoft.com/office/drawing/2016/5/11/chartex" xmlns:cx6="http://schemas.microsoft.com/office/drawing/2016/5/12/chartex" xmlns:cx7="http://schemas.microsoft.com/office/drawing/2016/5/13/chartex" xmlns:cx8="http://schemas.microsoft.com/office/drawing/2016/5/14/chartex" xmlns:mc="http://schemas.openxmlformats.org/markup-compatibility/2006" xmlns:aink="http://schemas.microsoft.com/office/drawing/2016/ink" xmlns:am3d="http://schemas.microsoft.com/office/drawing/2017/model3d" xmlns:o="urn:schemas-microsoft-com:office:office" xmlns:oel="http://schemas.microsoft.com/office/2019/extlst" xmlns:r="http://schemas.openxmlformats.org/officeDocument/2006/relationships" xmlns:m="http://schemas.openxmlformats.org/officeDocument/2006/math" xmlns:v="urn:schemas-microsoft-com:vml" xmlns:wp14="http://schemas.microsoft.com/office/word/2010/wordprocessingDrawing" xmlns:wp="http://schemas.openxmlformats.org/drawingml/2006/wordprocessingDrawing" xmlns:w10="urn:schemas-microsoft-com:office:word" xmlns:w="http://schemas.openxmlformats.org/wordprocessingml/2006/main" xmlns:w14="http://schemas.microsoft.com/office/word/2010/wordml" xmlns:w15="http://schemas.microsoft.com/office/word/2012/wordml" xmlns:w16cex="http://schemas.microsoft.com/office/word/2018/wordml/cex" xmlns:w16cid="http://schemas.microsoft.com/office/word/2016/wordml/cid" xmlns:w16="http://schemas.microsoft.com/office/word/2018/wordml" xmlns:w16sdtdh="http://schemas.microsoft.com/office/word/2020/wordml/sdtdatahash" xmlns:w16se="http://schemas.microsoft.com/office/word/2015/wordml/symex" xmlns:wpg="http://schemas.microsoft.com/office/word/2010/wordprocessingGroup" xmlns:wpi="http://schemas.microsoft.com/office/word/2010/wordprocessingInk" xmlns:wne="http://schemas.microsoft.com/office/word/2006/wordml" xmlns:wps="http://schemas.microsoft.com/office/word/2010/wordprocessingShape" mc:Ignorable="w14 w15 w16se w16cid w16 w16cex w16sdtdh wp14">
+<w:footnotes xmlns:wpc="http://schemas.microsoft.com/office/word/2010/wordprocessingCanvas" xmlns:cx="http://schemas.microsoft.com/office/drawing/2014/chartex" xmlns:mc="http://schemas.openxmlformats.org/markup-compatibility/2006" xmlns:o="urn:schemas-microsoft-com:office:office" xmlns:r="http://schemas.openxmlformats.org/officeDocument/2006/relationships" xmlns:m="http://schemas.openxmlformats.org/officeDocument/2006/math" xmlns:v="urn:schemas-microsoft-com:vml" xmlns:wp14="http://schemas.microsoft.com/office/word/2010/wordprocessingDrawing" xmlns:wp="http://schemas.openxmlformats.org/drawingml/2006/wordprocessingDrawing" xmlns:w10="urn:schemas-microsoft-com:office:word" xmlns:w="http://schemas.openxmlformats.org/wordprocessingml/2006/main" xmlns:w14="http://schemas.microsoft.com/office/word/2010/wordml" xmlns:w15="http://schemas.microsoft.com/office/word/2012/wordml" xmlns:w16se="http://schemas.microsoft.com/office/word/2015/wordml/symex" xmlns:wpg="http://schemas.microsoft.com/office/word/2010/wordprocessingGroup" xmlns:wpi="http://schemas.microsoft.com/office/word/2010/wordprocessingInk" xmlns:wne="http://schemas.microsoft.com/office/word/2006/wordml" xmlns:wps="http://schemas.microsoft.com/office/word/2010/wordprocessingShape" mc:Ignorable="w14 w15 w16se wp14">
   <w:footnote w:type="separator" w:id="-1">
     <w:p>
       <w:r>
@@ -22891,39 +22510,6 @@
     </w:p>
   </w:footnote>
   <w:footnote w:id="2">
-    <w:p>
-      <w:pPr>
-        <w:pStyle w:val="Textonotapie"/>
-        <w:rPr>
-          <w:lang w:val="es-US"/>
-        </w:rPr>
-      </w:pPr>
-      <w:r>
-        <w:rPr>
-          <w:rStyle w:val="Refdenotaalpie"/>
-        </w:rPr>
-        <w:footnoteRef/>
-      </w:r>
-      <w:r>
-        <w:t xml:space="preserve"> </w:t>
-      </w:r>
-      <w:r>
-        <w:rPr>
-          <w:rFonts w:cs="Arial"/>
-          <w:color w:val="4A4A50"/>
-        </w:rPr>
-        <w:t xml:space="preserve">La nueva aplicación que cuenta con el respaldo de Banco Pichincha y que te permite realizar pagos y cobros desde tu cuenta a personas y comercios, a través de un código QR, un número celular o un número de cuenta.  </w:t>
-      </w:r>
-      <w:r>
-        <w:rPr>
-          <w:rFonts w:cs="Arial"/>
-          <w:color w:val="4A4A50"/>
-        </w:rPr>
-        <w:t>https://www.pichincha.com/portal/canales-de-atencion/deuna</w:t>
-      </w:r>
-    </w:p>
-  </w:footnote>
-  <w:footnote w:id="3">
     <w:p>
       <w:r>
         <w:rPr>
@@ -22978,7 +22564,7 @@
 </file>
 
 <file path=word/header1.xml><?xml version="1.0" encoding="utf-8"?>
-<w:hdr xmlns:wpc="http://schemas.microsoft.com/office/word/2010/wordprocessingCanvas" xmlns:cx="http://schemas.microsoft.com/office/drawing/2014/chartex" xmlns:cx1="http://schemas.microsoft.com/office/drawing/2015/9/8/chartex" xmlns:cx2="http://schemas.microsoft.com/office/drawing/2015/10/21/chartex" xmlns:cx3="http://schemas.microsoft.com/office/drawing/2016/5/9/chartex" xmlns:cx4="http://schemas.microsoft.com/office/drawing/2016/5/10/chartex" xmlns:cx5="http://schemas.microsoft.com/office/drawing/2016/5/11/chartex" xmlns:cx6="http://schemas.microsoft.com/office/drawing/2016/5/12/chartex" xmlns:cx7="http://schemas.microsoft.com/office/drawing/2016/5/13/chartex" xmlns:cx8="http://schemas.microsoft.com/office/drawing/2016/5/14/chartex" xmlns:mc="http://schemas.openxmlformats.org/markup-compatibility/2006" xmlns:aink="http://schemas.microsoft.com/office/drawing/2016/ink" xmlns:am3d="http://schemas.microsoft.com/office/drawing/2017/model3d" xmlns:o="urn:schemas-microsoft-com:office:office" xmlns:oel="http://schemas.microsoft.com/office/2019/extlst" xmlns:r="http://schemas.openxmlformats.org/officeDocument/2006/relationships" xmlns:m="http://schemas.openxmlformats.org/officeDocument/2006/math" xmlns:v="urn:schemas-microsoft-com:vml" xmlns:wp14="http://schemas.microsoft.com/office/word/2010/wordprocessingDrawing" xmlns:wp="http://schemas.openxmlformats.org/drawingml/2006/wordprocessingDrawing" xmlns:w10="urn:schemas-microsoft-com:office:word" xmlns:w="http://schemas.openxmlformats.org/wordprocessingml/2006/main" xmlns:w14="http://schemas.microsoft.com/office/word/2010/wordml" xmlns:w15="http://schemas.microsoft.com/office/word/2012/wordml" xmlns:w16cex="http://schemas.microsoft.com/office/word/2018/wordml/cex" xmlns:w16cid="http://schemas.microsoft.com/office/word/2016/wordml/cid" xmlns:w16="http://schemas.microsoft.com/office/word/2018/wordml" xmlns:w16sdtdh="http://schemas.microsoft.com/office/word/2020/wordml/sdtdatahash" xmlns:w16se="http://schemas.microsoft.com/office/word/2015/wordml/symex" xmlns:wpg="http://schemas.microsoft.com/office/word/2010/wordprocessingGroup" xmlns:wpi="http://schemas.microsoft.com/office/word/2010/wordprocessingInk" xmlns:wne="http://schemas.microsoft.com/office/word/2006/wordml" xmlns:wps="http://schemas.microsoft.com/office/word/2010/wordprocessingShape" mc:Ignorable="w14 w15 w16se w16cid w16 w16cex w16sdtdh wp14">
+<w:hdr xmlns:wpc="http://schemas.microsoft.com/office/word/2010/wordprocessingCanvas" xmlns:cx="http://schemas.microsoft.com/office/drawing/2014/chartex" xmlns:mc="http://schemas.openxmlformats.org/markup-compatibility/2006" xmlns:o="urn:schemas-microsoft-com:office:office" xmlns:r="http://schemas.openxmlformats.org/officeDocument/2006/relationships" xmlns:m="http://schemas.openxmlformats.org/officeDocument/2006/math" xmlns:v="urn:schemas-microsoft-com:vml" xmlns:wp14="http://schemas.microsoft.com/office/word/2010/wordprocessingDrawing" xmlns:wp="http://schemas.openxmlformats.org/drawingml/2006/wordprocessingDrawing" xmlns:w10="urn:schemas-microsoft-com:office:word" xmlns:w="http://schemas.openxmlformats.org/wordprocessingml/2006/main" xmlns:w14="http://schemas.microsoft.com/office/word/2010/wordml" xmlns:w15="http://schemas.microsoft.com/office/word/2012/wordml" xmlns:w16se="http://schemas.microsoft.com/office/word/2015/wordml/symex" xmlns:wpg="http://schemas.microsoft.com/office/word/2010/wordprocessingGroup" xmlns:wpi="http://schemas.microsoft.com/office/word/2010/wordprocessingInk" xmlns:wne="http://schemas.microsoft.com/office/word/2006/wordml" xmlns:wps="http://schemas.microsoft.com/office/word/2010/wordprocessingShape" mc:Ignorable="w14 w15 w16se wp14">
   <w:p>
     <w:pPr>
       <w:pStyle w:val="Encabezado"/>
@@ -22988,8 +22574,121 @@
 </file>
 
 <file path=word/numbering.xml><?xml version="1.0" encoding="utf-8"?>
-<w:numbering xmlns:wpc="http://schemas.microsoft.com/office/word/2010/wordprocessingCanvas" xmlns:cx="http://schemas.microsoft.com/office/drawing/2014/chartex" xmlns:cx1="http://schemas.microsoft.com/office/drawing/2015/9/8/chartex" xmlns:cx2="http://schemas.microsoft.com/office/drawing/2015/10/21/chartex" xmlns:cx3="http://schemas.microsoft.com/office/drawing/2016/5/9/chartex" xmlns:cx4="http://schemas.microsoft.com/office/drawing/2016/5/10/chartex" xmlns:cx5="http://schemas.microsoft.com/office/drawing/2016/5/11/chartex" xmlns:cx6="http://schemas.microsoft.com/office/drawing/2016/5/12/chartex" xmlns:cx7="http://schemas.microsoft.com/office/drawing/2016/5/13/chartex" xmlns:cx8="http://schemas.microsoft.com/office/drawing/2016/5/14/chartex" xmlns:mc="http://schemas.openxmlformats.org/markup-compatibility/2006" xmlns:aink="http://schemas.microsoft.com/office/drawing/2016/ink" xmlns:am3d="http://schemas.microsoft.com/office/drawing/2017/model3d" xmlns:o="urn:schemas-microsoft-com:office:office" xmlns:oel="http://schemas.microsoft.com/office/2019/extlst" xmlns:r="http://schemas.openxmlformats.org/officeDocument/2006/relationships" xmlns:m="http://schemas.openxmlformats.org/officeDocument/2006/math" xmlns:v="urn:schemas-microsoft-com:vml" xmlns:wp14="http://schemas.microsoft.com/office/word/2010/wordprocessingDrawing" xmlns:wp="http://schemas.openxmlformats.org/drawingml/2006/wordprocessingDrawing" xmlns:w10="urn:schemas-microsoft-com:office:word" xmlns:w="http://schemas.openxmlformats.org/wordprocessingml/2006/main" xmlns:w14="http://schemas.microsoft.com/office/word/2010/wordml" xmlns:w15="http://schemas.microsoft.com/office/word/2012/wordml" xmlns:w16cex="http://schemas.microsoft.com/office/word/2018/wordml/cex" xmlns:w16cid="http://schemas.microsoft.com/office/word/2016/wordml/cid" xmlns:w16="http://schemas.microsoft.com/office/word/2018/wordml" xmlns:w16sdtdh="http://schemas.microsoft.com/office/word/2020/wordml/sdtdatahash" xmlns:w16se="http://schemas.microsoft.com/office/word/2015/wordml/symex" xmlns:wpg="http://schemas.microsoft.com/office/word/2010/wordprocessingGroup" xmlns:wpi="http://schemas.microsoft.com/office/word/2010/wordprocessingInk" xmlns:wne="http://schemas.microsoft.com/office/word/2006/wordml" xmlns:wps="http://schemas.microsoft.com/office/word/2010/wordprocessingShape" mc:Ignorable="w14 w15 w16se w16cid w16 w16cex w16sdtdh wp14">
+<w:numbering xmlns:wpc="http://schemas.microsoft.com/office/word/2010/wordprocessingCanvas" xmlns:cx="http://schemas.microsoft.com/office/drawing/2014/chartex" xmlns:mc="http://schemas.openxmlformats.org/markup-compatibility/2006" xmlns:o="urn:schemas-microsoft-com:office:office" xmlns:r="http://schemas.openxmlformats.org/officeDocument/2006/relationships" xmlns:m="http://schemas.openxmlformats.org/officeDocument/2006/math" xmlns:v="urn:schemas-microsoft-com:vml" xmlns:wp14="http://schemas.microsoft.com/office/word/2010/wordprocessingDrawing" xmlns:wp="http://schemas.openxmlformats.org/drawingml/2006/wordprocessingDrawing" xmlns:w10="urn:schemas-microsoft-com:office:word" xmlns:w="http://schemas.openxmlformats.org/wordprocessingml/2006/main" xmlns:w14="http://schemas.microsoft.com/office/word/2010/wordml" xmlns:w15="http://schemas.microsoft.com/office/word/2012/wordml" xmlns:w16se="http://schemas.microsoft.com/office/word/2015/wordml/symex" xmlns:wpg="http://schemas.microsoft.com/office/word/2010/wordprocessingGroup" xmlns:wpi="http://schemas.microsoft.com/office/word/2010/wordprocessingInk" xmlns:wne="http://schemas.microsoft.com/office/word/2006/wordml" xmlns:wps="http://schemas.microsoft.com/office/word/2010/wordprocessingShape" mc:Ignorable="w14 w15 w16se wp14">
   <w:abstractNum w:abstractNumId="0" w15:restartNumberingAfterBreak="0">
+    <w:nsid w:val="00EA2F31"/>
+    <w:multiLevelType w:val="hybridMultilevel"/>
+    <w:tmpl w:val="4484FBD0"/>
+    <w:lvl w:ilvl="0" w:tplc="04090001">
+      <w:start w:val="1"/>
+      <w:numFmt w:val="bullet"/>
+      <w:lvlText w:val=""/>
+      <w:lvlJc w:val="left"/>
+      <w:pPr>
+        <w:ind w:left="720" w:hanging="360"/>
+      </w:pPr>
+      <w:rPr>
+        <w:rFonts w:ascii="Symbol" w:hAnsi="Symbol" w:hint="default"/>
+      </w:rPr>
+    </w:lvl>
+    <w:lvl w:ilvl="1" w:tplc="04090003" w:tentative="1">
+      <w:start w:val="1"/>
+      <w:numFmt w:val="bullet"/>
+      <w:lvlText w:val="o"/>
+      <w:lvlJc w:val="left"/>
+      <w:pPr>
+        <w:ind w:left="1440" w:hanging="360"/>
+      </w:pPr>
+      <w:rPr>
+        <w:rFonts w:ascii="Courier New" w:hAnsi="Courier New" w:cs="Courier New" w:hint="default"/>
+      </w:rPr>
+    </w:lvl>
+    <w:lvl w:ilvl="2" w:tplc="04090005" w:tentative="1">
+      <w:start w:val="1"/>
+      <w:numFmt w:val="bullet"/>
+      <w:lvlText w:val=""/>
+      <w:lvlJc w:val="left"/>
+      <w:pPr>
+        <w:ind w:left="2160" w:hanging="360"/>
+      </w:pPr>
+      <w:rPr>
+        <w:rFonts w:ascii="Wingdings" w:hAnsi="Wingdings" w:hint="default"/>
+      </w:rPr>
+    </w:lvl>
+    <w:lvl w:ilvl="3" w:tplc="04090001" w:tentative="1">
+      <w:start w:val="1"/>
+      <w:numFmt w:val="bullet"/>
+      <w:lvlText w:val=""/>
+      <w:lvlJc w:val="left"/>
+      <w:pPr>
+        <w:ind w:left="2880" w:hanging="360"/>
+      </w:pPr>
+      <w:rPr>
+        <w:rFonts w:ascii="Symbol" w:hAnsi="Symbol" w:hint="default"/>
+      </w:rPr>
+    </w:lvl>
+    <w:lvl w:ilvl="4" w:tplc="04090003" w:tentative="1">
+      <w:start w:val="1"/>
+      <w:numFmt w:val="bullet"/>
+      <w:lvlText w:val="o"/>
+      <w:lvlJc w:val="left"/>
+      <w:pPr>
+        <w:ind w:left="3600" w:hanging="360"/>
+      </w:pPr>
+      <w:rPr>
+        <w:rFonts w:ascii="Courier New" w:hAnsi="Courier New" w:cs="Courier New" w:hint="default"/>
+      </w:rPr>
+    </w:lvl>
+    <w:lvl w:ilvl="5" w:tplc="04090005" w:tentative="1">
+      <w:start w:val="1"/>
+      <w:numFmt w:val="bullet"/>
+      <w:lvlText w:val=""/>
+      <w:lvlJc w:val="left"/>
+      <w:pPr>
+        <w:ind w:left="4320" w:hanging="360"/>
+      </w:pPr>
+      <w:rPr>
+        <w:rFonts w:ascii="Wingdings" w:hAnsi="Wingdings" w:hint="default"/>
+      </w:rPr>
+    </w:lvl>
+    <w:lvl w:ilvl="6" w:tplc="04090001" w:tentative="1">
+      <w:start w:val="1"/>
+      <w:numFmt w:val="bullet"/>
+      <w:lvlText w:val=""/>
+      <w:lvlJc w:val="left"/>
+      <w:pPr>
+        <w:ind w:left="5040" w:hanging="360"/>
+      </w:pPr>
+      <w:rPr>
+        <w:rFonts w:ascii="Symbol" w:hAnsi="Symbol" w:hint="default"/>
+      </w:rPr>
+    </w:lvl>
+    <w:lvl w:ilvl="7" w:tplc="04090003" w:tentative="1">
+      <w:start w:val="1"/>
+      <w:numFmt w:val="bullet"/>
+      <w:lvlText w:val="o"/>
+      <w:lvlJc w:val="left"/>
+      <w:pPr>
+        <w:ind w:left="5760" w:hanging="360"/>
+      </w:pPr>
+      <w:rPr>
+        <w:rFonts w:ascii="Courier New" w:hAnsi="Courier New" w:cs="Courier New" w:hint="default"/>
+      </w:rPr>
+    </w:lvl>
+    <w:lvl w:ilvl="8" w:tplc="04090005" w:tentative="1">
+      <w:start w:val="1"/>
+      <w:numFmt w:val="bullet"/>
+      <w:lvlText w:val=""/>
+      <w:lvlJc w:val="left"/>
+      <w:pPr>
+        <w:ind w:left="6480" w:hanging="360"/>
+      </w:pPr>
+      <w:rPr>
+        <w:rFonts w:ascii="Wingdings" w:hAnsi="Wingdings" w:hint="default"/>
+      </w:rPr>
+    </w:lvl>
+  </w:abstractNum>
+  <w:abstractNum w:abstractNumId="1" w15:restartNumberingAfterBreak="0">
     <w:nsid w:val="050369C1"/>
     <w:multiLevelType w:val="hybridMultilevel"/>
     <w:tmpl w:val="BBA8B9A0"/>
@@ -23102,7 +22801,7 @@
       </w:rPr>
     </w:lvl>
   </w:abstractNum>
-  <w:abstractNum w:abstractNumId="1" w15:restartNumberingAfterBreak="0">
+  <w:abstractNum w:abstractNumId="2" w15:restartNumberingAfterBreak="0">
     <w:nsid w:val="0CCE72F2"/>
     <w:multiLevelType w:val="hybridMultilevel"/>
     <w:tmpl w:val="C902F5D0"/>
@@ -23191,7 +22890,7 @@
       </w:pPr>
     </w:lvl>
   </w:abstractNum>
-  <w:abstractNum w:abstractNumId="2" w15:restartNumberingAfterBreak="0">
+  <w:abstractNum w:abstractNumId="3" w15:restartNumberingAfterBreak="0">
     <w:nsid w:val="10DD15D5"/>
     <w:multiLevelType w:val="hybridMultilevel"/>
     <w:tmpl w:val="F4086ED0"/>
@@ -23303,7 +23002,7 @@
       </w:rPr>
     </w:lvl>
   </w:abstractNum>
-  <w:abstractNum w:abstractNumId="3" w15:restartNumberingAfterBreak="0">
+  <w:abstractNum w:abstractNumId="4" w15:restartNumberingAfterBreak="0">
     <w:nsid w:val="12126E92"/>
     <w:multiLevelType w:val="hybridMultilevel"/>
     <w:tmpl w:val="46C2DC26"/>
@@ -23416,7 +23115,7 @@
       </w:rPr>
     </w:lvl>
   </w:abstractNum>
-  <w:abstractNum w:abstractNumId="4" w15:restartNumberingAfterBreak="0">
+  <w:abstractNum w:abstractNumId="5" w15:restartNumberingAfterBreak="0">
     <w:nsid w:val="13747457"/>
     <w:multiLevelType w:val="hybridMultilevel"/>
     <w:tmpl w:val="FF9A85E0"/>
@@ -23529,7 +23228,7 @@
       </w:rPr>
     </w:lvl>
   </w:abstractNum>
-  <w:abstractNum w:abstractNumId="5" w15:restartNumberingAfterBreak="0">
+  <w:abstractNum w:abstractNumId="6" w15:restartNumberingAfterBreak="0">
     <w:nsid w:val="15E36720"/>
     <w:multiLevelType w:val="hybridMultilevel"/>
     <w:tmpl w:val="EF6C9B36"/>
@@ -23642,7 +23341,7 @@
       </w:rPr>
     </w:lvl>
   </w:abstractNum>
-  <w:abstractNum w:abstractNumId="6" w15:restartNumberingAfterBreak="0">
+  <w:abstractNum w:abstractNumId="7" w15:restartNumberingAfterBreak="0">
     <w:nsid w:val="16AC6896"/>
     <w:multiLevelType w:val="hybridMultilevel"/>
     <w:tmpl w:val="1668F440"/>
@@ -23755,7 +23454,7 @@
       </w:rPr>
     </w:lvl>
   </w:abstractNum>
-  <w:abstractNum w:abstractNumId="7" w15:restartNumberingAfterBreak="0">
+  <w:abstractNum w:abstractNumId="8" w15:restartNumberingAfterBreak="0">
     <w:nsid w:val="17D34032"/>
     <w:multiLevelType w:val="hybridMultilevel"/>
     <w:tmpl w:val="DA4AE742"/>
@@ -23868,7 +23567,7 @@
       </w:rPr>
     </w:lvl>
   </w:abstractNum>
-  <w:abstractNum w:abstractNumId="8" w15:restartNumberingAfterBreak="0">
+  <w:abstractNum w:abstractNumId="9" w15:restartNumberingAfterBreak="0">
     <w:nsid w:val="19120960"/>
     <w:multiLevelType w:val="multilevel"/>
     <w:tmpl w:val="8F3C8D54"/>
@@ -23981,7 +23680,7 @@
       </w:rPr>
     </w:lvl>
   </w:abstractNum>
-  <w:abstractNum w:abstractNumId="9" w15:restartNumberingAfterBreak="0">
+  <w:abstractNum w:abstractNumId="10" w15:restartNumberingAfterBreak="0">
     <w:nsid w:val="1C936930"/>
     <w:multiLevelType w:val="hybridMultilevel"/>
     <w:tmpl w:val="B8CCF918"/>
@@ -24067,7 +23766,7 @@
       </w:pPr>
     </w:lvl>
   </w:abstractNum>
-  <w:abstractNum w:abstractNumId="10" w15:restartNumberingAfterBreak="0">
+  <w:abstractNum w:abstractNumId="11" w15:restartNumberingAfterBreak="0">
     <w:nsid w:val="223D463F"/>
     <w:multiLevelType w:val="multilevel"/>
     <w:tmpl w:val="8F3C8D54"/>
@@ -24180,7 +23879,7 @@
       </w:rPr>
     </w:lvl>
   </w:abstractNum>
-  <w:abstractNum w:abstractNumId="11" w15:restartNumberingAfterBreak="0">
+  <w:abstractNum w:abstractNumId="12" w15:restartNumberingAfterBreak="0">
     <w:nsid w:val="279A6E32"/>
     <w:multiLevelType w:val="hybridMultilevel"/>
     <w:tmpl w:val="98A43A96"/>
@@ -24293,7 +23992,7 @@
       </w:rPr>
     </w:lvl>
   </w:abstractNum>
-  <w:abstractNum w:abstractNumId="12" w15:restartNumberingAfterBreak="0">
+  <w:abstractNum w:abstractNumId="13" w15:restartNumberingAfterBreak="0">
     <w:nsid w:val="2C531966"/>
     <w:multiLevelType w:val="multilevel"/>
     <w:tmpl w:val="6B2CED6C"/>
@@ -24411,7 +24110,120 @@
       </w:rPr>
     </w:lvl>
   </w:abstractNum>
-  <w:abstractNum w:abstractNumId="13" w15:restartNumberingAfterBreak="0">
+  <w:abstractNum w:abstractNumId="14" w15:restartNumberingAfterBreak="0">
+    <w:nsid w:val="30916418"/>
+    <w:multiLevelType w:val="hybridMultilevel"/>
+    <w:tmpl w:val="91586D9C"/>
+    <w:lvl w:ilvl="0" w:tplc="04090001">
+      <w:start w:val="1"/>
+      <w:numFmt w:val="bullet"/>
+      <w:lvlText w:val=""/>
+      <w:lvlJc w:val="left"/>
+      <w:pPr>
+        <w:ind w:left="852" w:hanging="360"/>
+      </w:pPr>
+      <w:rPr>
+        <w:rFonts w:ascii="Symbol" w:hAnsi="Symbol" w:hint="default"/>
+      </w:rPr>
+    </w:lvl>
+    <w:lvl w:ilvl="1" w:tplc="04090003" w:tentative="1">
+      <w:start w:val="1"/>
+      <w:numFmt w:val="bullet"/>
+      <w:lvlText w:val="o"/>
+      <w:lvlJc w:val="left"/>
+      <w:pPr>
+        <w:ind w:left="1572" w:hanging="360"/>
+      </w:pPr>
+      <w:rPr>
+        <w:rFonts w:ascii="Courier New" w:hAnsi="Courier New" w:cs="Courier New" w:hint="default"/>
+      </w:rPr>
+    </w:lvl>
+    <w:lvl w:ilvl="2" w:tplc="04090005" w:tentative="1">
+      <w:start w:val="1"/>
+      <w:numFmt w:val="bullet"/>
+      <w:lvlText w:val=""/>
+      <w:lvlJc w:val="left"/>
+      <w:pPr>
+        <w:ind w:left="2292" w:hanging="360"/>
+      </w:pPr>
+      <w:rPr>
+        <w:rFonts w:ascii="Wingdings" w:hAnsi="Wingdings" w:hint="default"/>
+      </w:rPr>
+    </w:lvl>
+    <w:lvl w:ilvl="3" w:tplc="04090001" w:tentative="1">
+      <w:start w:val="1"/>
+      <w:numFmt w:val="bullet"/>
+      <w:lvlText w:val=""/>
+      <w:lvlJc w:val="left"/>
+      <w:pPr>
+        <w:ind w:left="3012" w:hanging="360"/>
+      </w:pPr>
+      <w:rPr>
+        <w:rFonts w:ascii="Symbol" w:hAnsi="Symbol" w:hint="default"/>
+      </w:rPr>
+    </w:lvl>
+    <w:lvl w:ilvl="4" w:tplc="04090003" w:tentative="1">
+      <w:start w:val="1"/>
+      <w:numFmt w:val="bullet"/>
+      <w:lvlText w:val="o"/>
+      <w:lvlJc w:val="left"/>
+      <w:pPr>
+        <w:ind w:left="3732" w:hanging="360"/>
+      </w:pPr>
+      <w:rPr>
+        <w:rFonts w:ascii="Courier New" w:hAnsi="Courier New" w:cs="Courier New" w:hint="default"/>
+      </w:rPr>
+    </w:lvl>
+    <w:lvl w:ilvl="5" w:tplc="04090005" w:tentative="1">
+      <w:start w:val="1"/>
+      <w:numFmt w:val="bullet"/>
+      <w:lvlText w:val=""/>
+      <w:lvlJc w:val="left"/>
+      <w:pPr>
+        <w:ind w:left="4452" w:hanging="360"/>
+      </w:pPr>
+      <w:rPr>
+        <w:rFonts w:ascii="Wingdings" w:hAnsi="Wingdings" w:hint="default"/>
+      </w:rPr>
+    </w:lvl>
+    <w:lvl w:ilvl="6" w:tplc="04090001" w:tentative="1">
+      <w:start w:val="1"/>
+      <w:numFmt w:val="bullet"/>
+      <w:lvlText w:val=""/>
+      <w:lvlJc w:val="left"/>
+      <w:pPr>
+        <w:ind w:left="5172" w:hanging="360"/>
+      </w:pPr>
+      <w:rPr>
+        <w:rFonts w:ascii="Symbol" w:hAnsi="Symbol" w:hint="default"/>
+      </w:rPr>
+    </w:lvl>
+    <w:lvl w:ilvl="7" w:tplc="04090003" w:tentative="1">
+      <w:start w:val="1"/>
+      <w:numFmt w:val="bullet"/>
+      <w:lvlText w:val="o"/>
+      <w:lvlJc w:val="left"/>
+      <w:pPr>
+        <w:ind w:left="5892" w:hanging="360"/>
+      </w:pPr>
+      <w:rPr>
+        <w:rFonts w:ascii="Courier New" w:hAnsi="Courier New" w:cs="Courier New" w:hint="default"/>
+      </w:rPr>
+    </w:lvl>
+    <w:lvl w:ilvl="8" w:tplc="04090005" w:tentative="1">
+      <w:start w:val="1"/>
+      <w:numFmt w:val="bullet"/>
+      <w:lvlText w:val=""/>
+      <w:lvlJc w:val="left"/>
+      <w:pPr>
+        <w:ind w:left="6612" w:hanging="360"/>
+      </w:pPr>
+      <w:rPr>
+        <w:rFonts w:ascii="Wingdings" w:hAnsi="Wingdings" w:hint="default"/>
+      </w:rPr>
+    </w:lvl>
+  </w:abstractNum>
+  <w:abstractNum w:abstractNumId="15" w15:restartNumberingAfterBreak="0">
     <w:nsid w:val="32437FFD"/>
     <w:multiLevelType w:val="multilevel"/>
     <w:tmpl w:val="A0E891EC"/>
@@ -24536,7 +24348,120 @@
       </w:rPr>
     </w:lvl>
   </w:abstractNum>
-  <w:abstractNum w:abstractNumId="14" w15:restartNumberingAfterBreak="0">
+  <w:abstractNum w:abstractNumId="16" w15:restartNumberingAfterBreak="0">
+    <w:nsid w:val="38F678C9"/>
+    <w:multiLevelType w:val="hybridMultilevel"/>
+    <w:tmpl w:val="ED94F1DE"/>
+    <w:lvl w:ilvl="0" w:tplc="04090001">
+      <w:start w:val="1"/>
+      <w:numFmt w:val="bullet"/>
+      <w:lvlText w:val=""/>
+      <w:lvlJc w:val="left"/>
+      <w:pPr>
+        <w:ind w:left="720" w:hanging="360"/>
+      </w:pPr>
+      <w:rPr>
+        <w:rFonts w:ascii="Symbol" w:hAnsi="Symbol" w:hint="default"/>
+      </w:rPr>
+    </w:lvl>
+    <w:lvl w:ilvl="1" w:tplc="04090003" w:tentative="1">
+      <w:start w:val="1"/>
+      <w:numFmt w:val="bullet"/>
+      <w:lvlText w:val="o"/>
+      <w:lvlJc w:val="left"/>
+      <w:pPr>
+        <w:ind w:left="1440" w:hanging="360"/>
+      </w:pPr>
+      <w:rPr>
+        <w:rFonts w:ascii="Courier New" w:hAnsi="Courier New" w:cs="Courier New" w:hint="default"/>
+      </w:rPr>
+    </w:lvl>
+    <w:lvl w:ilvl="2" w:tplc="04090005" w:tentative="1">
+      <w:start w:val="1"/>
+      <w:numFmt w:val="bullet"/>
+      <w:lvlText w:val=""/>
+      <w:lvlJc w:val="left"/>
+      <w:pPr>
+        <w:ind w:left="2160" w:hanging="360"/>
+      </w:pPr>
+      <w:rPr>
+        <w:rFonts w:ascii="Wingdings" w:hAnsi="Wingdings" w:hint="default"/>
+      </w:rPr>
+    </w:lvl>
+    <w:lvl w:ilvl="3" w:tplc="04090001" w:tentative="1">
+      <w:start w:val="1"/>
+      <w:numFmt w:val="bullet"/>
+      <w:lvlText w:val=""/>
+      <w:lvlJc w:val="left"/>
+      <w:pPr>
+        <w:ind w:left="2880" w:hanging="360"/>
+      </w:pPr>
+      <w:rPr>
+        <w:rFonts w:ascii="Symbol" w:hAnsi="Symbol" w:hint="default"/>
+      </w:rPr>
+    </w:lvl>
+    <w:lvl w:ilvl="4" w:tplc="04090003" w:tentative="1">
+      <w:start w:val="1"/>
+      <w:numFmt w:val="bullet"/>
+      <w:lvlText w:val="o"/>
+      <w:lvlJc w:val="left"/>
+      <w:pPr>
+        <w:ind w:left="3600" w:hanging="360"/>
+      </w:pPr>
+      <w:rPr>
+        <w:rFonts w:ascii="Courier New" w:hAnsi="Courier New" w:cs="Courier New" w:hint="default"/>
+      </w:rPr>
+    </w:lvl>
+    <w:lvl w:ilvl="5" w:tplc="04090005" w:tentative="1">
+      <w:start w:val="1"/>
+      <w:numFmt w:val="bullet"/>
+      <w:lvlText w:val=""/>
+      <w:lvlJc w:val="left"/>
+      <w:pPr>
+        <w:ind w:left="4320" w:hanging="360"/>
+      </w:pPr>
+      <w:rPr>
+        <w:rFonts w:ascii="Wingdings" w:hAnsi="Wingdings" w:hint="default"/>
+      </w:rPr>
+    </w:lvl>
+    <w:lvl w:ilvl="6" w:tplc="04090001" w:tentative="1">
+      <w:start w:val="1"/>
+      <w:numFmt w:val="bullet"/>
+      <w:lvlText w:val=""/>
+      <w:lvlJc w:val="left"/>
+      <w:pPr>
+        <w:ind w:left="5040" w:hanging="360"/>
+      </w:pPr>
+      <w:rPr>
+        <w:rFonts w:ascii="Symbol" w:hAnsi="Symbol" w:hint="default"/>
+      </w:rPr>
+    </w:lvl>
+    <w:lvl w:ilvl="7" w:tplc="04090003" w:tentative="1">
+      <w:start w:val="1"/>
+      <w:numFmt w:val="bullet"/>
+      <w:lvlText w:val="o"/>
+      <w:lvlJc w:val="left"/>
+      <w:pPr>
+        <w:ind w:left="5760" w:hanging="360"/>
+      </w:pPr>
+      <w:rPr>
+        <w:rFonts w:ascii="Courier New" w:hAnsi="Courier New" w:cs="Courier New" w:hint="default"/>
+      </w:rPr>
+    </w:lvl>
+    <w:lvl w:ilvl="8" w:tplc="04090005" w:tentative="1">
+      <w:start w:val="1"/>
+      <w:numFmt w:val="bullet"/>
+      <w:lvlText w:val=""/>
+      <w:lvlJc w:val="left"/>
+      <w:pPr>
+        <w:ind w:left="6480" w:hanging="360"/>
+      </w:pPr>
+      <w:rPr>
+        <w:rFonts w:ascii="Wingdings" w:hAnsi="Wingdings" w:hint="default"/>
+      </w:rPr>
+    </w:lvl>
+  </w:abstractNum>
+  <w:abstractNum w:abstractNumId="17" w15:restartNumberingAfterBreak="0">
     <w:nsid w:val="3A5B6660"/>
     <w:multiLevelType w:val="hybridMultilevel"/>
     <w:tmpl w:val="799A71E8"/>
@@ -24625,7 +24550,7 @@
       </w:pPr>
     </w:lvl>
   </w:abstractNum>
-  <w:abstractNum w:abstractNumId="15" w15:restartNumberingAfterBreak="0">
+  <w:abstractNum w:abstractNumId="18" w15:restartNumberingAfterBreak="0">
     <w:nsid w:val="3B00260C"/>
     <w:multiLevelType w:val="multilevel"/>
     <w:tmpl w:val="8F3C8D54"/>
@@ -24738,7 +24663,7 @@
       </w:rPr>
     </w:lvl>
   </w:abstractNum>
-  <w:abstractNum w:abstractNumId="16" w15:restartNumberingAfterBreak="0">
+  <w:abstractNum w:abstractNumId="19" w15:restartNumberingAfterBreak="0">
     <w:nsid w:val="3C9142BA"/>
     <w:multiLevelType w:val="multilevel"/>
     <w:tmpl w:val="540A001F"/>
@@ -24824,7 +24749,7 @@
       </w:pPr>
     </w:lvl>
   </w:abstractNum>
-  <w:abstractNum w:abstractNumId="17" w15:restartNumberingAfterBreak="0">
+  <w:abstractNum w:abstractNumId="20" w15:restartNumberingAfterBreak="0">
     <w:nsid w:val="48E77BB1"/>
     <w:multiLevelType w:val="hybridMultilevel"/>
     <w:tmpl w:val="254678A8"/>
@@ -24937,7 +24862,7 @@
       </w:rPr>
     </w:lvl>
   </w:abstractNum>
-  <w:abstractNum w:abstractNumId="18" w15:restartNumberingAfterBreak="0">
+  <w:abstractNum w:abstractNumId="21" w15:restartNumberingAfterBreak="0">
     <w:nsid w:val="4AC93344"/>
     <w:multiLevelType w:val="hybridMultilevel"/>
     <w:tmpl w:val="0DEC8A7E"/>
@@ -25050,7 +24975,120 @@
       </w:rPr>
     </w:lvl>
   </w:abstractNum>
-  <w:abstractNum w:abstractNumId="19" w15:restartNumberingAfterBreak="0">
+  <w:abstractNum w:abstractNumId="22" w15:restartNumberingAfterBreak="0">
+    <w:nsid w:val="51207E5C"/>
+    <w:multiLevelType w:val="hybridMultilevel"/>
+    <w:tmpl w:val="E32C9884"/>
+    <w:lvl w:ilvl="0" w:tplc="04090001">
+      <w:start w:val="1"/>
+      <w:numFmt w:val="bullet"/>
+      <w:lvlText w:val=""/>
+      <w:lvlJc w:val="left"/>
+      <w:pPr>
+        <w:ind w:left="720" w:hanging="360"/>
+      </w:pPr>
+      <w:rPr>
+        <w:rFonts w:ascii="Symbol" w:hAnsi="Symbol" w:hint="default"/>
+      </w:rPr>
+    </w:lvl>
+    <w:lvl w:ilvl="1" w:tplc="04090003" w:tentative="1">
+      <w:start w:val="1"/>
+      <w:numFmt w:val="bullet"/>
+      <w:lvlText w:val="o"/>
+      <w:lvlJc w:val="left"/>
+      <w:pPr>
+        <w:ind w:left="1440" w:hanging="360"/>
+      </w:pPr>
+      <w:rPr>
+        <w:rFonts w:ascii="Courier New" w:hAnsi="Courier New" w:cs="Courier New" w:hint="default"/>
+      </w:rPr>
+    </w:lvl>
+    <w:lvl w:ilvl="2" w:tplc="04090005" w:tentative="1">
+      <w:start w:val="1"/>
+      <w:numFmt w:val="bullet"/>
+      <w:lvlText w:val=""/>
+      <w:lvlJc w:val="left"/>
+      <w:pPr>
+        <w:ind w:left="2160" w:hanging="360"/>
+      </w:pPr>
+      <w:rPr>
+        <w:rFonts w:ascii="Wingdings" w:hAnsi="Wingdings" w:hint="default"/>
+      </w:rPr>
+    </w:lvl>
+    <w:lvl w:ilvl="3" w:tplc="04090001" w:tentative="1">
+      <w:start w:val="1"/>
+      <w:numFmt w:val="bullet"/>
+      <w:lvlText w:val=""/>
+      <w:lvlJc w:val="left"/>
+      <w:pPr>
+        <w:ind w:left="2880" w:hanging="360"/>
+      </w:pPr>
+      <w:rPr>
+        <w:rFonts w:ascii="Symbol" w:hAnsi="Symbol" w:hint="default"/>
+      </w:rPr>
+    </w:lvl>
+    <w:lvl w:ilvl="4" w:tplc="04090003" w:tentative="1">
+      <w:start w:val="1"/>
+      <w:numFmt w:val="bullet"/>
+      <w:lvlText w:val="o"/>
+      <w:lvlJc w:val="left"/>
+      <w:pPr>
+        <w:ind w:left="3600" w:hanging="360"/>
+      </w:pPr>
+      <w:rPr>
+        <w:rFonts w:ascii="Courier New" w:hAnsi="Courier New" w:cs="Courier New" w:hint="default"/>
+      </w:rPr>
+    </w:lvl>
+    <w:lvl w:ilvl="5" w:tplc="04090005" w:tentative="1">
+      <w:start w:val="1"/>
+      <w:numFmt w:val="bullet"/>
+      <w:lvlText w:val=""/>
+      <w:lvlJc w:val="left"/>
+      <w:pPr>
+        <w:ind w:left="4320" w:hanging="360"/>
+      </w:pPr>
+      <w:rPr>
+        <w:rFonts w:ascii="Wingdings" w:hAnsi="Wingdings" w:hint="default"/>
+      </w:rPr>
+    </w:lvl>
+    <w:lvl w:ilvl="6" w:tplc="04090001" w:tentative="1">
+      <w:start w:val="1"/>
+      <w:numFmt w:val="bullet"/>
+      <w:lvlText w:val=""/>
+      <w:lvlJc w:val="left"/>
+      <w:pPr>
+        <w:ind w:left="5040" w:hanging="360"/>
+      </w:pPr>
+      <w:rPr>
+        <w:rFonts w:ascii="Symbol" w:hAnsi="Symbol" w:hint="default"/>
+      </w:rPr>
+    </w:lvl>
+    <w:lvl w:ilvl="7" w:tplc="04090003" w:tentative="1">
+      <w:start w:val="1"/>
+      <w:numFmt w:val="bullet"/>
+      <w:lvlText w:val="o"/>
+      <w:lvlJc w:val="left"/>
+      <w:pPr>
+        <w:ind w:left="5760" w:hanging="360"/>
+      </w:pPr>
+      <w:rPr>
+        <w:rFonts w:ascii="Courier New" w:hAnsi="Courier New" w:cs="Courier New" w:hint="default"/>
+      </w:rPr>
+    </w:lvl>
+    <w:lvl w:ilvl="8" w:tplc="04090005" w:tentative="1">
+      <w:start w:val="1"/>
+      <w:numFmt w:val="bullet"/>
+      <w:lvlText w:val=""/>
+      <w:lvlJc w:val="left"/>
+      <w:pPr>
+        <w:ind w:left="6480" w:hanging="360"/>
+      </w:pPr>
+      <w:rPr>
+        <w:rFonts w:ascii="Wingdings" w:hAnsi="Wingdings" w:hint="default"/>
+      </w:rPr>
+    </w:lvl>
+  </w:abstractNum>
+  <w:abstractNum w:abstractNumId="23" w15:restartNumberingAfterBreak="0">
     <w:nsid w:val="54EE0791"/>
     <w:multiLevelType w:val="multilevel"/>
     <w:tmpl w:val="BF6C057E"/>
@@ -25171,7 +25209,7 @@
       </w:rPr>
     </w:lvl>
   </w:abstractNum>
-  <w:abstractNum w:abstractNumId="20" w15:restartNumberingAfterBreak="0">
+  <w:abstractNum w:abstractNumId="24" w15:restartNumberingAfterBreak="0">
     <w:nsid w:val="55847C2C"/>
     <w:multiLevelType w:val="hybridMultilevel"/>
     <w:tmpl w:val="E9306230"/>
@@ -25284,7 +25322,7 @@
       </w:rPr>
     </w:lvl>
   </w:abstractNum>
-  <w:abstractNum w:abstractNumId="21" w15:restartNumberingAfterBreak="0">
+  <w:abstractNum w:abstractNumId="25" w15:restartNumberingAfterBreak="0">
     <w:nsid w:val="5ADB5B74"/>
     <w:multiLevelType w:val="hybridMultilevel"/>
     <w:tmpl w:val="B66E2CF0"/>
@@ -25397,7 +25435,7 @@
       </w:rPr>
     </w:lvl>
   </w:abstractNum>
-  <w:abstractNum w:abstractNumId="22" w15:restartNumberingAfterBreak="0">
+  <w:abstractNum w:abstractNumId="26" w15:restartNumberingAfterBreak="0">
     <w:nsid w:val="5B6F0D1D"/>
     <w:multiLevelType w:val="hybridMultilevel"/>
     <w:tmpl w:val="983A6422"/>
@@ -25510,7 +25548,7 @@
       </w:rPr>
     </w:lvl>
   </w:abstractNum>
-  <w:abstractNum w:abstractNumId="23" w15:restartNumberingAfterBreak="0">
+  <w:abstractNum w:abstractNumId="27" w15:restartNumberingAfterBreak="0">
     <w:nsid w:val="5B727160"/>
     <w:multiLevelType w:val="hybridMultilevel"/>
     <w:tmpl w:val="81089560"/>
@@ -25623,7 +25661,7 @@
       </w:rPr>
     </w:lvl>
   </w:abstractNum>
-  <w:abstractNum w:abstractNumId="24" w15:restartNumberingAfterBreak="0">
+  <w:abstractNum w:abstractNumId="28" w15:restartNumberingAfterBreak="0">
     <w:nsid w:val="61387434"/>
     <w:multiLevelType w:val="multilevel"/>
     <w:tmpl w:val="6B2CED6C"/>
@@ -25741,7 +25779,7 @@
       </w:rPr>
     </w:lvl>
   </w:abstractNum>
-  <w:abstractNum w:abstractNumId="25" w15:restartNumberingAfterBreak="0">
+  <w:abstractNum w:abstractNumId="29" w15:restartNumberingAfterBreak="0">
     <w:nsid w:val="63CA7CED"/>
     <w:multiLevelType w:val="hybridMultilevel"/>
     <w:tmpl w:val="ABCC1DCA"/>
@@ -25865,7 +25903,7 @@
       </w:rPr>
     </w:lvl>
   </w:abstractNum>
-  <w:abstractNum w:abstractNumId="26" w15:restartNumberingAfterBreak="0">
+  <w:abstractNum w:abstractNumId="30" w15:restartNumberingAfterBreak="0">
     <w:nsid w:val="649021B8"/>
     <w:multiLevelType w:val="hybridMultilevel"/>
     <w:tmpl w:val="90347E30"/>
@@ -25978,7 +26016,7 @@
       </w:rPr>
     </w:lvl>
   </w:abstractNum>
-  <w:abstractNum w:abstractNumId="27" w15:restartNumberingAfterBreak="0">
+  <w:abstractNum w:abstractNumId="31" w15:restartNumberingAfterBreak="0">
     <w:nsid w:val="65966D41"/>
     <w:multiLevelType w:val="multilevel"/>
     <w:tmpl w:val="24ECF65C"/>
@@ -26091,7 +26129,7 @@
       </w:rPr>
     </w:lvl>
   </w:abstractNum>
-  <w:abstractNum w:abstractNumId="28" w15:restartNumberingAfterBreak="0">
+  <w:abstractNum w:abstractNumId="32" w15:restartNumberingAfterBreak="0">
     <w:nsid w:val="68931F8D"/>
     <w:multiLevelType w:val="hybridMultilevel"/>
     <w:tmpl w:val="31A28DCA"/>
@@ -26204,7 +26242,7 @@
       </w:rPr>
     </w:lvl>
   </w:abstractNum>
-  <w:abstractNum w:abstractNumId="29" w15:restartNumberingAfterBreak="0">
+  <w:abstractNum w:abstractNumId="33" w15:restartNumberingAfterBreak="0">
     <w:nsid w:val="692047AB"/>
     <w:multiLevelType w:val="hybridMultilevel"/>
     <w:tmpl w:val="45C04544"/>
@@ -26328,7 +26366,7 @@
       </w:rPr>
     </w:lvl>
   </w:abstractNum>
-  <w:abstractNum w:abstractNumId="30" w15:restartNumberingAfterBreak="0">
+  <w:abstractNum w:abstractNumId="34" w15:restartNumberingAfterBreak="0">
     <w:nsid w:val="75B3195B"/>
     <w:multiLevelType w:val="multilevel"/>
     <w:tmpl w:val="D6842208"/>
@@ -26457,7 +26495,7 @@
       </w:rPr>
     </w:lvl>
   </w:abstractNum>
-  <w:abstractNum w:abstractNumId="31" w15:restartNumberingAfterBreak="0">
+  <w:abstractNum w:abstractNumId="35" w15:restartNumberingAfterBreak="0">
     <w:nsid w:val="761B3A8D"/>
     <w:multiLevelType w:val="hybridMultilevel"/>
     <w:tmpl w:val="C9FC7DFE"/>
@@ -26570,7 +26608,120 @@
       </w:rPr>
     </w:lvl>
   </w:abstractNum>
-  <w:abstractNum w:abstractNumId="32" w15:restartNumberingAfterBreak="0">
+  <w:abstractNum w:abstractNumId="36" w15:restartNumberingAfterBreak="0">
+    <w:nsid w:val="7E5C6E7A"/>
+    <w:multiLevelType w:val="hybridMultilevel"/>
+    <w:tmpl w:val="21E814F0"/>
+    <w:lvl w:ilvl="0" w:tplc="04090001">
+      <w:start w:val="1"/>
+      <w:numFmt w:val="bullet"/>
+      <w:lvlText w:val=""/>
+      <w:lvlJc w:val="left"/>
+      <w:pPr>
+        <w:ind w:left="720" w:hanging="360"/>
+      </w:pPr>
+      <w:rPr>
+        <w:rFonts w:ascii="Symbol" w:hAnsi="Symbol" w:hint="default"/>
+      </w:rPr>
+    </w:lvl>
+    <w:lvl w:ilvl="1" w:tplc="04090003" w:tentative="1">
+      <w:start w:val="1"/>
+      <w:numFmt w:val="bullet"/>
+      <w:lvlText w:val="o"/>
+      <w:lvlJc w:val="left"/>
+      <w:pPr>
+        <w:ind w:left="1440" w:hanging="360"/>
+      </w:pPr>
+      <w:rPr>
+        <w:rFonts w:ascii="Courier New" w:hAnsi="Courier New" w:cs="Courier New" w:hint="default"/>
+      </w:rPr>
+    </w:lvl>
+    <w:lvl w:ilvl="2" w:tplc="04090005" w:tentative="1">
+      <w:start w:val="1"/>
+      <w:numFmt w:val="bullet"/>
+      <w:lvlText w:val=""/>
+      <w:lvlJc w:val="left"/>
+      <w:pPr>
+        <w:ind w:left="2160" w:hanging="360"/>
+      </w:pPr>
+      <w:rPr>
+        <w:rFonts w:ascii="Wingdings" w:hAnsi="Wingdings" w:hint="default"/>
+      </w:rPr>
+    </w:lvl>
+    <w:lvl w:ilvl="3" w:tplc="04090001" w:tentative="1">
+      <w:start w:val="1"/>
+      <w:numFmt w:val="bullet"/>
+      <w:lvlText w:val=""/>
+      <w:lvlJc w:val="left"/>
+      <w:pPr>
+        <w:ind w:left="2880" w:hanging="360"/>
+      </w:pPr>
+      <w:rPr>
+        <w:rFonts w:ascii="Symbol" w:hAnsi="Symbol" w:hint="default"/>
+      </w:rPr>
+    </w:lvl>
+    <w:lvl w:ilvl="4" w:tplc="04090003" w:tentative="1">
+      <w:start w:val="1"/>
+      <w:numFmt w:val="bullet"/>
+      <w:lvlText w:val="o"/>
+      <w:lvlJc w:val="left"/>
+      <w:pPr>
+        <w:ind w:left="3600" w:hanging="360"/>
+      </w:pPr>
+      <w:rPr>
+        <w:rFonts w:ascii="Courier New" w:hAnsi="Courier New" w:cs="Courier New" w:hint="default"/>
+      </w:rPr>
+    </w:lvl>
+    <w:lvl w:ilvl="5" w:tplc="04090005" w:tentative="1">
+      <w:start w:val="1"/>
+      <w:numFmt w:val="bullet"/>
+      <w:lvlText w:val=""/>
+      <w:lvlJc w:val="left"/>
+      <w:pPr>
+        <w:ind w:left="4320" w:hanging="360"/>
+      </w:pPr>
+      <w:rPr>
+        <w:rFonts w:ascii="Wingdings" w:hAnsi="Wingdings" w:hint="default"/>
+      </w:rPr>
+    </w:lvl>
+    <w:lvl w:ilvl="6" w:tplc="04090001" w:tentative="1">
+      <w:start w:val="1"/>
+      <w:numFmt w:val="bullet"/>
+      <w:lvlText w:val=""/>
+      <w:lvlJc w:val="left"/>
+      <w:pPr>
+        <w:ind w:left="5040" w:hanging="360"/>
+      </w:pPr>
+      <w:rPr>
+        <w:rFonts w:ascii="Symbol" w:hAnsi="Symbol" w:hint="default"/>
+      </w:rPr>
+    </w:lvl>
+    <w:lvl w:ilvl="7" w:tplc="04090003" w:tentative="1">
+      <w:start w:val="1"/>
+      <w:numFmt w:val="bullet"/>
+      <w:lvlText w:val="o"/>
+      <w:lvlJc w:val="left"/>
+      <w:pPr>
+        <w:ind w:left="5760" w:hanging="360"/>
+      </w:pPr>
+      <w:rPr>
+        <w:rFonts w:ascii="Courier New" w:hAnsi="Courier New" w:cs="Courier New" w:hint="default"/>
+      </w:rPr>
+    </w:lvl>
+    <w:lvl w:ilvl="8" w:tplc="04090005" w:tentative="1">
+      <w:start w:val="1"/>
+      <w:numFmt w:val="bullet"/>
+      <w:lvlText w:val=""/>
+      <w:lvlJc w:val="left"/>
+      <w:pPr>
+        <w:ind w:left="6480" w:hanging="360"/>
+      </w:pPr>
+      <w:rPr>
+        <w:rFonts w:ascii="Wingdings" w:hAnsi="Wingdings" w:hint="default"/>
+      </w:rPr>
+    </w:lvl>
+  </w:abstractNum>
+  <w:abstractNum w:abstractNumId="37" w15:restartNumberingAfterBreak="0">
     <w:nsid w:val="7F5F2E2C"/>
     <w:multiLevelType w:val="multilevel"/>
     <w:tmpl w:val="1A64C06C"/>
@@ -26697,111 +26848,126 @@
       </w:rPr>
     </w:lvl>
   </w:abstractNum>
-  <w:num w:numId="1" w16cid:durableId="1901093336">
+  <w:num w:numId="1">
+    <w:abstractNumId w:val="37"/>
+  </w:num>
+  <w:num w:numId="2">
+    <w:abstractNumId w:val="15"/>
+  </w:num>
+  <w:num w:numId="3">
+    <w:abstractNumId w:val="29"/>
+  </w:num>
+  <w:num w:numId="4">
+    <w:abstractNumId w:val="33"/>
+  </w:num>
+  <w:num w:numId="5">
+    <w:abstractNumId w:val="34"/>
+  </w:num>
+  <w:num w:numId="6">
+    <w:abstractNumId w:val="35"/>
+  </w:num>
+  <w:num w:numId="7">
+    <w:abstractNumId w:val="8"/>
+  </w:num>
+  <w:num w:numId="8">
+    <w:abstractNumId w:val="13"/>
+  </w:num>
+  <w:num w:numId="9">
+    <w:abstractNumId w:val="25"/>
+  </w:num>
+  <w:num w:numId="10">
+    <w:abstractNumId w:val="31"/>
+  </w:num>
+  <w:num w:numId="11">
     <w:abstractNumId w:val="32"/>
   </w:num>
-  <w:num w:numId="2" w16cid:durableId="652148874">
-    <w:abstractNumId w:val="13"/>
+  <w:num w:numId="12">
+    <w:abstractNumId w:val="7"/>
   </w:num>
-  <w:num w:numId="3" w16cid:durableId="1932737825">
-    <w:abstractNumId w:val="25"/>
+  <w:num w:numId="13">
+    <w:abstractNumId w:val="18"/>
   </w:num>
-  <w:num w:numId="4" w16cid:durableId="1851600600">
-    <w:abstractNumId w:val="29"/>
+  <w:num w:numId="14">
+    <w:abstractNumId w:val="11"/>
   </w:num>
-  <w:num w:numId="5" w16cid:durableId="2113895853">
+  <w:num w:numId="15">
+    <w:abstractNumId w:val="9"/>
+  </w:num>
+  <w:num w:numId="16">
+    <w:abstractNumId w:val="3"/>
+  </w:num>
+  <w:num w:numId="17">
+    <w:abstractNumId w:val="28"/>
+  </w:num>
+  <w:num w:numId="18">
+    <w:abstractNumId w:val="23"/>
+  </w:num>
+  <w:num w:numId="19">
+    <w:abstractNumId w:val="10"/>
+  </w:num>
+  <w:num w:numId="20">
+    <w:abstractNumId w:val="17"/>
+  </w:num>
+  <w:num w:numId="21">
+    <w:abstractNumId w:val="2"/>
+  </w:num>
+  <w:num w:numId="22">
+    <w:abstractNumId w:val="19"/>
+  </w:num>
+  <w:num w:numId="23">
     <w:abstractNumId w:val="30"/>
   </w:num>
-  <w:num w:numId="6" w16cid:durableId="1839954977">
-    <w:abstractNumId w:val="31"/>
+  <w:num w:numId="24">
+    <w:abstractNumId w:val="5"/>
   </w:num>
-  <w:num w:numId="7" w16cid:durableId="902449301">
-    <w:abstractNumId w:val="7"/>
+  <w:num w:numId="25">
+    <w:abstractNumId w:val="4"/>
   </w:num>
-  <w:num w:numId="8" w16cid:durableId="1690107992">
+  <w:num w:numId="26">
+    <w:abstractNumId w:val="1"/>
+  </w:num>
+  <w:num w:numId="27">
+    <w:abstractNumId w:val="26"/>
+  </w:num>
+  <w:num w:numId="28">
+    <w:abstractNumId w:val="24"/>
+  </w:num>
+  <w:num w:numId="29">
     <w:abstractNumId w:val="12"/>
   </w:num>
-  <w:num w:numId="9" w16cid:durableId="686178484">
+  <w:num w:numId="30">
     <w:abstractNumId w:val="21"/>
   </w:num>
-  <w:num w:numId="10" w16cid:durableId="272976406">
+  <w:num w:numId="31">
+    <w:abstractNumId w:val="20"/>
+  </w:num>
+  <w:num w:numId="32">
     <w:abstractNumId w:val="27"/>
   </w:num>
-  <w:num w:numId="11" w16cid:durableId="967204860">
-    <w:abstractNumId w:val="28"/>
-  </w:num>
-  <w:num w:numId="12" w16cid:durableId="129059679">
+  <w:num w:numId="33">
     <w:abstractNumId w:val="6"/>
   </w:num>
-  <w:num w:numId="13" w16cid:durableId="590968732">
-    <w:abstractNumId w:val="15"/>
-  </w:num>
-  <w:num w:numId="14" w16cid:durableId="812793045">
-    <w:abstractNumId w:val="10"/>
-  </w:num>
-  <w:num w:numId="15" w16cid:durableId="2118913129">
-    <w:abstractNumId w:val="8"/>
-  </w:num>
-  <w:num w:numId="16" w16cid:durableId="890120065">
-    <w:abstractNumId w:val="2"/>
-  </w:num>
-  <w:num w:numId="17" w16cid:durableId="1367949503">
-    <w:abstractNumId w:val="24"/>
-  </w:num>
-  <w:num w:numId="18" w16cid:durableId="1792436780">
-    <w:abstractNumId w:val="19"/>
-  </w:num>
-  <w:num w:numId="19" w16cid:durableId="1037966724">
-    <w:abstractNumId w:val="9"/>
-  </w:num>
-  <w:num w:numId="20" w16cid:durableId="2122801156">
+  <w:num w:numId="34">
     <w:abstractNumId w:val="14"/>
   </w:num>
-  <w:num w:numId="21" w16cid:durableId="1547184849">
-    <w:abstractNumId w:val="1"/>
-  </w:num>
-  <w:num w:numId="22" w16cid:durableId="2145199836">
+  <w:num w:numId="35">
     <w:abstractNumId w:val="16"/>
   </w:num>
-  <w:num w:numId="23" w16cid:durableId="161430705">
-    <w:abstractNumId w:val="26"/>
-  </w:num>
-  <w:num w:numId="24" w16cid:durableId="636645753">
-    <w:abstractNumId w:val="4"/>
-  </w:num>
-  <w:num w:numId="25" w16cid:durableId="171072554">
-    <w:abstractNumId w:val="3"/>
-  </w:num>
-  <w:num w:numId="26" w16cid:durableId="453984669">
+  <w:num w:numId="36">
     <w:abstractNumId w:val="0"/>
   </w:num>
-  <w:num w:numId="27" w16cid:durableId="485128801">
+  <w:num w:numId="37">
+    <w:abstractNumId w:val="36"/>
+  </w:num>
+  <w:num w:numId="38">
     <w:abstractNumId w:val="22"/>
-  </w:num>
-  <w:num w:numId="28" w16cid:durableId="812873756">
-    <w:abstractNumId w:val="20"/>
-  </w:num>
-  <w:num w:numId="29" w16cid:durableId="543753010">
-    <w:abstractNumId w:val="11"/>
-  </w:num>
-  <w:num w:numId="30" w16cid:durableId="1388380389">
-    <w:abstractNumId w:val="18"/>
-  </w:num>
-  <w:num w:numId="31" w16cid:durableId="1122110564">
-    <w:abstractNumId w:val="17"/>
-  </w:num>
-  <w:num w:numId="32" w16cid:durableId="1020353750">
-    <w:abstractNumId w:val="23"/>
-  </w:num>
-  <w:num w:numId="33" w16cid:durableId="362560217">
-    <w:abstractNumId w:val="5"/>
   </w:num>
   <w:numIdMacAtCleanup w:val="15"/>
 </w:numbering>
 </file>
 
 <file path=word/styles.xml><?xml version="1.0" encoding="utf-8"?>
-<w:styles xmlns:mc="http://schemas.openxmlformats.org/markup-compatibility/2006" xmlns:r="http://schemas.openxmlformats.org/officeDocument/2006/relationships" xmlns:w="http://schemas.openxmlformats.org/wordprocessingml/2006/main" xmlns:w14="http://schemas.microsoft.com/office/word/2010/wordml" xmlns:w15="http://schemas.microsoft.com/office/word/2012/wordml" xmlns:w16cex="http://schemas.microsoft.com/office/word/2018/wordml/cex" xmlns:w16cid="http://schemas.microsoft.com/office/word/2016/wordml/cid" xmlns:w16="http://schemas.microsoft.com/office/word/2018/wordml" xmlns:w16sdtdh="http://schemas.microsoft.com/office/word/2020/wordml/sdtdatahash" xmlns:w16se="http://schemas.microsoft.com/office/word/2015/wordml/symex" mc:Ignorable="w14 w15 w16se w16cid w16 w16cex w16sdtdh">
+<w:styles xmlns:mc="http://schemas.openxmlformats.org/markup-compatibility/2006" xmlns:r="http://schemas.openxmlformats.org/officeDocument/2006/relationships" xmlns:w="http://schemas.openxmlformats.org/wordprocessingml/2006/main" xmlns:w14="http://schemas.microsoft.com/office/word/2010/wordml" xmlns:w15="http://schemas.microsoft.com/office/word/2012/wordml" xmlns:w16se="http://schemas.microsoft.com/office/word/2015/wordml/symex" mc:Ignorable="w14 w15 w16se">
   <w:docDefaults>
     <w:rPrDefault>
       <w:rPr>
@@ -26819,7 +26985,7 @@
       </w:pPr>
     </w:pPrDefault>
   </w:docDefaults>
-  <w:latentStyles w:defLockedState="0" w:defUIPriority="99" w:defSemiHidden="0" w:defUnhideWhenUsed="0" w:defQFormat="0" w:count="376">
+  <w:latentStyles w:defLockedState="0" w:defUIPriority="99" w:defSemiHidden="0" w:defUnhideWhenUsed="0" w:defQFormat="0" w:count="371">
     <w:lsdException w:name="Normal" w:uiPriority="0" w:qFormat="1"/>
     <w:lsdException w:name="heading 1" w:uiPriority="9" w:qFormat="1"/>
     <w:lsdException w:name="heading 2" w:semiHidden="1" w:uiPriority="9" w:unhideWhenUsed="1" w:qFormat="1"/>
@@ -26925,6 +27091,7 @@
     <w:lsdException w:name="HTML Sample" w:semiHidden="1" w:unhideWhenUsed="1"/>
     <w:lsdException w:name="HTML Typewriter" w:semiHidden="1" w:unhideWhenUsed="1"/>
     <w:lsdException w:name="HTML Variable" w:semiHidden="1" w:unhideWhenUsed="1"/>
+    <w:lsdException w:name="Normal Table" w:semiHidden="1" w:unhideWhenUsed="1"/>
     <w:lsdException w:name="annotation subject" w:semiHidden="1" w:unhideWhenUsed="1"/>
     <w:lsdException w:name="No List" w:semiHidden="1" w:unhideWhenUsed="1"/>
     <w:lsdException w:name="Outline List 1" w:semiHidden="1" w:unhideWhenUsed="1"/>
@@ -26967,8 +27134,11 @@
     <w:lsdException w:name="Table Contemporary" w:semiHidden="1" w:unhideWhenUsed="1"/>
     <w:lsdException w:name="Table Elegant" w:semiHidden="1" w:unhideWhenUsed="1"/>
     <w:lsdException w:name="Table Professional" w:semiHidden="1" w:unhideWhenUsed="1"/>
+    <w:lsdException w:name="Table Subtle 1" w:semiHidden="1" w:unhideWhenUsed="1"/>
     <w:lsdException w:name="Table Subtle 2" w:semiHidden="1" w:unhideWhenUsed="1"/>
     <w:lsdException w:name="Table Web 1" w:semiHidden="1" w:unhideWhenUsed="1"/>
+    <w:lsdException w:name="Table Web 2" w:semiHidden="1" w:unhideWhenUsed="1"/>
+    <w:lsdException w:name="Table Web 3" w:semiHidden="1" w:unhideWhenUsed="1"/>
     <w:lsdException w:name="Balloon Text" w:semiHidden="1" w:unhideWhenUsed="1"/>
     <w:lsdException w:name="Table Grid" w:uiPriority="39"/>
     <w:lsdException w:name="Table Theme" w:semiHidden="1" w:unhideWhenUsed="1"/>
@@ -27187,11 +27357,6 @@
     <w:lsdException w:name="List Table 5 Dark Accent 6" w:uiPriority="50"/>
     <w:lsdException w:name="List Table 6 Colorful Accent 6" w:uiPriority="51"/>
     <w:lsdException w:name="List Table 7 Colorful Accent 6" w:uiPriority="52"/>
-    <w:lsdException w:name="Mention" w:semiHidden="1" w:unhideWhenUsed="1"/>
-    <w:lsdException w:name="Smart Hyperlink" w:semiHidden="1" w:unhideWhenUsed="1"/>
-    <w:lsdException w:name="Hashtag" w:semiHidden="1" w:unhideWhenUsed="1"/>
-    <w:lsdException w:name="Unresolved Mention" w:semiHidden="1" w:unhideWhenUsed="1"/>
-    <w:lsdException w:name="Smart Link" w:semiHidden="1" w:unhideWhenUsed="1"/>
   </w:latentStyles>
   <w:style w:type="paragraph" w:default="1" w:styleId="Normal">
     <w:name w:val="Normal"/>
@@ -27717,7 +27882,7 @@
       <w:vertAlign w:val="superscript"/>
     </w:rPr>
   </w:style>
-  <w:style w:type="table" w:styleId="Tablaconcuadrcula4-nfasis4">
+  <w:style w:type="table" w:styleId="Tabladecuadrcula4-nfasis4">
     <w:name w:val="Grid Table 4 Accent 4"/>
     <w:basedOn w:val="Tablanormal"/>
     <w:uiPriority w:val="49"/>
@@ -27790,7 +27955,7 @@
       </w:tcPr>
     </w:tblStylePr>
   </w:style>
-  <w:style w:type="table" w:styleId="Tablaconcuadrcula1clara-nfasis4">
+  <w:style w:type="table" w:styleId="Tabladecuadrcula1clara-nfasis4">
     <w:name w:val="Grid Table 1 Light Accent 4"/>
     <w:basedOn w:val="Tablanormal"/>
     <w:uiPriority w:val="46"/>
@@ -27936,7 +28101,7 @@
       <w:shd w:val="clear" w:color="auto" w:fill="E1DFDD"/>
     </w:rPr>
   </w:style>
-  <w:style w:type="table" w:styleId="Tablaconcuadrcula5oscura-nfasis4">
+  <w:style w:type="table" w:styleId="Tabladecuadrcula5oscura-nfasis4">
     <w:name w:val="Grid Table 5 Dark Accent 4"/>
     <w:basedOn w:val="Tablanormal"/>
     <w:uiPriority w:val="50"/>
@@ -28370,7 +28535,7 @@
       </w:tcPr>
     </w:tblStylePr>
   </w:style>
-  <w:style w:type="table" w:styleId="Tablaconcuadrcula6concolores-nfasis4">
+  <w:style w:type="table" w:styleId="Tabladecuadrcula6concolores-nfasis4">
     <w:name w:val="Grid Table 6 Colorful Accent 4"/>
     <w:basedOn w:val="Tablanormal"/>
     <w:uiPriority w:val="51"/>
@@ -28598,7 +28763,7 @@
       </w:tcPr>
     </w:tblStylePr>
   </w:style>
-  <w:style w:type="table" w:styleId="Tablaconcuadrcula7concolores-nfasis4">
+  <w:style w:type="table" w:styleId="Tabladecuadrcula7concolores-nfasis4">
     <w:name w:val="Grid Table 7 Colorful Accent 4"/>
     <w:basedOn w:val="Tablanormal"/>
     <w:uiPriority w:val="52"/>
@@ -29025,7 +29190,7 @@
 </file>
 
 <file path=customXml/itemProps1.xml><?xml version="1.0" encoding="utf-8"?>
-<ds:datastoreItem xmlns:ds="http://schemas.openxmlformats.org/officeDocument/2006/customXml" ds:itemID="{06FBEFAC-8282-40E2-A1A9-AD2F238F1EEB}">
+<ds:datastoreItem xmlns:ds="http://schemas.openxmlformats.org/officeDocument/2006/customXml" ds:itemID="{2B575E44-6DF1-46CE-941D-8B9C81A4B3A6}">
   <ds:schemaRefs>
     <ds:schemaRef ds:uri="http://schemas.openxmlformats.org/officeDocument/2006/bibliography"/>
   </ds:schemaRefs>
